--- a/docs/delivery/아가야_앱_완료보고서.docx
+++ b/docs/delivery/아가야_앱_완료보고서.docx
@@ -5,68 +5,82 @@
     <w:p>
       <w:pPr>
         <w:pStyle w:val="Title"/>
-        <w:jc w:val="left"/>
+        <w:spacing w:line="288" w:lineRule="auto"/>
       </w:pPr>
       <w:r>
+        <w:rPr>
+          <w:rFonts w:ascii="Malgun Gothic" w:hAnsi="Malgun Gothic" w:eastAsia="Malgun Gothic"/>
+          <w:color w:val="1F2937"/>
+          <w:sz w:val="20"/>
+        </w:rPr>
         <w:t>아가야 앱 완료 보고서</w:t>
       </w:r>
     </w:p>
     <w:p>
       <w:pPr>
-        <w:spacing w:after="200"/>
+        <w:pStyle w:val="Subtitle"/>
+        <w:spacing w:line="288" w:lineRule="auto"/>
       </w:pPr>
       <w:r>
         <w:rPr>
           <w:rFonts w:ascii="Malgun Gothic" w:hAnsi="Malgun Gothic" w:eastAsia="Malgun Gothic"/>
-          <w:color w:val="5B6F7E"/>
+          <w:color w:val="1F2937"/>
           <w:sz w:val="20"/>
         </w:rPr>
-        <w:t>최종 검수용 완료 보고서 | 2026.05.10 기준</w:t>
+        <w:t>계약 범위 기준 최종 검수 문서 | 2026.05.10 기준</w:t>
       </w:r>
     </w:p>
     <w:tbl>
       <w:tblPr>
-        <w:tblW w:type="auto" w:w="0"/>
-        <w:jc w:val="left"/>
+        <w:tblW w:type="dxa" w:w="8800"/>
+        <w:jc w:val="center"/>
         <w:tblLook w:firstColumn="1" w:firstRow="1" w:lastColumn="0" w:lastRow="0" w:noHBand="0" w:noVBand="1" w:val="04A0"/>
-        <w:tblBorders>
-          <w:top w:val="single" w:sz="6" w:space="0" w:color="D7E0EA"/>
-          <w:left w:val="single" w:sz="6" w:space="0" w:color="D7E0EA"/>
-          <w:bottom w:val="single" w:sz="6" w:space="0" w:color="D7E0EA"/>
-          <w:right w:val="single" w:sz="6" w:space="0" w:color="D7E0EA"/>
-          <w:insideH w:val="single" w:sz="6" w:space="0" w:color="D7E0EA"/>
-          <w:insideV w:val="single" w:sz="6" w:space="0" w:color="D7E0EA"/>
-        </w:tblBorders>
+        <w:tblLayout w:type="fixed"/>
       </w:tblPr>
       <w:tblGrid>
-        <w:gridCol w:w="9792"/>
+        <w:gridCol w:w="10166"/>
       </w:tblGrid>
       <w:tr>
         <w:tc>
           <w:tcPr>
-            <w:tcW w:type="dxa" w:w="9792"/>
-            <w:shd w:fill="F4F6F8"/>
+            <w:tcW w:type="dxa" w:w="10166"/>
+            <w:shd w:fill="F2F8F6"/>
+            <w:tcBorders>
+              <w:top w:val="single" w:sz="6" w:space="0" w:color="CFE2DB"/>
+              <w:left w:val="single" w:sz="6" w:space="0" w:color="CFE2DB"/>
+              <w:bottom w:val="single" w:sz="6" w:space="0" w:color="CFE2DB"/>
+              <w:right w:val="single" w:sz="6" w:space="0" w:color="CFE2DB"/>
+            </w:tcBorders>
+            <w:tcMar>
+              <w:top w:w="90" w:type="dxa"/>
+              <w:start w:w="120" w:type="dxa"/>
+              <w:bottom w:w="90" w:type="dxa"/>
+              <w:end w:w="120" w:type="dxa"/>
+            </w:tcMar>
+            <w:vAlign w:val="center"/>
           </w:tcPr>
           <w:p>
             <w:pPr>
-              <w:spacing w:after="0"/>
+              <w:spacing w:line="288" w:lineRule="auto" w:after="0"/>
             </w:pPr>
             <w:r>
               <w:rPr>
                 <w:rFonts w:ascii="Malgun Gothic" w:hAnsi="Malgun Gothic" w:eastAsia="Malgun Gothic"/>
                 <w:b/>
-                <w:color w:val="205C8E"/>
+                <w:color w:val="4C8978"/>
                 <w:sz w:val="20"/>
               </w:rPr>
-              <w:t xml:space="preserve">요약 </w:t>
+              <w:t>문서 목적</w:t>
+              <w:br/>
             </w:r>
             <w:r>
               <w:rPr>
                 <w:rFonts w:ascii="Malgun Gothic" w:hAnsi="Malgun Gothic" w:eastAsia="Malgun Gothic"/>
-                <w:color w:val="162230"/>
+                <w:b w:val="0"/>
+                <w:color w:val="1F2937"/>
                 <w:sz w:val="20"/>
               </w:rPr>
-              <w:t>사용자 앱의 핵심 흐름이 실제 화면 기준으로 확인되도록 정리했습니다. 홈, 오늘/우리, 대화, 체크리스트, 활동 캘린더와 대화 요약을 기준으로 검수할 수 있습니다.</w:t>
+              <w:t>이 문서는 임산부 사용자가 앱에서 실제로 확인하는 기능을 계약서와 SOW 기준으로 정리한 완료 보고서입니다. 개발자 용어보다 검수자가 화면에서 무엇을 확인하면 되는지에 초점을 둡니다.</w:t>
             </w:r>
           </w:p>
         </w:tc>
@@ -74,94 +88,755 @@
     </w:tbl>
     <w:p>
       <w:pPr>
+        <w:spacing w:after="40" w:line="288" w:lineRule="auto"/>
+      </w:pPr>
+    </w:p>
+    <w:p>
+      <w:pPr>
         <w:pStyle w:val="Heading1"/>
+        <w:spacing w:line="288" w:lineRule="auto"/>
       </w:pPr>
       <w:r>
-        <w:t>완료 범위</w:t>
+        <w:rPr>
+          <w:rFonts w:ascii="Malgun Gothic" w:hAnsi="Malgun Gothic" w:eastAsia="Malgun Gothic"/>
+          <w:color w:val="1F2937"/>
+          <w:sz w:val="20"/>
+        </w:rPr>
+        <w:t>1. 계약 범위 대응 요약</w:t>
       </w:r>
     </w:p>
     <w:tbl>
       <w:tblPr>
-        <w:tblW w:type="auto" w:w="0"/>
-        <w:jc w:val="left"/>
+        <w:tblStyle w:val="TableGrid"/>
+        <w:tblW w:type="dxa" w:w="8800"/>
+        <w:jc w:val="center"/>
+        <w:tblLook w:firstColumn="1" w:firstRow="1" w:lastColumn="0" w:lastRow="0" w:noHBand="0" w:noVBand="1" w:val="04A0"/>
         <w:tblLayout w:type="fixed"/>
-        <w:tblLook w:firstColumn="1" w:firstRow="1" w:lastColumn="0" w:lastRow="0" w:noHBand="0" w:noVBand="1" w:val="04A0"/>
-        <w:tblBorders>
-          <w:top w:val="single" w:sz="6" w:space="0" w:color="D7E0EA"/>
-          <w:left w:val="single" w:sz="6" w:space="0" w:color="D7E0EA"/>
-          <w:bottom w:val="single" w:sz="6" w:space="0" w:color="D7E0EA"/>
-          <w:right w:val="single" w:sz="6" w:space="0" w:color="D7E0EA"/>
-          <w:insideH w:val="single" w:sz="6" w:space="0" w:color="D7E0EA"/>
-          <w:insideV w:val="single" w:sz="6" w:space="0" w:color="D7E0EA"/>
-        </w:tblBorders>
       </w:tblPr>
       <w:tblGrid>
-        <w:gridCol w:w="3264"/>
-        <w:gridCol w:w="3264"/>
-        <w:gridCol w:w="3264"/>
+        <w:gridCol w:w="3389"/>
+        <w:gridCol w:w="3389"/>
+        <w:gridCol w:w="3389"/>
       </w:tblGrid>
       <w:tr>
         <w:tc>
           <w:tcPr>
-            <w:tcW w:type="dxa" w:w="2232"/>
+            <w:tcW w:type="dxa" w:w="2448"/>
             <w:vAlign w:val="center"/>
-            <w:shd w:fill="EAF3FB"/>
+            <w:shd w:fill="EAF4F8"/>
+            <w:tcBorders>
+              <w:top w:val="single" w:sz="6" w:space="0" w:color="D8E2EA"/>
+              <w:left w:val="single" w:sz="6" w:space="0" w:color="D8E2EA"/>
+              <w:bottom w:val="single" w:sz="6" w:space="0" w:color="D8E2EA"/>
+              <w:right w:val="single" w:sz="6" w:space="0" w:color="D8E2EA"/>
+            </w:tcBorders>
+            <w:tcMar>
+              <w:top w:w="90" w:type="dxa"/>
+              <w:start w:w="120" w:type="dxa"/>
+              <w:bottom w:w="90" w:type="dxa"/>
+              <w:end w:w="120" w:type="dxa"/>
+            </w:tcMar>
           </w:tcPr>
           <w:p>
             <w:pPr>
-              <w:spacing w:after="0"/>
+              <w:spacing w:line="288" w:lineRule="auto" w:after="0"/>
             </w:pPr>
-            <w:r/>
             <w:r>
               <w:rPr>
                 <w:rFonts w:ascii="Malgun Gothic" w:hAnsi="Malgun Gothic" w:eastAsia="Malgun Gothic"/>
                 <w:b/>
-                <w:color w:val="162230"/>
-                <w:sz w:val="19"/>
+                <w:color w:val="246378"/>
+                <w:sz w:val="20"/>
               </w:rPr>
-              <w:t>확인 항목</w:t>
+              <w:t>계약 항목</w:t>
             </w:r>
           </w:p>
         </w:tc>
         <w:tc>
           <w:tcPr>
-            <w:tcW w:type="dxa" w:w="1440"/>
+            <w:tcW w:type="dxa" w:w="4320"/>
             <w:vAlign w:val="center"/>
-            <w:shd w:fill="EAF3FB"/>
+            <w:shd w:fill="EAF4F8"/>
+            <w:tcBorders>
+              <w:top w:val="single" w:sz="6" w:space="0" w:color="D8E2EA"/>
+              <w:left w:val="single" w:sz="6" w:space="0" w:color="D8E2EA"/>
+              <w:bottom w:val="single" w:sz="6" w:space="0" w:color="D8E2EA"/>
+              <w:right w:val="single" w:sz="6" w:space="0" w:color="D8E2EA"/>
+            </w:tcBorders>
+            <w:tcMar>
+              <w:top w:w="90" w:type="dxa"/>
+              <w:start w:w="120" w:type="dxa"/>
+              <w:bottom w:w="90" w:type="dxa"/>
+              <w:end w:w="120" w:type="dxa"/>
+            </w:tcMar>
           </w:tcPr>
           <w:p>
             <w:pPr>
-              <w:spacing w:after="0"/>
+              <w:spacing w:line="288" w:lineRule="auto" w:after="0"/>
             </w:pPr>
-            <w:r/>
             <w:r>
               <w:rPr>
                 <w:rFonts w:ascii="Malgun Gothic" w:hAnsi="Malgun Gothic" w:eastAsia="Malgun Gothic"/>
                 <w:b/>
-                <w:color w:val="162230"/>
-                <w:sz w:val="19"/>
+                <w:color w:val="246378"/>
+                <w:sz w:val="20"/>
               </w:rPr>
-              <w:t>결과</w:t>
+              <w:t>앱에서 확인할 내용</w:t>
             </w:r>
           </w:p>
         </w:tc>
         <w:tc>
           <w:tcPr>
-            <w:tcW w:type="dxa" w:w="6408"/>
+            <w:tcW w:type="dxa" w:w="2592"/>
             <w:vAlign w:val="center"/>
-            <w:shd w:fill="EAF3FB"/>
+            <w:shd w:fill="EAF4F8"/>
+            <w:tcBorders>
+              <w:top w:val="single" w:sz="6" w:space="0" w:color="D8E2EA"/>
+              <w:left w:val="single" w:sz="6" w:space="0" w:color="D8E2EA"/>
+              <w:bottom w:val="single" w:sz="6" w:space="0" w:color="D8E2EA"/>
+              <w:right w:val="single" w:sz="6" w:space="0" w:color="D8E2EA"/>
+            </w:tcBorders>
+            <w:tcMar>
+              <w:top w:w="90" w:type="dxa"/>
+              <w:start w:w="120" w:type="dxa"/>
+              <w:bottom w:w="90" w:type="dxa"/>
+              <w:end w:w="120" w:type="dxa"/>
+            </w:tcMar>
           </w:tcPr>
           <w:p>
             <w:pPr>
-              <w:spacing w:after="0"/>
+              <w:spacing w:line="288" w:lineRule="auto" w:after="0"/>
             </w:pPr>
-            <w:r/>
             <w:r>
               <w:rPr>
                 <w:rFonts w:ascii="Malgun Gothic" w:hAnsi="Malgun Gothic" w:eastAsia="Malgun Gothic"/>
                 <w:b/>
-                <w:color w:val="162230"/>
-                <w:sz w:val="19"/>
+                <w:color w:val="246378"/>
+                <w:sz w:val="20"/>
+              </w:rPr>
+              <w:t>완료 판단</w:t>
+            </w:r>
+          </w:p>
+        </w:tc>
+      </w:tr>
+      <w:tr>
+        <w:tc>
+          <w:tcPr>
+            <w:tcW w:type="dxa" w:w="2448"/>
+            <w:vAlign w:val="center"/>
+            <w:tcBorders>
+              <w:top w:val="single" w:sz="6" w:space="0" w:color="D8E2EA"/>
+              <w:left w:val="single" w:sz="6" w:space="0" w:color="D8E2EA"/>
+              <w:bottom w:val="single" w:sz="6" w:space="0" w:color="D8E2EA"/>
+              <w:right w:val="single" w:sz="6" w:space="0" w:color="D8E2EA"/>
+            </w:tcBorders>
+            <w:tcMar>
+              <w:top w:w="90" w:type="dxa"/>
+              <w:start w:w="120" w:type="dxa"/>
+              <w:bottom w:w="90" w:type="dxa"/>
+              <w:end w:w="120" w:type="dxa"/>
+            </w:tcMar>
+          </w:tcPr>
+          <w:p>
+            <w:pPr>
+              <w:spacing w:line="288" w:lineRule="auto" w:after="0"/>
+            </w:pPr>
+            <w:r>
+              <w:rPr>
+                <w:rFonts w:ascii="Malgun Gothic" w:hAnsi="Malgun Gothic" w:eastAsia="Malgun Gothic"/>
+                <w:b w:val="0"/>
+                <w:color w:val="1F2937"/>
+                <w:sz w:val="20"/>
+              </w:rPr>
+              <w:t>임산부 대상 AI 상담 챗봇</w:t>
+            </w:r>
+          </w:p>
+        </w:tc>
+        <w:tc>
+          <w:tcPr>
+            <w:tcW w:type="dxa" w:w="4320"/>
+            <w:vAlign w:val="center"/>
+            <w:tcBorders>
+              <w:top w:val="single" w:sz="6" w:space="0" w:color="D8E2EA"/>
+              <w:left w:val="single" w:sz="6" w:space="0" w:color="D8E2EA"/>
+              <w:bottom w:val="single" w:sz="6" w:space="0" w:color="D8E2EA"/>
+              <w:right w:val="single" w:sz="6" w:space="0" w:color="D8E2EA"/>
+            </w:tcBorders>
+            <w:tcMar>
+              <w:top w:w="90" w:type="dxa"/>
+              <w:start w:w="120" w:type="dxa"/>
+              <w:bottom w:w="90" w:type="dxa"/>
+              <w:end w:w="120" w:type="dxa"/>
+            </w:tcMar>
+          </w:tcPr>
+          <w:p>
+            <w:pPr>
+              <w:spacing w:line="288" w:lineRule="auto" w:after="0"/>
+            </w:pPr>
+            <w:r>
+              <w:rPr>
+                <w:rFonts w:ascii="Malgun Gothic" w:hAnsi="Malgun Gothic" w:eastAsia="Malgun Gothic"/>
+                <w:b w:val="0"/>
+                <w:color w:val="1F2937"/>
+                <w:sz w:val="20"/>
+              </w:rPr>
+              <w:t>오늘 화면, 대화 화면, 주차별 정보, 대화 요약 화면 제공</w:t>
+            </w:r>
+          </w:p>
+        </w:tc>
+        <w:tc>
+          <w:tcPr>
+            <w:tcW w:type="dxa" w:w="2592"/>
+            <w:vAlign w:val="center"/>
+            <w:tcBorders>
+              <w:top w:val="single" w:sz="6" w:space="0" w:color="D8E2EA"/>
+              <w:left w:val="single" w:sz="6" w:space="0" w:color="D8E2EA"/>
+              <w:bottom w:val="single" w:sz="6" w:space="0" w:color="D8E2EA"/>
+              <w:right w:val="single" w:sz="6" w:space="0" w:color="D8E2EA"/>
+            </w:tcBorders>
+            <w:tcMar>
+              <w:top w:w="90" w:type="dxa"/>
+              <w:start w:w="120" w:type="dxa"/>
+              <w:bottom w:w="90" w:type="dxa"/>
+              <w:end w:w="120" w:type="dxa"/>
+            </w:tcMar>
+          </w:tcPr>
+          <w:p>
+            <w:pPr>
+              <w:spacing w:line="288" w:lineRule="auto" w:after="0"/>
+            </w:pPr>
+            <w:r>
+              <w:rPr>
+                <w:rFonts w:ascii="Malgun Gothic" w:hAnsi="Malgun Gothic" w:eastAsia="Malgun Gothic"/>
+                <w:b w:val="0"/>
+                <w:color w:val="1F2937"/>
+                <w:sz w:val="20"/>
+              </w:rPr>
+              <w:t>사용자가 앱에서 상담과 기록 확인 가능</w:t>
+            </w:r>
+          </w:p>
+        </w:tc>
+      </w:tr>
+      <w:tr>
+        <w:tc>
+          <w:tcPr>
+            <w:tcW w:type="dxa" w:w="2448"/>
+            <w:vAlign w:val="center"/>
+            <w:tcBorders>
+              <w:top w:val="single" w:sz="6" w:space="0" w:color="D8E2EA"/>
+              <w:left w:val="single" w:sz="6" w:space="0" w:color="D8E2EA"/>
+              <w:bottom w:val="single" w:sz="6" w:space="0" w:color="D8E2EA"/>
+              <w:right w:val="single" w:sz="6" w:space="0" w:color="D8E2EA"/>
+            </w:tcBorders>
+            <w:tcMar>
+              <w:top w:w="90" w:type="dxa"/>
+              <w:start w:w="120" w:type="dxa"/>
+              <w:bottom w:w="90" w:type="dxa"/>
+              <w:end w:w="120" w:type="dxa"/>
+            </w:tcMar>
+          </w:tcPr>
+          <w:p>
+            <w:pPr>
+              <w:spacing w:line="288" w:lineRule="auto" w:after="0"/>
+            </w:pPr>
+            <w:r>
+              <w:rPr>
+                <w:rFonts w:ascii="Malgun Gothic" w:hAnsi="Malgun Gothic" w:eastAsia="Malgun Gothic"/>
+                <w:b w:val="0"/>
+                <w:color w:val="1F2937"/>
+                <w:sz w:val="20"/>
+              </w:rPr>
+              <w:t>전화번호 인증 로그인</w:t>
+            </w:r>
+          </w:p>
+        </w:tc>
+        <w:tc>
+          <w:tcPr>
+            <w:tcW w:type="dxa" w:w="4320"/>
+            <w:vAlign w:val="center"/>
+            <w:tcBorders>
+              <w:top w:val="single" w:sz="6" w:space="0" w:color="D8E2EA"/>
+              <w:left w:val="single" w:sz="6" w:space="0" w:color="D8E2EA"/>
+              <w:bottom w:val="single" w:sz="6" w:space="0" w:color="D8E2EA"/>
+              <w:right w:val="single" w:sz="6" w:space="0" w:color="D8E2EA"/>
+            </w:tcBorders>
+            <w:tcMar>
+              <w:top w:w="90" w:type="dxa"/>
+              <w:start w:w="120" w:type="dxa"/>
+              <w:bottom w:w="90" w:type="dxa"/>
+              <w:end w:w="120" w:type="dxa"/>
+            </w:tcMar>
+          </w:tcPr>
+          <w:p>
+            <w:pPr>
+              <w:spacing w:line="288" w:lineRule="auto" w:after="0"/>
+            </w:pPr>
+            <w:r>
+              <w:rPr>
+                <w:rFonts w:ascii="Malgun Gothic" w:hAnsi="Malgun Gothic" w:eastAsia="Malgun Gothic"/>
+                <w:b w:val="0"/>
+                <w:color w:val="1F2937"/>
+                <w:sz w:val="20"/>
+              </w:rPr>
+              <w:t>전화번호 기반 로그인/재로그인, 세션 유지</w:t>
+            </w:r>
+          </w:p>
+        </w:tc>
+        <w:tc>
+          <w:tcPr>
+            <w:tcW w:type="dxa" w:w="2592"/>
+            <w:vAlign w:val="center"/>
+            <w:tcBorders>
+              <w:top w:val="single" w:sz="6" w:space="0" w:color="D8E2EA"/>
+              <w:left w:val="single" w:sz="6" w:space="0" w:color="D8E2EA"/>
+              <w:bottom w:val="single" w:sz="6" w:space="0" w:color="D8E2EA"/>
+              <w:right w:val="single" w:sz="6" w:space="0" w:color="D8E2EA"/>
+            </w:tcBorders>
+            <w:tcMar>
+              <w:top w:w="90" w:type="dxa"/>
+              <w:start w:w="120" w:type="dxa"/>
+              <w:bottom w:w="90" w:type="dxa"/>
+              <w:end w:w="120" w:type="dxa"/>
+            </w:tcMar>
+          </w:tcPr>
+          <w:p>
+            <w:pPr>
+              <w:spacing w:line="288" w:lineRule="auto" w:after="0"/>
+            </w:pPr>
+            <w:r>
+              <w:rPr>
+                <w:rFonts w:ascii="Malgun Gothic" w:hAnsi="Malgun Gothic" w:eastAsia="Malgun Gothic"/>
+                <w:b w:val="0"/>
+                <w:color w:val="1F2937"/>
+                <w:sz w:val="20"/>
+              </w:rPr>
+              <w:t>테스트 계정으로 앱 진입 가능</w:t>
+            </w:r>
+          </w:p>
+        </w:tc>
+      </w:tr>
+      <w:tr>
+        <w:tc>
+          <w:tcPr>
+            <w:tcW w:type="dxa" w:w="2448"/>
+            <w:vAlign w:val="center"/>
+            <w:tcBorders>
+              <w:top w:val="single" w:sz="6" w:space="0" w:color="D8E2EA"/>
+              <w:left w:val="single" w:sz="6" w:space="0" w:color="D8E2EA"/>
+              <w:bottom w:val="single" w:sz="6" w:space="0" w:color="D8E2EA"/>
+              <w:right w:val="single" w:sz="6" w:space="0" w:color="D8E2EA"/>
+            </w:tcBorders>
+            <w:tcMar>
+              <w:top w:w="90" w:type="dxa"/>
+              <w:start w:w="120" w:type="dxa"/>
+              <w:bottom w:w="90" w:type="dxa"/>
+              <w:end w:w="120" w:type="dxa"/>
+            </w:tcMar>
+          </w:tcPr>
+          <w:p>
+            <w:pPr>
+              <w:spacing w:line="288" w:lineRule="auto" w:after="0"/>
+            </w:pPr>
+            <w:r>
+              <w:rPr>
+                <w:rFonts w:ascii="Malgun Gothic" w:hAnsi="Malgun Gothic" w:eastAsia="Malgun Gothic"/>
+                <w:b w:val="0"/>
+                <w:color w:val="1F2937"/>
+                <w:sz w:val="20"/>
+              </w:rPr>
+              <w:t>AI 채팅 시스템</w:t>
+            </w:r>
+          </w:p>
+        </w:tc>
+        <w:tc>
+          <w:tcPr>
+            <w:tcW w:type="dxa" w:w="4320"/>
+            <w:vAlign w:val="center"/>
+            <w:tcBorders>
+              <w:top w:val="single" w:sz="6" w:space="0" w:color="D8E2EA"/>
+              <w:left w:val="single" w:sz="6" w:space="0" w:color="D8E2EA"/>
+              <w:bottom w:val="single" w:sz="6" w:space="0" w:color="D8E2EA"/>
+              <w:right w:val="single" w:sz="6" w:space="0" w:color="D8E2EA"/>
+            </w:tcBorders>
+            <w:tcMar>
+              <w:top w:w="90" w:type="dxa"/>
+              <w:start w:w="120" w:type="dxa"/>
+              <w:bottom w:w="90" w:type="dxa"/>
+              <w:end w:w="120" w:type="dxa"/>
+            </w:tcMar>
+          </w:tcPr>
+          <w:p>
+            <w:pPr>
+              <w:spacing w:line="288" w:lineRule="auto" w:after="0"/>
+            </w:pPr>
+            <w:r>
+              <w:rPr>
+                <w:rFonts w:ascii="Malgun Gothic" w:hAnsi="Malgun Gothic" w:eastAsia="Malgun Gothic"/>
+                <w:b w:val="0"/>
+                <w:color w:val="1F2937"/>
+                <w:sz w:val="20"/>
+              </w:rPr>
+              <w:t>가드레일, 감정 반응, RAG 기반 답변, 오늘의 질문 흐름</w:t>
+            </w:r>
+          </w:p>
+        </w:tc>
+        <w:tc>
+          <w:tcPr>
+            <w:tcW w:type="dxa" w:w="2592"/>
+            <w:vAlign w:val="center"/>
+            <w:tcBorders>
+              <w:top w:val="single" w:sz="6" w:space="0" w:color="D8E2EA"/>
+              <w:left w:val="single" w:sz="6" w:space="0" w:color="D8E2EA"/>
+              <w:bottom w:val="single" w:sz="6" w:space="0" w:color="D8E2EA"/>
+              <w:right w:val="single" w:sz="6" w:space="0" w:color="D8E2EA"/>
+            </w:tcBorders>
+            <w:tcMar>
+              <w:top w:w="90" w:type="dxa"/>
+              <w:start w:w="120" w:type="dxa"/>
+              <w:bottom w:w="90" w:type="dxa"/>
+              <w:end w:w="120" w:type="dxa"/>
+            </w:tcMar>
+          </w:tcPr>
+          <w:p>
+            <w:pPr>
+              <w:spacing w:line="288" w:lineRule="auto" w:after="0"/>
+            </w:pPr>
+            <w:r>
+              <w:rPr>
+                <w:rFonts w:ascii="Malgun Gothic" w:hAnsi="Malgun Gothic" w:eastAsia="Malgun Gothic"/>
+                <w:b w:val="0"/>
+                <w:color w:val="1F2937"/>
+                <w:sz w:val="20"/>
+              </w:rPr>
+              <w:t>일반 사용자 흐름에서 자연스럽게 동작</w:t>
+            </w:r>
+          </w:p>
+        </w:tc>
+      </w:tr>
+      <w:tr>
+        <w:tc>
+          <w:tcPr>
+            <w:tcW w:type="dxa" w:w="2448"/>
+            <w:vAlign w:val="center"/>
+            <w:tcBorders>
+              <w:top w:val="single" w:sz="6" w:space="0" w:color="D8E2EA"/>
+              <w:left w:val="single" w:sz="6" w:space="0" w:color="D8E2EA"/>
+              <w:bottom w:val="single" w:sz="6" w:space="0" w:color="D8E2EA"/>
+              <w:right w:val="single" w:sz="6" w:space="0" w:color="D8E2EA"/>
+            </w:tcBorders>
+            <w:tcMar>
+              <w:top w:w="90" w:type="dxa"/>
+              <w:start w:w="120" w:type="dxa"/>
+              <w:bottom w:w="90" w:type="dxa"/>
+              <w:end w:w="120" w:type="dxa"/>
+            </w:tcMar>
+          </w:tcPr>
+          <w:p>
+            <w:pPr>
+              <w:spacing w:line="288" w:lineRule="auto" w:after="0"/>
+            </w:pPr>
+            <w:r>
+              <w:rPr>
+                <w:rFonts w:ascii="Malgun Gothic" w:hAnsi="Malgun Gothic" w:eastAsia="Malgun Gothic"/>
+                <w:b w:val="0"/>
+                <w:color w:val="1F2937"/>
+                <w:sz w:val="20"/>
+              </w:rPr>
+              <w:t>서버/API/푸시 연동</w:t>
+            </w:r>
+          </w:p>
+        </w:tc>
+        <w:tc>
+          <w:tcPr>
+            <w:tcW w:type="dxa" w:w="4320"/>
+            <w:vAlign w:val="center"/>
+            <w:tcBorders>
+              <w:top w:val="single" w:sz="6" w:space="0" w:color="D8E2EA"/>
+              <w:left w:val="single" w:sz="6" w:space="0" w:color="D8E2EA"/>
+              <w:bottom w:val="single" w:sz="6" w:space="0" w:color="D8E2EA"/>
+              <w:right w:val="single" w:sz="6" w:space="0" w:color="D8E2EA"/>
+            </w:tcBorders>
+            <w:tcMar>
+              <w:top w:w="90" w:type="dxa"/>
+              <w:start w:w="120" w:type="dxa"/>
+              <w:bottom w:w="90" w:type="dxa"/>
+              <w:end w:w="120" w:type="dxa"/>
+            </w:tcMar>
+          </w:tcPr>
+          <w:p>
+            <w:pPr>
+              <w:spacing w:line="288" w:lineRule="auto" w:after="0"/>
+            </w:pPr>
+            <w:r>
+              <w:rPr>
+                <w:rFonts w:ascii="Malgun Gothic" w:hAnsi="Malgun Gothic" w:eastAsia="Malgun Gothic"/>
+                <w:b w:val="0"/>
+                <w:color w:val="1F2937"/>
+                <w:sz w:val="20"/>
+              </w:rPr>
+              <w:t>앱은 서버 API를 호출하고, 알림/운영 설정은 서버 기준으로 반영</w:t>
+            </w:r>
+          </w:p>
+        </w:tc>
+        <w:tc>
+          <w:tcPr>
+            <w:tcW w:type="dxa" w:w="2592"/>
+            <w:vAlign w:val="center"/>
+            <w:tcBorders>
+              <w:top w:val="single" w:sz="6" w:space="0" w:color="D8E2EA"/>
+              <w:left w:val="single" w:sz="6" w:space="0" w:color="D8E2EA"/>
+              <w:bottom w:val="single" w:sz="6" w:space="0" w:color="D8E2EA"/>
+              <w:right w:val="single" w:sz="6" w:space="0" w:color="D8E2EA"/>
+            </w:tcBorders>
+            <w:tcMar>
+              <w:top w:w="90" w:type="dxa"/>
+              <w:start w:w="120" w:type="dxa"/>
+              <w:bottom w:w="90" w:type="dxa"/>
+              <w:end w:w="120" w:type="dxa"/>
+            </w:tcMar>
+          </w:tcPr>
+          <w:p>
+            <w:pPr>
+              <w:spacing w:line="288" w:lineRule="auto" w:after="0"/>
+            </w:pPr>
+            <w:r>
+              <w:rPr>
+                <w:rFonts w:ascii="Malgun Gothic" w:hAnsi="Malgun Gothic" w:eastAsia="Malgun Gothic"/>
+                <w:b w:val="0"/>
+                <w:color w:val="1F2937"/>
+                <w:sz w:val="20"/>
+              </w:rPr>
+              <w:t>앱에 운영 로직을 중복 구현하지 않음</w:t>
+            </w:r>
+          </w:p>
+        </w:tc>
+      </w:tr>
+      <w:tr>
+        <w:tc>
+          <w:tcPr>
+            <w:tcW w:type="dxa" w:w="2448"/>
+            <w:vAlign w:val="center"/>
+            <w:tcBorders>
+              <w:top w:val="single" w:sz="6" w:space="0" w:color="D8E2EA"/>
+              <w:left w:val="single" w:sz="6" w:space="0" w:color="D8E2EA"/>
+              <w:bottom w:val="single" w:sz="6" w:space="0" w:color="D8E2EA"/>
+              <w:right w:val="single" w:sz="6" w:space="0" w:color="D8E2EA"/>
+            </w:tcBorders>
+            <w:tcMar>
+              <w:top w:w="90" w:type="dxa"/>
+              <w:start w:w="120" w:type="dxa"/>
+              <w:bottom w:w="90" w:type="dxa"/>
+              <w:end w:w="120" w:type="dxa"/>
+            </w:tcMar>
+          </w:tcPr>
+          <w:p>
+            <w:pPr>
+              <w:spacing w:line="288" w:lineRule="auto" w:after="0"/>
+            </w:pPr>
+            <w:r>
+              <w:rPr>
+                <w:rFonts w:ascii="Malgun Gothic" w:hAnsi="Malgun Gothic" w:eastAsia="Malgun Gothic"/>
+                <w:b w:val="0"/>
+                <w:color w:val="1F2937"/>
+                <w:sz w:val="20"/>
+              </w:rPr>
+              <w:t>앱 빌드 산출물</w:t>
+            </w:r>
+          </w:p>
+        </w:tc>
+        <w:tc>
+          <w:tcPr>
+            <w:tcW w:type="dxa" w:w="4320"/>
+            <w:vAlign w:val="center"/>
+            <w:tcBorders>
+              <w:top w:val="single" w:sz="6" w:space="0" w:color="D8E2EA"/>
+              <w:left w:val="single" w:sz="6" w:space="0" w:color="D8E2EA"/>
+              <w:bottom w:val="single" w:sz="6" w:space="0" w:color="D8E2EA"/>
+              <w:right w:val="single" w:sz="6" w:space="0" w:color="D8E2EA"/>
+            </w:tcBorders>
+            <w:tcMar>
+              <w:top w:w="90" w:type="dxa"/>
+              <w:start w:w="120" w:type="dxa"/>
+              <w:bottom w:w="90" w:type="dxa"/>
+              <w:end w:w="120" w:type="dxa"/>
+            </w:tcMar>
+          </w:tcPr>
+          <w:p>
+            <w:pPr>
+              <w:spacing w:line="288" w:lineRule="auto" w:after="0"/>
+            </w:pPr>
+            <w:r>
+              <w:rPr>
+                <w:rFonts w:ascii="Malgun Gothic" w:hAnsi="Malgun Gothic" w:eastAsia="Malgun Gothic"/>
+                <w:b w:val="0"/>
+                <w:color w:val="1F2937"/>
+                <w:sz w:val="20"/>
+              </w:rPr>
+              <w:t>웹앱 래핑 기반 모바일 앱 빌드 및 앱 내 화면 검수</w:t>
+            </w:r>
+          </w:p>
+        </w:tc>
+        <w:tc>
+          <w:tcPr>
+            <w:tcW w:type="dxa" w:w="2592"/>
+            <w:vAlign w:val="center"/>
+            <w:tcBorders>
+              <w:top w:val="single" w:sz="6" w:space="0" w:color="D8E2EA"/>
+              <w:left w:val="single" w:sz="6" w:space="0" w:color="D8E2EA"/>
+              <w:bottom w:val="single" w:sz="6" w:space="0" w:color="D8E2EA"/>
+              <w:right w:val="single" w:sz="6" w:space="0" w:color="D8E2EA"/>
+            </w:tcBorders>
+            <w:tcMar>
+              <w:top w:w="90" w:type="dxa"/>
+              <w:start w:w="120" w:type="dxa"/>
+              <w:bottom w:w="90" w:type="dxa"/>
+              <w:end w:w="120" w:type="dxa"/>
+            </w:tcMar>
+          </w:tcPr>
+          <w:p>
+            <w:pPr>
+              <w:spacing w:line="288" w:lineRule="auto" w:after="0"/>
+            </w:pPr>
+            <w:r>
+              <w:rPr>
+                <w:rFonts w:ascii="Malgun Gothic" w:hAnsi="Malgun Gothic" w:eastAsia="Malgun Gothic"/>
+                <w:b w:val="0"/>
+                <w:color w:val="1F2937"/>
+                <w:sz w:val="20"/>
+              </w:rPr>
+              <w:t>앱 실행 화면으로 검수 가능</w:t>
+            </w:r>
+          </w:p>
+        </w:tc>
+      </w:tr>
+    </w:tbl>
+    <w:p>
+      <w:pPr>
+        <w:spacing w:after="40" w:line="288" w:lineRule="auto"/>
+      </w:pPr>
+    </w:p>
+    <w:p>
+      <w:pPr>
+        <w:pStyle w:val="Heading1"/>
+        <w:spacing w:line="288" w:lineRule="auto"/>
+      </w:pPr>
+      <w:r>
+        <w:rPr>
+          <w:rFonts w:ascii="Malgun Gothic" w:hAnsi="Malgun Gothic" w:eastAsia="Malgun Gothic"/>
+          <w:color w:val="1F2937"/>
+          <w:sz w:val="20"/>
+        </w:rPr>
+        <w:t>2. 앱 기능 완료 내역</w:t>
+      </w:r>
+    </w:p>
+    <w:tbl>
+      <w:tblPr>
+        <w:tblStyle w:val="TableGrid"/>
+        <w:tblW w:type="dxa" w:w="8800"/>
+        <w:jc w:val="center"/>
+        <w:tblLook w:firstColumn="1" w:firstRow="1" w:lastColumn="0" w:lastRow="0" w:noHBand="0" w:noVBand="1" w:val="04A0"/>
+        <w:tblLayout w:type="fixed"/>
+      </w:tblPr>
+      <w:tblGrid>
+        <w:gridCol w:w="3389"/>
+        <w:gridCol w:w="3389"/>
+        <w:gridCol w:w="3389"/>
+      </w:tblGrid>
+      <w:tr>
+        <w:tc>
+          <w:tcPr>
+            <w:tcW w:type="dxa" w:w="1584"/>
+            <w:vAlign w:val="center"/>
+            <w:shd w:fill="EAF4F8"/>
+            <w:tcBorders>
+              <w:top w:val="single" w:sz="6" w:space="0" w:color="D8E2EA"/>
+              <w:left w:val="single" w:sz="6" w:space="0" w:color="D8E2EA"/>
+              <w:bottom w:val="single" w:sz="6" w:space="0" w:color="D8E2EA"/>
+              <w:right w:val="single" w:sz="6" w:space="0" w:color="D8E2EA"/>
+            </w:tcBorders>
+            <w:tcMar>
+              <w:top w:w="90" w:type="dxa"/>
+              <w:start w:w="120" w:type="dxa"/>
+              <w:bottom w:w="90" w:type="dxa"/>
+              <w:end w:w="120" w:type="dxa"/>
+            </w:tcMar>
+          </w:tcPr>
+          <w:p>
+            <w:pPr>
+              <w:spacing w:line="288" w:lineRule="auto" w:after="0"/>
+            </w:pPr>
+            <w:r>
+              <w:rPr>
+                <w:rFonts w:ascii="Malgun Gothic" w:hAnsi="Malgun Gothic" w:eastAsia="Malgun Gothic"/>
+                <w:b/>
+                <w:color w:val="246378"/>
+                <w:sz w:val="20"/>
+              </w:rPr>
+              <w:t>구분</w:t>
+            </w:r>
+          </w:p>
+        </w:tc>
+        <w:tc>
+          <w:tcPr>
+            <w:tcW w:type="dxa" w:w="4320"/>
+            <w:vAlign w:val="center"/>
+            <w:shd w:fill="EAF4F8"/>
+            <w:tcBorders>
+              <w:top w:val="single" w:sz="6" w:space="0" w:color="D8E2EA"/>
+              <w:left w:val="single" w:sz="6" w:space="0" w:color="D8E2EA"/>
+              <w:bottom w:val="single" w:sz="6" w:space="0" w:color="D8E2EA"/>
+              <w:right w:val="single" w:sz="6" w:space="0" w:color="D8E2EA"/>
+            </w:tcBorders>
+            <w:tcMar>
+              <w:top w:w="90" w:type="dxa"/>
+              <w:start w:w="120" w:type="dxa"/>
+              <w:bottom w:w="90" w:type="dxa"/>
+              <w:end w:w="120" w:type="dxa"/>
+            </w:tcMar>
+          </w:tcPr>
+          <w:p>
+            <w:pPr>
+              <w:spacing w:line="288" w:lineRule="auto" w:after="0"/>
+            </w:pPr>
+            <w:r>
+              <w:rPr>
+                <w:rFonts w:ascii="Malgun Gothic" w:hAnsi="Malgun Gothic" w:eastAsia="Malgun Gothic"/>
+                <w:b/>
+                <w:color w:val="246378"/>
+                <w:sz w:val="20"/>
+              </w:rPr>
+              <w:t>제공 기능</w:t>
+            </w:r>
+          </w:p>
+        </w:tc>
+        <w:tc>
+          <w:tcPr>
+            <w:tcW w:type="dxa" w:w="3456"/>
+            <w:vAlign w:val="center"/>
+            <w:shd w:fill="EAF4F8"/>
+            <w:tcBorders>
+              <w:top w:val="single" w:sz="6" w:space="0" w:color="D8E2EA"/>
+              <w:left w:val="single" w:sz="6" w:space="0" w:color="D8E2EA"/>
+              <w:bottom w:val="single" w:sz="6" w:space="0" w:color="D8E2EA"/>
+              <w:right w:val="single" w:sz="6" w:space="0" w:color="D8E2EA"/>
+            </w:tcBorders>
+            <w:tcMar>
+              <w:top w:w="90" w:type="dxa"/>
+              <w:start w:w="120" w:type="dxa"/>
+              <w:bottom w:w="90" w:type="dxa"/>
+              <w:end w:w="120" w:type="dxa"/>
+            </w:tcMar>
+          </w:tcPr>
+          <w:p>
+            <w:pPr>
+              <w:spacing w:line="288" w:lineRule="auto" w:after="0"/>
+            </w:pPr>
+            <w:r>
+              <w:rPr>
+                <w:rFonts w:ascii="Malgun Gothic" w:hAnsi="Malgun Gothic" w:eastAsia="Malgun Gothic"/>
+                <w:b/>
+                <w:color w:val="246378"/>
+                <w:sz w:val="20"/>
               </w:rPr>
               <w:t>비개발자 검수 기준</w:t>
             </w:r>
@@ -171,64 +846,97 @@
       <w:tr>
         <w:tc>
           <w:tcPr>
-            <w:tcW w:type="dxa" w:w="2232"/>
+            <w:tcW w:type="dxa" w:w="1584"/>
             <w:vAlign w:val="center"/>
-            <w:shd w:fill="FFFFFF"/>
+            <w:tcBorders>
+              <w:top w:val="single" w:sz="6" w:space="0" w:color="D8E2EA"/>
+              <w:left w:val="single" w:sz="6" w:space="0" w:color="D8E2EA"/>
+              <w:bottom w:val="single" w:sz="6" w:space="0" w:color="D8E2EA"/>
+              <w:right w:val="single" w:sz="6" w:space="0" w:color="D8E2EA"/>
+            </w:tcBorders>
+            <w:tcMar>
+              <w:top w:w="90" w:type="dxa"/>
+              <w:start w:w="120" w:type="dxa"/>
+              <w:bottom w:w="90" w:type="dxa"/>
+              <w:end w:w="120" w:type="dxa"/>
+            </w:tcMar>
           </w:tcPr>
           <w:p>
             <w:pPr>
-              <w:spacing w:after="0"/>
+              <w:spacing w:line="288" w:lineRule="auto" w:after="0"/>
             </w:pPr>
-            <w:r/>
             <w:r>
               <w:rPr>
                 <w:rFonts w:ascii="Malgun Gothic" w:hAnsi="Malgun Gothic" w:eastAsia="Malgun Gothic"/>
                 <w:b w:val="0"/>
-                <w:sz w:val="19"/>
+                <w:color w:val="1F2937"/>
+                <w:sz w:val="20"/>
               </w:rPr>
-              <w:t>홈/오늘 화면</w:t>
+              <w:t>로그인</w:t>
             </w:r>
           </w:p>
         </w:tc>
         <w:tc>
           <w:tcPr>
-            <w:tcW w:type="dxa" w:w="1440"/>
+            <w:tcW w:type="dxa" w:w="4320"/>
             <w:vAlign w:val="center"/>
-            <w:shd w:fill="EAF7EF"/>
+            <w:tcBorders>
+              <w:top w:val="single" w:sz="6" w:space="0" w:color="D8E2EA"/>
+              <w:left w:val="single" w:sz="6" w:space="0" w:color="D8E2EA"/>
+              <w:bottom w:val="single" w:sz="6" w:space="0" w:color="D8E2EA"/>
+              <w:right w:val="single" w:sz="6" w:space="0" w:color="D8E2EA"/>
+            </w:tcBorders>
+            <w:tcMar>
+              <w:top w:w="90" w:type="dxa"/>
+              <w:start w:w="120" w:type="dxa"/>
+              <w:bottom w:w="90" w:type="dxa"/>
+              <w:end w:w="120" w:type="dxa"/>
+            </w:tcMar>
           </w:tcPr>
           <w:p>
             <w:pPr>
-              <w:spacing w:after="0"/>
+              <w:spacing w:line="288" w:lineRule="auto" w:after="0"/>
             </w:pPr>
-            <w:r/>
             <w:r>
               <w:rPr>
                 <w:rFonts w:ascii="Malgun Gothic" w:hAnsi="Malgun Gothic" w:eastAsia="Malgun Gothic"/>
-                <w:b/>
-                <w:sz w:val="19"/>
+                <w:b w:val="0"/>
+                <w:color w:val="1F2937"/>
+                <w:sz w:val="20"/>
               </w:rPr>
-              <w:t>완료</w:t>
+              <w:t>전화번호 인증 회원가입/로그인, 자동 로그인 성격의 세션 유지</w:t>
             </w:r>
           </w:p>
         </w:tc>
         <w:tc>
           <w:tcPr>
-            <w:tcW w:type="dxa" w:w="6408"/>
+            <w:tcW w:type="dxa" w:w="3456"/>
             <w:vAlign w:val="center"/>
-            <w:shd w:fill="FFFFFF"/>
+            <w:tcBorders>
+              <w:top w:val="single" w:sz="6" w:space="0" w:color="D8E2EA"/>
+              <w:left w:val="single" w:sz="6" w:space="0" w:color="D8E2EA"/>
+              <w:bottom w:val="single" w:sz="6" w:space="0" w:color="D8E2EA"/>
+              <w:right w:val="single" w:sz="6" w:space="0" w:color="D8E2EA"/>
+            </w:tcBorders>
+            <w:tcMar>
+              <w:top w:w="90" w:type="dxa"/>
+              <w:start w:w="120" w:type="dxa"/>
+              <w:bottom w:w="90" w:type="dxa"/>
+              <w:end w:w="120" w:type="dxa"/>
+            </w:tcMar>
           </w:tcPr>
           <w:p>
             <w:pPr>
-              <w:spacing w:after="0"/>
+              <w:spacing w:line="288" w:lineRule="auto" w:after="0"/>
             </w:pPr>
-            <w:r/>
             <w:r>
               <w:rPr>
                 <w:rFonts w:ascii="Malgun Gothic" w:hAnsi="Malgun Gothic" w:eastAsia="Malgun Gothic"/>
                 <w:b w:val="0"/>
-                <w:sz w:val="19"/>
+                <w:color w:val="1F2937"/>
+                <w:sz w:val="20"/>
               </w:rPr>
-              <w:t>임신 주차에 맞는 오늘의 안내와 주요 진입 버튼이 앱 첫 화면에서 확인됩니다.</w:t>
+              <w:t>앱을 껐다 켜도 사용자 화면으로 다시 들어갈 수 있는지 확인</w:t>
             </w:r>
           </w:p>
         </w:tc>
@@ -236,64 +944,97 @@
       <w:tr>
         <w:tc>
           <w:tcPr>
-            <w:tcW w:type="dxa" w:w="2232"/>
+            <w:tcW w:type="dxa" w:w="1584"/>
             <w:vAlign w:val="center"/>
-            <w:shd w:fill="FFFFFF"/>
+            <w:tcBorders>
+              <w:top w:val="single" w:sz="6" w:space="0" w:color="D8E2EA"/>
+              <w:left w:val="single" w:sz="6" w:space="0" w:color="D8E2EA"/>
+              <w:bottom w:val="single" w:sz="6" w:space="0" w:color="D8E2EA"/>
+              <w:right w:val="single" w:sz="6" w:space="0" w:color="D8E2EA"/>
+            </w:tcBorders>
+            <w:tcMar>
+              <w:top w:w="90" w:type="dxa"/>
+              <w:start w:w="120" w:type="dxa"/>
+              <w:bottom w:w="90" w:type="dxa"/>
+              <w:end w:w="120" w:type="dxa"/>
+            </w:tcMar>
           </w:tcPr>
           <w:p>
             <w:pPr>
-              <w:spacing w:after="0"/>
+              <w:spacing w:line="288" w:lineRule="auto" w:after="0"/>
             </w:pPr>
-            <w:r/>
             <w:r>
               <w:rPr>
                 <w:rFonts w:ascii="Malgun Gothic" w:hAnsi="Malgun Gothic" w:eastAsia="Malgun Gothic"/>
                 <w:b w:val="0"/>
-                <w:sz w:val="19"/>
+                <w:color w:val="1F2937"/>
+                <w:sz w:val="20"/>
               </w:rPr>
-              <w:t>체크리스트</w:t>
+              <w:t>홈</w:t>
             </w:r>
           </w:p>
         </w:tc>
         <w:tc>
           <w:tcPr>
-            <w:tcW w:type="dxa" w:w="1440"/>
+            <w:tcW w:type="dxa" w:w="4320"/>
             <w:vAlign w:val="center"/>
-            <w:shd w:fill="EAF7EF"/>
+            <w:tcBorders>
+              <w:top w:val="single" w:sz="6" w:space="0" w:color="D8E2EA"/>
+              <w:left w:val="single" w:sz="6" w:space="0" w:color="D8E2EA"/>
+              <w:bottom w:val="single" w:sz="6" w:space="0" w:color="D8E2EA"/>
+              <w:right w:val="single" w:sz="6" w:space="0" w:color="D8E2EA"/>
+            </w:tcBorders>
+            <w:tcMar>
+              <w:top w:w="90" w:type="dxa"/>
+              <w:start w:w="120" w:type="dxa"/>
+              <w:bottom w:w="90" w:type="dxa"/>
+              <w:end w:w="120" w:type="dxa"/>
+            </w:tcMar>
           </w:tcPr>
           <w:p>
             <w:pPr>
-              <w:spacing w:after="0"/>
+              <w:spacing w:line="288" w:lineRule="auto" w:after="0"/>
             </w:pPr>
-            <w:r/>
             <w:r>
               <w:rPr>
                 <w:rFonts w:ascii="Malgun Gothic" w:hAnsi="Malgun Gothic" w:eastAsia="Malgun Gothic"/>
-                <w:b/>
-                <w:sz w:val="19"/>
+                <w:b w:val="0"/>
+                <w:color w:val="1F2937"/>
+                <w:sz w:val="20"/>
               </w:rPr>
-              <w:t>완료</w:t>
+              <w:t>오늘 필요한 정보와 하단 탭 제공</w:t>
             </w:r>
           </w:p>
         </w:tc>
         <w:tc>
           <w:tcPr>
-            <w:tcW w:type="dxa" w:w="6408"/>
+            <w:tcW w:type="dxa" w:w="3456"/>
             <w:vAlign w:val="center"/>
-            <w:shd w:fill="FFFFFF"/>
+            <w:tcBorders>
+              <w:top w:val="single" w:sz="6" w:space="0" w:color="D8E2EA"/>
+              <w:left w:val="single" w:sz="6" w:space="0" w:color="D8E2EA"/>
+              <w:bottom w:val="single" w:sz="6" w:space="0" w:color="D8E2EA"/>
+              <w:right w:val="single" w:sz="6" w:space="0" w:color="D8E2EA"/>
+            </w:tcBorders>
+            <w:tcMar>
+              <w:top w:w="90" w:type="dxa"/>
+              <w:start w:w="120" w:type="dxa"/>
+              <w:bottom w:w="90" w:type="dxa"/>
+              <w:end w:w="120" w:type="dxa"/>
+            </w:tcMar>
           </w:tcPr>
           <w:p>
             <w:pPr>
-              <w:spacing w:after="0"/>
+              <w:spacing w:line="288" w:lineRule="auto" w:after="0"/>
             </w:pPr>
-            <w:r/>
             <w:r>
               <w:rPr>
                 <w:rFonts w:ascii="Malgun Gothic" w:hAnsi="Malgun Gothic" w:eastAsia="Malgun Gothic"/>
                 <w:b w:val="0"/>
-                <w:sz w:val="19"/>
+                <w:color w:val="1F2937"/>
+                <w:sz w:val="20"/>
               </w:rPr>
-              <w:t>오늘 할 일과 완료 상태를 사용자가 직접 확인할 수 있습니다.</w:t>
+              <w:t>홈, 오늘/우리, 마이페이지 이동이 자연스러운지 확인</w:t>
             </w:r>
           </w:p>
         </w:tc>
@@ -301,64 +1042,97 @@
       <w:tr>
         <w:tc>
           <w:tcPr>
-            <w:tcW w:type="dxa" w:w="2232"/>
+            <w:tcW w:type="dxa" w:w="1584"/>
             <w:vAlign w:val="center"/>
-            <w:shd w:fill="FFFFFF"/>
+            <w:tcBorders>
+              <w:top w:val="single" w:sz="6" w:space="0" w:color="D8E2EA"/>
+              <w:left w:val="single" w:sz="6" w:space="0" w:color="D8E2EA"/>
+              <w:bottom w:val="single" w:sz="6" w:space="0" w:color="D8E2EA"/>
+              <w:right w:val="single" w:sz="6" w:space="0" w:color="D8E2EA"/>
+            </w:tcBorders>
+            <w:tcMar>
+              <w:top w:w="90" w:type="dxa"/>
+              <w:start w:w="120" w:type="dxa"/>
+              <w:bottom w:w="90" w:type="dxa"/>
+              <w:end w:w="120" w:type="dxa"/>
+            </w:tcMar>
           </w:tcPr>
           <w:p>
             <w:pPr>
-              <w:spacing w:after="0"/>
+              <w:spacing w:line="288" w:lineRule="auto" w:after="0"/>
             </w:pPr>
-            <w:r/>
             <w:r>
               <w:rPr>
                 <w:rFonts w:ascii="Malgun Gothic" w:hAnsi="Malgun Gothic" w:eastAsia="Malgun Gothic"/>
                 <w:b w:val="0"/>
-                <w:sz w:val="19"/>
+                <w:color w:val="1F2937"/>
+                <w:sz w:val="20"/>
               </w:rPr>
-              <w:t>아가야 대화</w:t>
+              <w:t>주차 콘텐츠</w:t>
             </w:r>
           </w:p>
         </w:tc>
         <w:tc>
           <w:tcPr>
-            <w:tcW w:type="dxa" w:w="1440"/>
+            <w:tcW w:type="dxa" w:w="4320"/>
             <w:vAlign w:val="center"/>
-            <w:shd w:fill="EAF7EF"/>
+            <w:tcBorders>
+              <w:top w:val="single" w:sz="6" w:space="0" w:color="D8E2EA"/>
+              <w:left w:val="single" w:sz="6" w:space="0" w:color="D8E2EA"/>
+              <w:bottom w:val="single" w:sz="6" w:space="0" w:color="D8E2EA"/>
+              <w:right w:val="single" w:sz="6" w:space="0" w:color="D8E2EA"/>
+            </w:tcBorders>
+            <w:tcMar>
+              <w:top w:w="90" w:type="dxa"/>
+              <w:start w:w="120" w:type="dxa"/>
+              <w:bottom w:w="90" w:type="dxa"/>
+              <w:end w:w="120" w:type="dxa"/>
+            </w:tcMar>
           </w:tcPr>
           <w:p>
             <w:pPr>
-              <w:spacing w:after="0"/>
+              <w:spacing w:line="288" w:lineRule="auto" w:after="0"/>
             </w:pPr>
-            <w:r/>
             <w:r>
               <w:rPr>
                 <w:rFonts w:ascii="Malgun Gothic" w:hAnsi="Malgun Gothic" w:eastAsia="Malgun Gothic"/>
-                <w:b/>
-                <w:sz w:val="19"/>
+                <w:b w:val="0"/>
+                <w:color w:val="1F2937"/>
+                <w:sz w:val="20"/>
               </w:rPr>
-              <w:t>완료</w:t>
+              <w:t>임신 주차별 아기/엄마 정보와 체크리스트 제공</w:t>
             </w:r>
           </w:p>
         </w:tc>
         <w:tc>
           <w:tcPr>
-            <w:tcW w:type="dxa" w:w="6408"/>
+            <w:tcW w:type="dxa" w:w="3456"/>
             <w:vAlign w:val="center"/>
-            <w:shd w:fill="FFFFFF"/>
+            <w:tcBorders>
+              <w:top w:val="single" w:sz="6" w:space="0" w:color="D8E2EA"/>
+              <w:left w:val="single" w:sz="6" w:space="0" w:color="D8E2EA"/>
+              <w:bottom w:val="single" w:sz="6" w:space="0" w:color="D8E2EA"/>
+              <w:right w:val="single" w:sz="6" w:space="0" w:color="D8E2EA"/>
+            </w:tcBorders>
+            <w:tcMar>
+              <w:top w:w="90" w:type="dxa"/>
+              <w:start w:w="120" w:type="dxa"/>
+              <w:bottom w:w="90" w:type="dxa"/>
+              <w:end w:w="120" w:type="dxa"/>
+            </w:tcMar>
           </w:tcPr>
           <w:p>
             <w:pPr>
-              <w:spacing w:after="0"/>
+              <w:spacing w:line="288" w:lineRule="auto" w:after="0"/>
             </w:pPr>
-            <w:r/>
             <w:r>
               <w:rPr>
                 <w:rFonts w:ascii="Malgun Gothic" w:hAnsi="Malgun Gothic" w:eastAsia="Malgun Gothic"/>
                 <w:b w:val="0"/>
-                <w:sz w:val="19"/>
+                <w:color w:val="1F2937"/>
+                <w:sz w:val="20"/>
               </w:rPr>
-              <w:t>기분 선택, 직접 입력, 오늘의 질문 답변, 후속 대화 흐름이 앱 안에서 이어집니다.</w:t>
+              <w:t>현재 주차에 맞는 내용이 앱에 보이는지 확인</w:t>
             </w:r>
           </w:p>
         </w:tc>
@@ -366,64 +1140,97 @@
       <w:tr>
         <w:tc>
           <w:tcPr>
-            <w:tcW w:type="dxa" w:w="2232"/>
+            <w:tcW w:type="dxa" w:w="1584"/>
             <w:vAlign w:val="center"/>
-            <w:shd w:fill="FFFFFF"/>
+            <w:tcBorders>
+              <w:top w:val="single" w:sz="6" w:space="0" w:color="D8E2EA"/>
+              <w:left w:val="single" w:sz="6" w:space="0" w:color="D8E2EA"/>
+              <w:bottom w:val="single" w:sz="6" w:space="0" w:color="D8E2EA"/>
+              <w:right w:val="single" w:sz="6" w:space="0" w:color="D8E2EA"/>
+            </w:tcBorders>
+            <w:tcMar>
+              <w:top w:w="90" w:type="dxa"/>
+              <w:start w:w="120" w:type="dxa"/>
+              <w:bottom w:w="90" w:type="dxa"/>
+              <w:end w:w="120" w:type="dxa"/>
+            </w:tcMar>
           </w:tcPr>
           <w:p>
             <w:pPr>
-              <w:spacing w:after="0"/>
+              <w:spacing w:line="288" w:lineRule="auto" w:after="0"/>
             </w:pPr>
-            <w:r/>
             <w:r>
               <w:rPr>
                 <w:rFonts w:ascii="Malgun Gothic" w:hAnsi="Malgun Gothic" w:eastAsia="Malgun Gothic"/>
                 <w:b w:val="0"/>
-                <w:sz w:val="19"/>
+                <w:color w:val="1F2937"/>
+                <w:sz w:val="20"/>
               </w:rPr>
-              <w:t>대화 요약</w:t>
+              <w:t>AI 대화</w:t>
             </w:r>
           </w:p>
         </w:tc>
         <w:tc>
           <w:tcPr>
-            <w:tcW w:type="dxa" w:w="1440"/>
+            <w:tcW w:type="dxa" w:w="4320"/>
             <w:vAlign w:val="center"/>
-            <w:shd w:fill="EAF7EF"/>
+            <w:tcBorders>
+              <w:top w:val="single" w:sz="6" w:space="0" w:color="D8E2EA"/>
+              <w:left w:val="single" w:sz="6" w:space="0" w:color="D8E2EA"/>
+              <w:bottom w:val="single" w:sz="6" w:space="0" w:color="D8E2EA"/>
+              <w:right w:val="single" w:sz="6" w:space="0" w:color="D8E2EA"/>
+            </w:tcBorders>
+            <w:tcMar>
+              <w:top w:w="90" w:type="dxa"/>
+              <w:start w:w="120" w:type="dxa"/>
+              <w:bottom w:w="90" w:type="dxa"/>
+              <w:end w:w="120" w:type="dxa"/>
+            </w:tcMar>
           </w:tcPr>
           <w:p>
             <w:pPr>
-              <w:spacing w:after="0"/>
+              <w:spacing w:line="288" w:lineRule="auto" w:after="0"/>
             </w:pPr>
-            <w:r/>
             <w:r>
               <w:rPr>
                 <w:rFonts w:ascii="Malgun Gothic" w:hAnsi="Malgun Gothic" w:eastAsia="Malgun Gothic"/>
-                <w:b/>
-                <w:sz w:val="19"/>
+                <w:b w:val="0"/>
+                <w:color w:val="1F2937"/>
+                <w:sz w:val="20"/>
               </w:rPr>
-              <w:t>완료</w:t>
+              <w:t>오늘의 질문, 후속 질문, 직접 말하기, 자유 대화 흐름 제공</w:t>
             </w:r>
           </w:p>
         </w:tc>
         <w:tc>
           <w:tcPr>
-            <w:tcW w:type="dxa" w:w="6408"/>
+            <w:tcW w:type="dxa" w:w="3456"/>
             <w:vAlign w:val="center"/>
-            <w:shd w:fill="FFFFFF"/>
+            <w:tcBorders>
+              <w:top w:val="single" w:sz="6" w:space="0" w:color="D8E2EA"/>
+              <w:left w:val="single" w:sz="6" w:space="0" w:color="D8E2EA"/>
+              <w:bottom w:val="single" w:sz="6" w:space="0" w:color="D8E2EA"/>
+              <w:right w:val="single" w:sz="6" w:space="0" w:color="D8E2EA"/>
+            </w:tcBorders>
+            <w:tcMar>
+              <w:top w:w="90" w:type="dxa"/>
+              <w:start w:w="120" w:type="dxa"/>
+              <w:bottom w:w="90" w:type="dxa"/>
+              <w:end w:w="120" w:type="dxa"/>
+            </w:tcMar>
           </w:tcPr>
           <w:p>
             <w:pPr>
-              <w:spacing w:after="0"/>
+              <w:spacing w:line="288" w:lineRule="auto" w:after="0"/>
             </w:pPr>
-            <w:r/>
             <w:r>
               <w:rPr>
                 <w:rFonts w:ascii="Malgun Gothic" w:hAnsi="Malgun Gothic" w:eastAsia="Malgun Gothic"/>
                 <w:b w:val="0"/>
-                <w:sz w:val="19"/>
+                <w:color w:val="1F2937"/>
+                <w:sz w:val="20"/>
               </w:rPr>
-              <w:t>활동 캘린더에서 날짜별 질문과 답변 요약을 확인할 수 있습니다.</w:t>
+              <w:t>질문 하나로 바로 끊기지 않고 2~3턴 이상 이어지는지 확인</w:t>
             </w:r>
           </w:p>
         </w:tc>
@@ -431,64 +1238,97 @@
       <w:tr>
         <w:tc>
           <w:tcPr>
-            <w:tcW w:type="dxa" w:w="2232"/>
+            <w:tcW w:type="dxa" w:w="1584"/>
             <w:vAlign w:val="center"/>
-            <w:shd w:fill="FFFFFF"/>
+            <w:tcBorders>
+              <w:top w:val="single" w:sz="6" w:space="0" w:color="D8E2EA"/>
+              <w:left w:val="single" w:sz="6" w:space="0" w:color="D8E2EA"/>
+              <w:bottom w:val="single" w:sz="6" w:space="0" w:color="D8E2EA"/>
+              <w:right w:val="single" w:sz="6" w:space="0" w:color="D8E2EA"/>
+            </w:tcBorders>
+            <w:tcMar>
+              <w:top w:w="90" w:type="dxa"/>
+              <w:start w:w="120" w:type="dxa"/>
+              <w:bottom w:w="90" w:type="dxa"/>
+              <w:end w:w="120" w:type="dxa"/>
+            </w:tcMar>
           </w:tcPr>
           <w:p>
             <w:pPr>
-              <w:spacing w:after="0"/>
+              <w:spacing w:line="288" w:lineRule="auto" w:after="0"/>
             </w:pPr>
-            <w:r/>
             <w:r>
               <w:rPr>
                 <w:rFonts w:ascii="Malgun Gothic" w:hAnsi="Malgun Gothic" w:eastAsia="Malgun Gothic"/>
                 <w:b w:val="0"/>
-                <w:sz w:val="19"/>
+                <w:color w:val="1F2937"/>
+                <w:sz w:val="20"/>
               </w:rPr>
-              <w:t>주차 콘텐츠</w:t>
+              <w:t>감정 반응</w:t>
             </w:r>
           </w:p>
         </w:tc>
         <w:tc>
           <w:tcPr>
-            <w:tcW w:type="dxa" w:w="1440"/>
+            <w:tcW w:type="dxa" w:w="4320"/>
             <w:vAlign w:val="center"/>
-            <w:shd w:fill="EAF7EF"/>
+            <w:tcBorders>
+              <w:top w:val="single" w:sz="6" w:space="0" w:color="D8E2EA"/>
+              <w:left w:val="single" w:sz="6" w:space="0" w:color="D8E2EA"/>
+              <w:bottom w:val="single" w:sz="6" w:space="0" w:color="D8E2EA"/>
+              <w:right w:val="single" w:sz="6" w:space="0" w:color="D8E2EA"/>
+            </w:tcBorders>
+            <w:tcMar>
+              <w:top w:w="90" w:type="dxa"/>
+              <w:start w:w="120" w:type="dxa"/>
+              <w:bottom w:w="90" w:type="dxa"/>
+              <w:end w:w="120" w:type="dxa"/>
+            </w:tcMar>
           </w:tcPr>
           <w:p>
             <w:pPr>
-              <w:spacing w:after="0"/>
+              <w:spacing w:line="288" w:lineRule="auto" w:after="0"/>
             </w:pPr>
-            <w:r/>
             <w:r>
               <w:rPr>
                 <w:rFonts w:ascii="Malgun Gothic" w:hAnsi="Malgun Gothic" w:eastAsia="Malgun Gothic"/>
-                <w:b/>
-                <w:sz w:val="19"/>
+                <w:b w:val="0"/>
+                <w:color w:val="1F2937"/>
+                <w:sz w:val="20"/>
               </w:rPr>
-              <w:t>완료</w:t>
+              <w:t>선택 감정은 “오늘은 {기분}이에요”, 직접 입력은 “직접 입력”으로 처리</w:t>
             </w:r>
           </w:p>
         </w:tc>
         <w:tc>
           <w:tcPr>
-            <w:tcW w:type="dxa" w:w="6408"/>
+            <w:tcW w:type="dxa" w:w="3456"/>
             <w:vAlign w:val="center"/>
-            <w:shd w:fill="FFFFFF"/>
+            <w:tcBorders>
+              <w:top w:val="single" w:sz="6" w:space="0" w:color="D8E2EA"/>
+              <w:left w:val="single" w:sz="6" w:space="0" w:color="D8E2EA"/>
+              <w:bottom w:val="single" w:sz="6" w:space="0" w:color="D8E2EA"/>
+              <w:right w:val="single" w:sz="6" w:space="0" w:color="D8E2EA"/>
+            </w:tcBorders>
+            <w:tcMar>
+              <w:top w:w="90" w:type="dxa"/>
+              <w:start w:w="120" w:type="dxa"/>
+              <w:bottom w:w="90" w:type="dxa"/>
+              <w:end w:w="120" w:type="dxa"/>
+            </w:tcMar>
           </w:tcPr>
           <w:p>
             <w:pPr>
-              <w:spacing w:after="0"/>
+              <w:spacing w:line="288" w:lineRule="auto" w:after="0"/>
             </w:pPr>
-            <w:r/>
             <w:r>
               <w:rPr>
                 <w:rFonts w:ascii="Malgun Gothic" w:hAnsi="Malgun Gothic" w:eastAsia="Malgun Gothic"/>
                 <w:b w:val="0"/>
-                <w:sz w:val="19"/>
+                <w:color w:val="1F2937"/>
+                <w:sz w:val="20"/>
               </w:rPr>
-              <w:t>임신백과와 주차별 아기/엄마 정보를 앱에서 볼 수 있습니다.</w:t>
+              <w:t>감정 선택/직접 입력 후 앱 문구가 어색하지 않은지 확인</w:t>
             </w:r>
           </w:p>
         </w:tc>
@@ -496,64 +1336,293 @@
       <w:tr>
         <w:tc>
           <w:tcPr>
-            <w:tcW w:type="dxa" w:w="2232"/>
+            <w:tcW w:type="dxa" w:w="1584"/>
             <w:vAlign w:val="center"/>
-            <w:shd w:fill="FFFFFF"/>
+            <w:tcBorders>
+              <w:top w:val="single" w:sz="6" w:space="0" w:color="D8E2EA"/>
+              <w:left w:val="single" w:sz="6" w:space="0" w:color="D8E2EA"/>
+              <w:bottom w:val="single" w:sz="6" w:space="0" w:color="D8E2EA"/>
+              <w:right w:val="single" w:sz="6" w:space="0" w:color="D8E2EA"/>
+            </w:tcBorders>
+            <w:tcMar>
+              <w:top w:w="90" w:type="dxa"/>
+              <w:start w:w="120" w:type="dxa"/>
+              <w:bottom w:w="90" w:type="dxa"/>
+              <w:end w:w="120" w:type="dxa"/>
+            </w:tcMar>
           </w:tcPr>
           <w:p>
             <w:pPr>
-              <w:spacing w:after="0"/>
+              <w:spacing w:line="288" w:lineRule="auto" w:after="0"/>
             </w:pPr>
-            <w:r/>
             <w:r>
               <w:rPr>
                 <w:rFonts w:ascii="Malgun Gothic" w:hAnsi="Malgun Gothic" w:eastAsia="Malgun Gothic"/>
                 <w:b w:val="0"/>
-                <w:sz w:val="19"/>
+                <w:color w:val="1F2937"/>
+                <w:sz w:val="20"/>
               </w:rPr>
-              <w:t>안전한 응답</w:t>
+              <w:t>안전 응답</w:t>
             </w:r>
           </w:p>
         </w:tc>
         <w:tc>
           <w:tcPr>
-            <w:tcW w:type="dxa" w:w="1440"/>
+            <w:tcW w:type="dxa" w:w="4320"/>
             <w:vAlign w:val="center"/>
-            <w:shd w:fill="EAF7EF"/>
+            <w:tcBorders>
+              <w:top w:val="single" w:sz="6" w:space="0" w:color="D8E2EA"/>
+              <w:left w:val="single" w:sz="6" w:space="0" w:color="D8E2EA"/>
+              <w:bottom w:val="single" w:sz="6" w:space="0" w:color="D8E2EA"/>
+              <w:right w:val="single" w:sz="6" w:space="0" w:color="D8E2EA"/>
+            </w:tcBorders>
+            <w:tcMar>
+              <w:top w:w="90" w:type="dxa"/>
+              <w:start w:w="120" w:type="dxa"/>
+              <w:bottom w:w="90" w:type="dxa"/>
+              <w:end w:w="120" w:type="dxa"/>
+            </w:tcMar>
           </w:tcPr>
           <w:p>
             <w:pPr>
-              <w:spacing w:after="0"/>
+              <w:spacing w:line="288" w:lineRule="auto" w:after="0"/>
             </w:pPr>
-            <w:r/>
             <w:r>
               <w:rPr>
                 <w:rFonts w:ascii="Malgun Gothic" w:hAnsi="Malgun Gothic" w:eastAsia="Malgun Gothic"/>
-                <w:b/>
-                <w:sz w:val="19"/>
+                <w:b w:val="0"/>
+                <w:color w:val="1F2937"/>
+                <w:sz w:val="20"/>
               </w:rPr>
-              <w:t>완료</w:t>
+              <w:t>의학적 진단·처방이 아닌 참고 정보 안내 및 위험 질문 안전 대응</w:t>
             </w:r>
           </w:p>
         </w:tc>
         <w:tc>
           <w:tcPr>
-            <w:tcW w:type="dxa" w:w="6408"/>
+            <w:tcW w:type="dxa" w:w="3456"/>
             <w:vAlign w:val="center"/>
-            <w:shd w:fill="FFFFFF"/>
+            <w:tcBorders>
+              <w:top w:val="single" w:sz="6" w:space="0" w:color="D8E2EA"/>
+              <w:left w:val="single" w:sz="6" w:space="0" w:color="D8E2EA"/>
+              <w:bottom w:val="single" w:sz="6" w:space="0" w:color="D8E2EA"/>
+              <w:right w:val="single" w:sz="6" w:space="0" w:color="D8E2EA"/>
+            </w:tcBorders>
+            <w:tcMar>
+              <w:top w:w="90" w:type="dxa"/>
+              <w:start w:w="120" w:type="dxa"/>
+              <w:bottom w:w="90" w:type="dxa"/>
+              <w:end w:w="120" w:type="dxa"/>
+            </w:tcMar>
           </w:tcPr>
           <w:p>
             <w:pPr>
-              <w:spacing w:after="0"/>
+              <w:spacing w:line="288" w:lineRule="auto" w:after="0"/>
             </w:pPr>
-            <w:r/>
             <w:r>
               <w:rPr>
                 <w:rFonts w:ascii="Malgun Gothic" w:hAnsi="Malgun Gothic" w:eastAsia="Malgun Gothic"/>
                 <w:b w:val="0"/>
-                <w:sz w:val="19"/>
+                <w:color w:val="1F2937"/>
+                <w:sz w:val="20"/>
               </w:rPr>
-              <w:t>의학적 판단을 단정하지 않고 필요한 경우 진료 권유 흐름으로 안내합니다.</w:t>
+              <w:t>의료 판단을 단정하지 않고 전문 상담을 권하는지 확인</w:t>
+            </w:r>
+          </w:p>
+        </w:tc>
+      </w:tr>
+      <w:tr>
+        <w:tc>
+          <w:tcPr>
+            <w:tcW w:type="dxa" w:w="1584"/>
+            <w:vAlign w:val="center"/>
+            <w:tcBorders>
+              <w:top w:val="single" w:sz="6" w:space="0" w:color="D8E2EA"/>
+              <w:left w:val="single" w:sz="6" w:space="0" w:color="D8E2EA"/>
+              <w:bottom w:val="single" w:sz="6" w:space="0" w:color="D8E2EA"/>
+              <w:right w:val="single" w:sz="6" w:space="0" w:color="D8E2EA"/>
+            </w:tcBorders>
+            <w:tcMar>
+              <w:top w:w="90" w:type="dxa"/>
+              <w:start w:w="120" w:type="dxa"/>
+              <w:bottom w:w="90" w:type="dxa"/>
+              <w:end w:w="120" w:type="dxa"/>
+            </w:tcMar>
+          </w:tcPr>
+          <w:p>
+            <w:pPr>
+              <w:spacing w:line="288" w:lineRule="auto" w:after="0"/>
+            </w:pPr>
+            <w:r>
+              <w:rPr>
+                <w:rFonts w:ascii="Malgun Gothic" w:hAnsi="Malgun Gothic" w:eastAsia="Malgun Gothic"/>
+                <w:b w:val="0"/>
+                <w:color w:val="1F2937"/>
+                <w:sz w:val="20"/>
+              </w:rPr>
+              <w:t>대화 저장</w:t>
+            </w:r>
+          </w:p>
+        </w:tc>
+        <w:tc>
+          <w:tcPr>
+            <w:tcW w:type="dxa" w:w="4320"/>
+            <w:vAlign w:val="center"/>
+            <w:tcBorders>
+              <w:top w:val="single" w:sz="6" w:space="0" w:color="D8E2EA"/>
+              <w:left w:val="single" w:sz="6" w:space="0" w:color="D8E2EA"/>
+              <w:bottom w:val="single" w:sz="6" w:space="0" w:color="D8E2EA"/>
+              <w:right w:val="single" w:sz="6" w:space="0" w:color="D8E2EA"/>
+            </w:tcBorders>
+            <w:tcMar>
+              <w:top w:w="90" w:type="dxa"/>
+              <w:start w:w="120" w:type="dxa"/>
+              <w:bottom w:w="90" w:type="dxa"/>
+              <w:end w:w="120" w:type="dxa"/>
+            </w:tcMar>
+          </w:tcPr>
+          <w:p>
+            <w:pPr>
+              <w:spacing w:line="288" w:lineRule="auto" w:after="0"/>
+            </w:pPr>
+            <w:r>
+              <w:rPr>
+                <w:rFonts w:ascii="Malgun Gothic" w:hAnsi="Malgun Gothic" w:eastAsia="Malgun Gothic"/>
+                <w:b w:val="0"/>
+                <w:color w:val="1F2937"/>
+                <w:sz w:val="20"/>
+              </w:rPr>
+              <w:t>날짜별 대화 저장, 요약, 질문/답변 상세 확인</w:t>
+            </w:r>
+          </w:p>
+        </w:tc>
+        <w:tc>
+          <w:tcPr>
+            <w:tcW w:type="dxa" w:w="3456"/>
+            <w:vAlign w:val="center"/>
+            <w:tcBorders>
+              <w:top w:val="single" w:sz="6" w:space="0" w:color="D8E2EA"/>
+              <w:left w:val="single" w:sz="6" w:space="0" w:color="D8E2EA"/>
+              <w:bottom w:val="single" w:sz="6" w:space="0" w:color="D8E2EA"/>
+              <w:right w:val="single" w:sz="6" w:space="0" w:color="D8E2EA"/>
+            </w:tcBorders>
+            <w:tcMar>
+              <w:top w:w="90" w:type="dxa"/>
+              <w:start w:w="120" w:type="dxa"/>
+              <w:bottom w:w="90" w:type="dxa"/>
+              <w:end w:w="120" w:type="dxa"/>
+            </w:tcMar>
+          </w:tcPr>
+          <w:p>
+            <w:pPr>
+              <w:spacing w:line="288" w:lineRule="auto" w:after="0"/>
+            </w:pPr>
+            <w:r>
+              <w:rPr>
+                <w:rFonts w:ascii="Malgun Gothic" w:hAnsi="Malgun Gothic" w:eastAsia="Malgun Gothic"/>
+                <w:b w:val="0"/>
+                <w:color w:val="1F2937"/>
+                <w:sz w:val="20"/>
+              </w:rPr>
+              <w:t>마이페이지 활동 캘린더에서 지난 대화를 다시 볼 수 있는지 확인</w:t>
+            </w:r>
+          </w:p>
+        </w:tc>
+      </w:tr>
+      <w:tr>
+        <w:tc>
+          <w:tcPr>
+            <w:tcW w:type="dxa" w:w="1584"/>
+            <w:vAlign w:val="center"/>
+            <w:tcBorders>
+              <w:top w:val="single" w:sz="6" w:space="0" w:color="D8E2EA"/>
+              <w:left w:val="single" w:sz="6" w:space="0" w:color="D8E2EA"/>
+              <w:bottom w:val="single" w:sz="6" w:space="0" w:color="D8E2EA"/>
+              <w:right w:val="single" w:sz="6" w:space="0" w:color="D8E2EA"/>
+            </w:tcBorders>
+            <w:tcMar>
+              <w:top w:w="90" w:type="dxa"/>
+              <w:start w:w="120" w:type="dxa"/>
+              <w:bottom w:w="90" w:type="dxa"/>
+              <w:end w:w="120" w:type="dxa"/>
+            </w:tcMar>
+          </w:tcPr>
+          <w:p>
+            <w:pPr>
+              <w:spacing w:line="288" w:lineRule="auto" w:after="0"/>
+            </w:pPr>
+            <w:r>
+              <w:rPr>
+                <w:rFonts w:ascii="Malgun Gothic" w:hAnsi="Malgun Gothic" w:eastAsia="Malgun Gothic"/>
+                <w:b w:val="0"/>
+                <w:color w:val="1F2937"/>
+                <w:sz w:val="20"/>
+              </w:rPr>
+              <w:t>알림</w:t>
+            </w:r>
+          </w:p>
+        </w:tc>
+        <w:tc>
+          <w:tcPr>
+            <w:tcW w:type="dxa" w:w="4320"/>
+            <w:vAlign w:val="center"/>
+            <w:tcBorders>
+              <w:top w:val="single" w:sz="6" w:space="0" w:color="D8E2EA"/>
+              <w:left w:val="single" w:sz="6" w:space="0" w:color="D8E2EA"/>
+              <w:bottom w:val="single" w:sz="6" w:space="0" w:color="D8E2EA"/>
+              <w:right w:val="single" w:sz="6" w:space="0" w:color="D8E2EA"/>
+            </w:tcBorders>
+            <w:tcMar>
+              <w:top w:w="90" w:type="dxa"/>
+              <w:start w:w="120" w:type="dxa"/>
+              <w:bottom w:w="90" w:type="dxa"/>
+              <w:end w:w="120" w:type="dxa"/>
+            </w:tcMar>
+          </w:tcPr>
+          <w:p>
+            <w:pPr>
+              <w:spacing w:line="288" w:lineRule="auto" w:after="0"/>
+            </w:pPr>
+            <w:r>
+              <w:rPr>
+                <w:rFonts w:ascii="Malgun Gothic" w:hAnsi="Malgun Gothic" w:eastAsia="Malgun Gothic"/>
+                <w:b w:val="0"/>
+                <w:color w:val="1F2937"/>
+                <w:sz w:val="20"/>
+              </w:rPr>
+              <w:t>주차별 정보 확인 알림 및 앱 내 푸시 연동 범위 반영</w:t>
+            </w:r>
+          </w:p>
+        </w:tc>
+        <w:tc>
+          <w:tcPr>
+            <w:tcW w:type="dxa" w:w="3456"/>
+            <w:vAlign w:val="center"/>
+            <w:tcBorders>
+              <w:top w:val="single" w:sz="6" w:space="0" w:color="D8E2EA"/>
+              <w:left w:val="single" w:sz="6" w:space="0" w:color="D8E2EA"/>
+              <w:bottom w:val="single" w:sz="6" w:space="0" w:color="D8E2EA"/>
+              <w:right w:val="single" w:sz="6" w:space="0" w:color="D8E2EA"/>
+            </w:tcBorders>
+            <w:tcMar>
+              <w:top w:w="90" w:type="dxa"/>
+              <w:start w:w="120" w:type="dxa"/>
+              <w:bottom w:w="90" w:type="dxa"/>
+              <w:end w:w="120" w:type="dxa"/>
+            </w:tcMar>
+          </w:tcPr>
+          <w:p>
+            <w:pPr>
+              <w:spacing w:line="288" w:lineRule="auto" w:after="0"/>
+            </w:pPr>
+            <w:r>
+              <w:rPr>
+                <w:rFonts w:ascii="Malgun Gothic" w:hAnsi="Malgun Gothic" w:eastAsia="Malgun Gothic"/>
+                <w:b w:val="0"/>
+                <w:color w:val="1F2937"/>
+                <w:sz w:val="20"/>
+              </w:rPr>
+              <w:t>운영 설정에 맞춰 사용자 알림 흐름을 확인</w:t>
             </w:r>
           </w:p>
         </w:tc>
@@ -561,94 +1630,857 @@
     </w:tbl>
     <w:p>
       <w:pPr>
+        <w:spacing w:after="40" w:line="288" w:lineRule="auto"/>
+      </w:pPr>
+    </w:p>
+    <w:p>
+      <w:pPr>
         <w:pStyle w:val="Heading1"/>
+        <w:spacing w:line="288" w:lineRule="auto"/>
       </w:pPr>
       <w:r>
-        <w:t>사용자가 확인할 화면</w:t>
+        <w:rPr>
+          <w:rFonts w:ascii="Malgun Gothic" w:hAnsi="Malgun Gothic" w:eastAsia="Malgun Gothic"/>
+          <w:color w:val="1F2937"/>
+          <w:sz w:val="20"/>
+        </w:rPr>
+        <w:t>3. 수용 기준별 검수 결과</w:t>
+      </w:r>
+    </w:p>
+    <w:tbl>
+      <w:tblPr>
+        <w:tblStyle w:val="TableGrid"/>
+        <w:tblW w:type="dxa" w:w="8800"/>
+        <w:jc w:val="center"/>
+        <w:tblLook w:firstColumn="1" w:firstRow="1" w:lastColumn="0" w:lastRow="0" w:noHBand="0" w:noVBand="1" w:val="04A0"/>
+        <w:tblLayout w:type="fixed"/>
+      </w:tblPr>
+      <w:tblGrid>
+        <w:gridCol w:w="2541"/>
+        <w:gridCol w:w="2541"/>
+        <w:gridCol w:w="2541"/>
+        <w:gridCol w:w="2541"/>
+      </w:tblGrid>
+      <w:tr>
+        <w:tc>
+          <w:tcPr>
+            <w:tcW w:type="dxa" w:w="1152"/>
+            <w:vAlign w:val="center"/>
+            <w:shd w:fill="EAF4F8"/>
+            <w:tcBorders>
+              <w:top w:val="single" w:sz="6" w:space="0" w:color="D8E2EA"/>
+              <w:left w:val="single" w:sz="6" w:space="0" w:color="D8E2EA"/>
+              <w:bottom w:val="single" w:sz="6" w:space="0" w:color="D8E2EA"/>
+              <w:right w:val="single" w:sz="6" w:space="0" w:color="D8E2EA"/>
+            </w:tcBorders>
+            <w:tcMar>
+              <w:top w:w="90" w:type="dxa"/>
+              <w:start w:w="120" w:type="dxa"/>
+              <w:bottom w:w="90" w:type="dxa"/>
+              <w:end w:w="120" w:type="dxa"/>
+            </w:tcMar>
+          </w:tcPr>
+          <w:p>
+            <w:pPr>
+              <w:spacing w:line="288" w:lineRule="auto" w:after="0"/>
+            </w:pPr>
+            <w:r>
+              <w:rPr>
+                <w:rFonts w:ascii="Malgun Gothic" w:hAnsi="Malgun Gothic" w:eastAsia="Malgun Gothic"/>
+                <w:b/>
+                <w:color w:val="246378"/>
+                <w:sz w:val="20"/>
+              </w:rPr>
+              <w:t>AC</w:t>
+            </w:r>
+          </w:p>
+        </w:tc>
+        <w:tc>
+          <w:tcPr>
+            <w:tcW w:type="dxa" w:w="2015"/>
+            <w:vAlign w:val="center"/>
+            <w:shd w:fill="EAF4F8"/>
+            <w:tcBorders>
+              <w:top w:val="single" w:sz="6" w:space="0" w:color="D8E2EA"/>
+              <w:left w:val="single" w:sz="6" w:space="0" w:color="D8E2EA"/>
+              <w:bottom w:val="single" w:sz="6" w:space="0" w:color="D8E2EA"/>
+              <w:right w:val="single" w:sz="6" w:space="0" w:color="D8E2EA"/>
+            </w:tcBorders>
+            <w:tcMar>
+              <w:top w:w="90" w:type="dxa"/>
+              <w:start w:w="120" w:type="dxa"/>
+              <w:bottom w:w="90" w:type="dxa"/>
+              <w:end w:w="120" w:type="dxa"/>
+            </w:tcMar>
+          </w:tcPr>
+          <w:p>
+            <w:pPr>
+              <w:spacing w:line="288" w:lineRule="auto" w:after="0"/>
+            </w:pPr>
+            <w:r>
+              <w:rPr>
+                <w:rFonts w:ascii="Malgun Gothic" w:hAnsi="Malgun Gothic" w:eastAsia="Malgun Gothic"/>
+                <w:b/>
+                <w:color w:val="246378"/>
+                <w:sz w:val="20"/>
+              </w:rPr>
+              <w:t>검수 항목</w:t>
+            </w:r>
+          </w:p>
+        </w:tc>
+        <w:tc>
+          <w:tcPr>
+            <w:tcW w:type="dxa" w:w="5040"/>
+            <w:vAlign w:val="center"/>
+            <w:shd w:fill="EAF4F8"/>
+            <w:tcBorders>
+              <w:top w:val="single" w:sz="6" w:space="0" w:color="D8E2EA"/>
+              <w:left w:val="single" w:sz="6" w:space="0" w:color="D8E2EA"/>
+              <w:bottom w:val="single" w:sz="6" w:space="0" w:color="D8E2EA"/>
+              <w:right w:val="single" w:sz="6" w:space="0" w:color="D8E2EA"/>
+            </w:tcBorders>
+            <w:tcMar>
+              <w:top w:w="90" w:type="dxa"/>
+              <w:start w:w="120" w:type="dxa"/>
+              <w:bottom w:w="90" w:type="dxa"/>
+              <w:end w:w="120" w:type="dxa"/>
+            </w:tcMar>
+          </w:tcPr>
+          <w:p>
+            <w:pPr>
+              <w:spacing w:line="288" w:lineRule="auto" w:after="0"/>
+            </w:pPr>
+            <w:r>
+              <w:rPr>
+                <w:rFonts w:ascii="Malgun Gothic" w:hAnsi="Malgun Gothic" w:eastAsia="Malgun Gothic"/>
+                <w:b/>
+                <w:color w:val="246378"/>
+                <w:sz w:val="20"/>
+              </w:rPr>
+              <w:t>앱 기준 증빙</w:t>
+            </w:r>
+          </w:p>
+        </w:tc>
+        <w:tc>
+          <w:tcPr>
+            <w:tcW w:type="dxa" w:w="1152"/>
+            <w:vAlign w:val="center"/>
+            <w:shd w:fill="EAF4F8"/>
+            <w:tcBorders>
+              <w:top w:val="single" w:sz="6" w:space="0" w:color="D8E2EA"/>
+              <w:left w:val="single" w:sz="6" w:space="0" w:color="D8E2EA"/>
+              <w:bottom w:val="single" w:sz="6" w:space="0" w:color="D8E2EA"/>
+              <w:right w:val="single" w:sz="6" w:space="0" w:color="D8E2EA"/>
+            </w:tcBorders>
+            <w:tcMar>
+              <w:top w:w="90" w:type="dxa"/>
+              <w:start w:w="120" w:type="dxa"/>
+              <w:bottom w:w="90" w:type="dxa"/>
+              <w:end w:w="120" w:type="dxa"/>
+            </w:tcMar>
+          </w:tcPr>
+          <w:p>
+            <w:pPr>
+              <w:spacing w:line="288" w:lineRule="auto" w:after="0"/>
+            </w:pPr>
+            <w:r>
+              <w:rPr>
+                <w:rFonts w:ascii="Malgun Gothic" w:hAnsi="Malgun Gothic" w:eastAsia="Malgun Gothic"/>
+                <w:b/>
+                <w:color w:val="246378"/>
+                <w:sz w:val="20"/>
+              </w:rPr>
+              <w:t>결과</w:t>
+            </w:r>
+          </w:p>
+        </w:tc>
+      </w:tr>
+      <w:tr>
+        <w:tc>
+          <w:tcPr>
+            <w:tcW w:type="dxa" w:w="1152"/>
+            <w:vAlign w:val="center"/>
+            <w:tcBorders>
+              <w:top w:val="single" w:sz="6" w:space="0" w:color="D8E2EA"/>
+              <w:left w:val="single" w:sz="6" w:space="0" w:color="D8E2EA"/>
+              <w:bottom w:val="single" w:sz="6" w:space="0" w:color="D8E2EA"/>
+              <w:right w:val="single" w:sz="6" w:space="0" w:color="D8E2EA"/>
+            </w:tcBorders>
+            <w:tcMar>
+              <w:top w:w="90" w:type="dxa"/>
+              <w:start w:w="120" w:type="dxa"/>
+              <w:bottom w:w="90" w:type="dxa"/>
+              <w:end w:w="120" w:type="dxa"/>
+            </w:tcMar>
+          </w:tcPr>
+          <w:p>
+            <w:pPr>
+              <w:spacing w:line="288" w:lineRule="auto" w:after="0"/>
+            </w:pPr>
+            <w:r>
+              <w:rPr>
+                <w:rFonts w:ascii="Malgun Gothic" w:hAnsi="Malgun Gothic" w:eastAsia="Malgun Gothic"/>
+                <w:b w:val="0"/>
+                <w:color w:val="1F2937"/>
+                <w:sz w:val="20"/>
+              </w:rPr>
+              <w:t>AC-001</w:t>
+            </w:r>
+          </w:p>
+        </w:tc>
+        <w:tc>
+          <w:tcPr>
+            <w:tcW w:type="dxa" w:w="2015"/>
+            <w:vAlign w:val="center"/>
+            <w:tcBorders>
+              <w:top w:val="single" w:sz="6" w:space="0" w:color="D8E2EA"/>
+              <w:left w:val="single" w:sz="6" w:space="0" w:color="D8E2EA"/>
+              <w:bottom w:val="single" w:sz="6" w:space="0" w:color="D8E2EA"/>
+              <w:right w:val="single" w:sz="6" w:space="0" w:color="D8E2EA"/>
+            </w:tcBorders>
+            <w:tcMar>
+              <w:top w:w="90" w:type="dxa"/>
+              <w:start w:w="120" w:type="dxa"/>
+              <w:bottom w:w="90" w:type="dxa"/>
+              <w:end w:w="120" w:type="dxa"/>
+            </w:tcMar>
+          </w:tcPr>
+          <w:p>
+            <w:pPr>
+              <w:spacing w:line="288" w:lineRule="auto" w:after="0"/>
+            </w:pPr>
+            <w:r>
+              <w:rPr>
+                <w:rFonts w:ascii="Malgun Gothic" w:hAnsi="Malgun Gothic" w:eastAsia="Malgun Gothic"/>
+                <w:b w:val="0"/>
+                <w:color w:val="1F2937"/>
+                <w:sz w:val="20"/>
+              </w:rPr>
+              <w:t>인증 동작</w:t>
+            </w:r>
+          </w:p>
+        </w:tc>
+        <w:tc>
+          <w:tcPr>
+            <w:tcW w:type="dxa" w:w="5040"/>
+            <w:vAlign w:val="center"/>
+            <w:tcBorders>
+              <w:top w:val="single" w:sz="6" w:space="0" w:color="D8E2EA"/>
+              <w:left w:val="single" w:sz="6" w:space="0" w:color="D8E2EA"/>
+              <w:bottom w:val="single" w:sz="6" w:space="0" w:color="D8E2EA"/>
+              <w:right w:val="single" w:sz="6" w:space="0" w:color="D8E2EA"/>
+            </w:tcBorders>
+            <w:tcMar>
+              <w:top w:w="90" w:type="dxa"/>
+              <w:start w:w="120" w:type="dxa"/>
+              <w:bottom w:w="90" w:type="dxa"/>
+              <w:end w:w="120" w:type="dxa"/>
+            </w:tcMar>
+          </w:tcPr>
+          <w:p>
+            <w:pPr>
+              <w:spacing w:line="288" w:lineRule="auto" w:after="0"/>
+            </w:pPr>
+            <w:r>
+              <w:rPr>
+                <w:rFonts w:ascii="Malgun Gothic" w:hAnsi="Malgun Gothic" w:eastAsia="Malgun Gothic"/>
+                <w:b w:val="0"/>
+                <w:color w:val="1F2937"/>
+                <w:sz w:val="20"/>
+              </w:rPr>
+              <w:t>테스트 계정으로 로그인/재진입 확인</w:t>
+            </w:r>
+          </w:p>
+        </w:tc>
+        <w:tc>
+          <w:tcPr>
+            <w:tcW w:type="dxa" w:w="1152"/>
+            <w:vAlign w:val="center"/>
+            <w:tcBorders>
+              <w:top w:val="single" w:sz="6" w:space="0" w:color="D8E2EA"/>
+              <w:left w:val="single" w:sz="6" w:space="0" w:color="D8E2EA"/>
+              <w:bottom w:val="single" w:sz="6" w:space="0" w:color="D8E2EA"/>
+              <w:right w:val="single" w:sz="6" w:space="0" w:color="D8E2EA"/>
+            </w:tcBorders>
+            <w:tcMar>
+              <w:top w:w="90" w:type="dxa"/>
+              <w:start w:w="120" w:type="dxa"/>
+              <w:bottom w:w="90" w:type="dxa"/>
+              <w:end w:w="120" w:type="dxa"/>
+            </w:tcMar>
+          </w:tcPr>
+          <w:p>
+            <w:pPr>
+              <w:spacing w:line="288" w:lineRule="auto" w:after="0"/>
+            </w:pPr>
+            <w:r>
+              <w:rPr>
+                <w:rFonts w:ascii="Malgun Gothic" w:hAnsi="Malgun Gothic" w:eastAsia="Malgun Gothic"/>
+                <w:b w:val="0"/>
+                <w:color w:val="1F2937"/>
+                <w:sz w:val="20"/>
+              </w:rPr>
+              <w:t>충족</w:t>
+            </w:r>
+          </w:p>
+        </w:tc>
+      </w:tr>
+      <w:tr>
+        <w:tc>
+          <w:tcPr>
+            <w:tcW w:type="dxa" w:w="1152"/>
+            <w:vAlign w:val="center"/>
+            <w:tcBorders>
+              <w:top w:val="single" w:sz="6" w:space="0" w:color="D8E2EA"/>
+              <w:left w:val="single" w:sz="6" w:space="0" w:color="D8E2EA"/>
+              <w:bottom w:val="single" w:sz="6" w:space="0" w:color="D8E2EA"/>
+              <w:right w:val="single" w:sz="6" w:space="0" w:color="D8E2EA"/>
+            </w:tcBorders>
+            <w:tcMar>
+              <w:top w:w="90" w:type="dxa"/>
+              <w:start w:w="120" w:type="dxa"/>
+              <w:bottom w:w="90" w:type="dxa"/>
+              <w:end w:w="120" w:type="dxa"/>
+            </w:tcMar>
+          </w:tcPr>
+          <w:p>
+            <w:pPr>
+              <w:spacing w:line="288" w:lineRule="auto" w:after="0"/>
+            </w:pPr>
+            <w:r>
+              <w:rPr>
+                <w:rFonts w:ascii="Malgun Gothic" w:hAnsi="Malgun Gothic" w:eastAsia="Malgun Gothic"/>
+                <w:b w:val="0"/>
+                <w:color w:val="1F2937"/>
+                <w:sz w:val="20"/>
+              </w:rPr>
+              <w:t>AC-002</w:t>
+            </w:r>
+          </w:p>
+        </w:tc>
+        <w:tc>
+          <w:tcPr>
+            <w:tcW w:type="dxa" w:w="2015"/>
+            <w:vAlign w:val="center"/>
+            <w:tcBorders>
+              <w:top w:val="single" w:sz="6" w:space="0" w:color="D8E2EA"/>
+              <w:left w:val="single" w:sz="6" w:space="0" w:color="D8E2EA"/>
+              <w:bottom w:val="single" w:sz="6" w:space="0" w:color="D8E2EA"/>
+              <w:right w:val="single" w:sz="6" w:space="0" w:color="D8E2EA"/>
+            </w:tcBorders>
+            <w:tcMar>
+              <w:top w:w="90" w:type="dxa"/>
+              <w:start w:w="120" w:type="dxa"/>
+              <w:bottom w:w="90" w:type="dxa"/>
+              <w:end w:w="120" w:type="dxa"/>
+            </w:tcMar>
+          </w:tcPr>
+          <w:p>
+            <w:pPr>
+              <w:spacing w:line="288" w:lineRule="auto" w:after="0"/>
+            </w:pPr>
+            <w:r>
+              <w:rPr>
+                <w:rFonts w:ascii="Malgun Gothic" w:hAnsi="Malgun Gothic" w:eastAsia="Malgun Gothic"/>
+                <w:b w:val="0"/>
+                <w:color w:val="1F2937"/>
+                <w:sz w:val="20"/>
+              </w:rPr>
+              <w:t>채팅 응답</w:t>
+            </w:r>
+          </w:p>
+        </w:tc>
+        <w:tc>
+          <w:tcPr>
+            <w:tcW w:type="dxa" w:w="5040"/>
+            <w:vAlign w:val="center"/>
+            <w:tcBorders>
+              <w:top w:val="single" w:sz="6" w:space="0" w:color="D8E2EA"/>
+              <w:left w:val="single" w:sz="6" w:space="0" w:color="D8E2EA"/>
+              <w:bottom w:val="single" w:sz="6" w:space="0" w:color="D8E2EA"/>
+              <w:right w:val="single" w:sz="6" w:space="0" w:color="D8E2EA"/>
+            </w:tcBorders>
+            <w:tcMar>
+              <w:top w:w="90" w:type="dxa"/>
+              <w:start w:w="120" w:type="dxa"/>
+              <w:bottom w:w="90" w:type="dxa"/>
+              <w:end w:w="120" w:type="dxa"/>
+            </w:tcMar>
+          </w:tcPr>
+          <w:p>
+            <w:pPr>
+              <w:spacing w:line="288" w:lineRule="auto" w:after="0"/>
+            </w:pPr>
+            <w:r>
+              <w:rPr>
+                <w:rFonts w:ascii="Malgun Gothic" w:hAnsi="Malgun Gothic" w:eastAsia="Malgun Gothic"/>
+                <w:b w:val="0"/>
+                <w:color w:val="1F2937"/>
+                <w:sz w:val="20"/>
+              </w:rPr>
+              <w:t>앱 대화 화면에서 질문 선택 후 후속 대화 확인</w:t>
+            </w:r>
+          </w:p>
+        </w:tc>
+        <w:tc>
+          <w:tcPr>
+            <w:tcW w:type="dxa" w:w="1152"/>
+            <w:vAlign w:val="center"/>
+            <w:tcBorders>
+              <w:top w:val="single" w:sz="6" w:space="0" w:color="D8E2EA"/>
+              <w:left w:val="single" w:sz="6" w:space="0" w:color="D8E2EA"/>
+              <w:bottom w:val="single" w:sz="6" w:space="0" w:color="D8E2EA"/>
+              <w:right w:val="single" w:sz="6" w:space="0" w:color="D8E2EA"/>
+            </w:tcBorders>
+            <w:tcMar>
+              <w:top w:w="90" w:type="dxa"/>
+              <w:start w:w="120" w:type="dxa"/>
+              <w:bottom w:w="90" w:type="dxa"/>
+              <w:end w:w="120" w:type="dxa"/>
+            </w:tcMar>
+          </w:tcPr>
+          <w:p>
+            <w:pPr>
+              <w:spacing w:line="288" w:lineRule="auto" w:after="0"/>
+            </w:pPr>
+            <w:r>
+              <w:rPr>
+                <w:rFonts w:ascii="Malgun Gothic" w:hAnsi="Malgun Gothic" w:eastAsia="Malgun Gothic"/>
+                <w:b w:val="0"/>
+                <w:color w:val="1F2937"/>
+                <w:sz w:val="20"/>
+              </w:rPr>
+              <w:t>충족</w:t>
+            </w:r>
+          </w:p>
+        </w:tc>
+      </w:tr>
+      <w:tr>
+        <w:tc>
+          <w:tcPr>
+            <w:tcW w:type="dxa" w:w="1152"/>
+            <w:vAlign w:val="center"/>
+            <w:tcBorders>
+              <w:top w:val="single" w:sz="6" w:space="0" w:color="D8E2EA"/>
+              <w:left w:val="single" w:sz="6" w:space="0" w:color="D8E2EA"/>
+              <w:bottom w:val="single" w:sz="6" w:space="0" w:color="D8E2EA"/>
+              <w:right w:val="single" w:sz="6" w:space="0" w:color="D8E2EA"/>
+            </w:tcBorders>
+            <w:tcMar>
+              <w:top w:w="90" w:type="dxa"/>
+              <w:start w:w="120" w:type="dxa"/>
+              <w:bottom w:w="90" w:type="dxa"/>
+              <w:end w:w="120" w:type="dxa"/>
+            </w:tcMar>
+          </w:tcPr>
+          <w:p>
+            <w:pPr>
+              <w:spacing w:line="288" w:lineRule="auto" w:after="0"/>
+            </w:pPr>
+            <w:r>
+              <w:rPr>
+                <w:rFonts w:ascii="Malgun Gothic" w:hAnsi="Malgun Gothic" w:eastAsia="Malgun Gothic"/>
+                <w:b w:val="0"/>
+                <w:color w:val="1F2937"/>
+                <w:sz w:val="20"/>
+              </w:rPr>
+              <w:t>AC-003</w:t>
+            </w:r>
+          </w:p>
+        </w:tc>
+        <w:tc>
+          <w:tcPr>
+            <w:tcW w:type="dxa" w:w="2015"/>
+            <w:vAlign w:val="center"/>
+            <w:tcBorders>
+              <w:top w:val="single" w:sz="6" w:space="0" w:color="D8E2EA"/>
+              <w:left w:val="single" w:sz="6" w:space="0" w:color="D8E2EA"/>
+              <w:bottom w:val="single" w:sz="6" w:space="0" w:color="D8E2EA"/>
+              <w:right w:val="single" w:sz="6" w:space="0" w:color="D8E2EA"/>
+            </w:tcBorders>
+            <w:tcMar>
+              <w:top w:w="90" w:type="dxa"/>
+              <w:start w:w="120" w:type="dxa"/>
+              <w:bottom w:w="90" w:type="dxa"/>
+              <w:end w:w="120" w:type="dxa"/>
+            </w:tcMar>
+          </w:tcPr>
+          <w:p>
+            <w:pPr>
+              <w:spacing w:line="288" w:lineRule="auto" w:after="0"/>
+            </w:pPr>
+            <w:r>
+              <w:rPr>
+                <w:rFonts w:ascii="Malgun Gothic" w:hAnsi="Malgun Gothic" w:eastAsia="Malgun Gothic"/>
+                <w:b w:val="0"/>
+                <w:color w:val="1F2937"/>
+                <w:sz w:val="20"/>
+              </w:rPr>
+              <w:t>가드레일</w:t>
+            </w:r>
+          </w:p>
+        </w:tc>
+        <w:tc>
+          <w:tcPr>
+            <w:tcW w:type="dxa" w:w="5040"/>
+            <w:vAlign w:val="center"/>
+            <w:tcBorders>
+              <w:top w:val="single" w:sz="6" w:space="0" w:color="D8E2EA"/>
+              <w:left w:val="single" w:sz="6" w:space="0" w:color="D8E2EA"/>
+              <w:bottom w:val="single" w:sz="6" w:space="0" w:color="D8E2EA"/>
+              <w:right w:val="single" w:sz="6" w:space="0" w:color="D8E2EA"/>
+            </w:tcBorders>
+            <w:tcMar>
+              <w:top w:w="90" w:type="dxa"/>
+              <w:start w:w="120" w:type="dxa"/>
+              <w:bottom w:w="90" w:type="dxa"/>
+              <w:end w:w="120" w:type="dxa"/>
+            </w:tcMar>
+          </w:tcPr>
+          <w:p>
+            <w:pPr>
+              <w:spacing w:line="288" w:lineRule="auto" w:after="0"/>
+            </w:pPr>
+            <w:r>
+              <w:rPr>
+                <w:rFonts w:ascii="Malgun Gothic" w:hAnsi="Malgun Gothic" w:eastAsia="Malgun Gothic"/>
+                <w:b w:val="0"/>
+                <w:color w:val="1F2937"/>
+                <w:sz w:val="20"/>
+              </w:rPr>
+              <w:t>의료 판단 단정 대신 안전 안내와 참고 정보 문구 적용</w:t>
+            </w:r>
+          </w:p>
+        </w:tc>
+        <w:tc>
+          <w:tcPr>
+            <w:tcW w:type="dxa" w:w="1152"/>
+            <w:vAlign w:val="center"/>
+            <w:tcBorders>
+              <w:top w:val="single" w:sz="6" w:space="0" w:color="D8E2EA"/>
+              <w:left w:val="single" w:sz="6" w:space="0" w:color="D8E2EA"/>
+              <w:bottom w:val="single" w:sz="6" w:space="0" w:color="D8E2EA"/>
+              <w:right w:val="single" w:sz="6" w:space="0" w:color="D8E2EA"/>
+            </w:tcBorders>
+            <w:tcMar>
+              <w:top w:w="90" w:type="dxa"/>
+              <w:start w:w="120" w:type="dxa"/>
+              <w:bottom w:w="90" w:type="dxa"/>
+              <w:end w:w="120" w:type="dxa"/>
+            </w:tcMar>
+          </w:tcPr>
+          <w:p>
+            <w:pPr>
+              <w:spacing w:line="288" w:lineRule="auto" w:after="0"/>
+            </w:pPr>
+            <w:r>
+              <w:rPr>
+                <w:rFonts w:ascii="Malgun Gothic" w:hAnsi="Malgun Gothic" w:eastAsia="Malgun Gothic"/>
+                <w:b w:val="0"/>
+                <w:color w:val="1F2937"/>
+                <w:sz w:val="20"/>
+              </w:rPr>
+              <w:t>충족</w:t>
+            </w:r>
+          </w:p>
+        </w:tc>
+      </w:tr>
+      <w:tr>
+        <w:tc>
+          <w:tcPr>
+            <w:tcW w:type="dxa" w:w="1152"/>
+            <w:vAlign w:val="center"/>
+            <w:tcBorders>
+              <w:top w:val="single" w:sz="6" w:space="0" w:color="D8E2EA"/>
+              <w:left w:val="single" w:sz="6" w:space="0" w:color="D8E2EA"/>
+              <w:bottom w:val="single" w:sz="6" w:space="0" w:color="D8E2EA"/>
+              <w:right w:val="single" w:sz="6" w:space="0" w:color="D8E2EA"/>
+            </w:tcBorders>
+            <w:tcMar>
+              <w:top w:w="90" w:type="dxa"/>
+              <w:start w:w="120" w:type="dxa"/>
+              <w:bottom w:w="90" w:type="dxa"/>
+              <w:end w:w="120" w:type="dxa"/>
+            </w:tcMar>
+          </w:tcPr>
+          <w:p>
+            <w:pPr>
+              <w:spacing w:line="288" w:lineRule="auto" w:after="0"/>
+            </w:pPr>
+            <w:r>
+              <w:rPr>
+                <w:rFonts w:ascii="Malgun Gothic" w:hAnsi="Malgun Gothic" w:eastAsia="Malgun Gothic"/>
+                <w:b w:val="0"/>
+                <w:color w:val="1F2937"/>
+                <w:sz w:val="20"/>
+              </w:rPr>
+              <w:t>AC-006</w:t>
+            </w:r>
+          </w:p>
+        </w:tc>
+        <w:tc>
+          <w:tcPr>
+            <w:tcW w:type="dxa" w:w="2015"/>
+            <w:vAlign w:val="center"/>
+            <w:tcBorders>
+              <w:top w:val="single" w:sz="6" w:space="0" w:color="D8E2EA"/>
+              <w:left w:val="single" w:sz="6" w:space="0" w:color="D8E2EA"/>
+              <w:bottom w:val="single" w:sz="6" w:space="0" w:color="D8E2EA"/>
+              <w:right w:val="single" w:sz="6" w:space="0" w:color="D8E2EA"/>
+            </w:tcBorders>
+            <w:tcMar>
+              <w:top w:w="90" w:type="dxa"/>
+              <w:start w:w="120" w:type="dxa"/>
+              <w:bottom w:w="90" w:type="dxa"/>
+              <w:end w:w="120" w:type="dxa"/>
+            </w:tcMar>
+          </w:tcPr>
+          <w:p>
+            <w:pPr>
+              <w:spacing w:line="288" w:lineRule="auto" w:after="0"/>
+            </w:pPr>
+            <w:r>
+              <w:rPr>
+                <w:rFonts w:ascii="Malgun Gothic" w:hAnsi="Malgun Gothic" w:eastAsia="Malgun Gothic"/>
+                <w:b w:val="0"/>
+                <w:color w:val="1F2937"/>
+                <w:sz w:val="20"/>
+              </w:rPr>
+              <w:t>대화 저장</w:t>
+            </w:r>
+          </w:p>
+        </w:tc>
+        <w:tc>
+          <w:tcPr>
+            <w:tcW w:type="dxa" w:w="5040"/>
+            <w:vAlign w:val="center"/>
+            <w:tcBorders>
+              <w:top w:val="single" w:sz="6" w:space="0" w:color="D8E2EA"/>
+              <w:left w:val="single" w:sz="6" w:space="0" w:color="D8E2EA"/>
+              <w:bottom w:val="single" w:sz="6" w:space="0" w:color="D8E2EA"/>
+              <w:right w:val="single" w:sz="6" w:space="0" w:color="D8E2EA"/>
+            </w:tcBorders>
+            <w:tcMar>
+              <w:top w:w="90" w:type="dxa"/>
+              <w:start w:w="120" w:type="dxa"/>
+              <w:bottom w:w="90" w:type="dxa"/>
+              <w:end w:w="120" w:type="dxa"/>
+            </w:tcMar>
+          </w:tcPr>
+          <w:p>
+            <w:pPr>
+              <w:spacing w:line="288" w:lineRule="auto" w:after="0"/>
+            </w:pPr>
+            <w:r>
+              <w:rPr>
+                <w:rFonts w:ascii="Malgun Gothic" w:hAnsi="Malgun Gothic" w:eastAsia="Malgun Gothic"/>
+                <w:b w:val="0"/>
+                <w:color w:val="1F2937"/>
+                <w:sz w:val="20"/>
+              </w:rPr>
+              <w:t>활동 캘린더에서 날짜별 요약과 상세 대화 확인</w:t>
+            </w:r>
+          </w:p>
+        </w:tc>
+        <w:tc>
+          <w:tcPr>
+            <w:tcW w:type="dxa" w:w="1152"/>
+            <w:vAlign w:val="center"/>
+            <w:tcBorders>
+              <w:top w:val="single" w:sz="6" w:space="0" w:color="D8E2EA"/>
+              <w:left w:val="single" w:sz="6" w:space="0" w:color="D8E2EA"/>
+              <w:bottom w:val="single" w:sz="6" w:space="0" w:color="D8E2EA"/>
+              <w:right w:val="single" w:sz="6" w:space="0" w:color="D8E2EA"/>
+            </w:tcBorders>
+            <w:tcMar>
+              <w:top w:w="90" w:type="dxa"/>
+              <w:start w:w="120" w:type="dxa"/>
+              <w:bottom w:w="90" w:type="dxa"/>
+              <w:end w:w="120" w:type="dxa"/>
+            </w:tcMar>
+          </w:tcPr>
+          <w:p>
+            <w:pPr>
+              <w:spacing w:line="288" w:lineRule="auto" w:after="0"/>
+            </w:pPr>
+            <w:r>
+              <w:rPr>
+                <w:rFonts w:ascii="Malgun Gothic" w:hAnsi="Malgun Gothic" w:eastAsia="Malgun Gothic"/>
+                <w:b w:val="0"/>
+                <w:color w:val="1F2937"/>
+                <w:sz w:val="20"/>
+              </w:rPr>
+              <w:t>충족</w:t>
+            </w:r>
+          </w:p>
+        </w:tc>
+      </w:tr>
+      <w:tr>
+        <w:tc>
+          <w:tcPr>
+            <w:tcW w:type="dxa" w:w="1152"/>
+            <w:vAlign w:val="center"/>
+            <w:tcBorders>
+              <w:top w:val="single" w:sz="6" w:space="0" w:color="D8E2EA"/>
+              <w:left w:val="single" w:sz="6" w:space="0" w:color="D8E2EA"/>
+              <w:bottom w:val="single" w:sz="6" w:space="0" w:color="D8E2EA"/>
+              <w:right w:val="single" w:sz="6" w:space="0" w:color="D8E2EA"/>
+            </w:tcBorders>
+            <w:tcMar>
+              <w:top w:w="90" w:type="dxa"/>
+              <w:start w:w="120" w:type="dxa"/>
+              <w:bottom w:w="90" w:type="dxa"/>
+              <w:end w:w="120" w:type="dxa"/>
+            </w:tcMar>
+          </w:tcPr>
+          <w:p>
+            <w:pPr>
+              <w:spacing w:line="288" w:lineRule="auto" w:after="0"/>
+            </w:pPr>
+            <w:r>
+              <w:rPr>
+                <w:rFonts w:ascii="Malgun Gothic" w:hAnsi="Malgun Gothic" w:eastAsia="Malgun Gothic"/>
+                <w:b w:val="0"/>
+                <w:color w:val="1F2937"/>
+                <w:sz w:val="20"/>
+              </w:rPr>
+              <w:t>AC-007</w:t>
+            </w:r>
+          </w:p>
+        </w:tc>
+        <w:tc>
+          <w:tcPr>
+            <w:tcW w:type="dxa" w:w="2015"/>
+            <w:vAlign w:val="center"/>
+            <w:tcBorders>
+              <w:top w:val="single" w:sz="6" w:space="0" w:color="D8E2EA"/>
+              <w:left w:val="single" w:sz="6" w:space="0" w:color="D8E2EA"/>
+              <w:bottom w:val="single" w:sz="6" w:space="0" w:color="D8E2EA"/>
+              <w:right w:val="single" w:sz="6" w:space="0" w:color="D8E2EA"/>
+            </w:tcBorders>
+            <w:tcMar>
+              <w:top w:w="90" w:type="dxa"/>
+              <w:start w:w="120" w:type="dxa"/>
+              <w:bottom w:w="90" w:type="dxa"/>
+              <w:end w:w="120" w:type="dxa"/>
+            </w:tcMar>
+          </w:tcPr>
+          <w:p>
+            <w:pPr>
+              <w:spacing w:line="288" w:lineRule="auto" w:after="0"/>
+            </w:pPr>
+            <w:r>
+              <w:rPr>
+                <w:rFonts w:ascii="Malgun Gothic" w:hAnsi="Malgun Gothic" w:eastAsia="Malgun Gothic"/>
+                <w:b w:val="0"/>
+                <w:color w:val="1F2937"/>
+                <w:sz w:val="20"/>
+              </w:rPr>
+              <w:t>배포 상태</w:t>
+            </w:r>
+          </w:p>
+        </w:tc>
+        <w:tc>
+          <w:tcPr>
+            <w:tcW w:type="dxa" w:w="5040"/>
+            <w:vAlign w:val="center"/>
+            <w:tcBorders>
+              <w:top w:val="single" w:sz="6" w:space="0" w:color="D8E2EA"/>
+              <w:left w:val="single" w:sz="6" w:space="0" w:color="D8E2EA"/>
+              <w:bottom w:val="single" w:sz="6" w:space="0" w:color="D8E2EA"/>
+              <w:right w:val="single" w:sz="6" w:space="0" w:color="D8E2EA"/>
+            </w:tcBorders>
+            <w:tcMar>
+              <w:top w:w="90" w:type="dxa"/>
+              <w:start w:w="120" w:type="dxa"/>
+              <w:bottom w:w="90" w:type="dxa"/>
+              <w:end w:w="120" w:type="dxa"/>
+            </w:tcMar>
+          </w:tcPr>
+          <w:p>
+            <w:pPr>
+              <w:spacing w:line="288" w:lineRule="auto" w:after="0"/>
+            </w:pPr>
+            <w:r>
+              <w:rPr>
+                <w:rFonts w:ascii="Malgun Gothic" w:hAnsi="Malgun Gothic" w:eastAsia="Malgun Gothic"/>
+                <w:b w:val="0"/>
+                <w:color w:val="1F2937"/>
+                <w:sz w:val="20"/>
+              </w:rPr>
+              <w:t>운영 서버 연결 기준 핵심 앱 흐름 확인</w:t>
+            </w:r>
+          </w:p>
+        </w:tc>
+        <w:tc>
+          <w:tcPr>
+            <w:tcW w:type="dxa" w:w="1152"/>
+            <w:vAlign w:val="center"/>
+            <w:tcBorders>
+              <w:top w:val="single" w:sz="6" w:space="0" w:color="D8E2EA"/>
+              <w:left w:val="single" w:sz="6" w:space="0" w:color="D8E2EA"/>
+              <w:bottom w:val="single" w:sz="6" w:space="0" w:color="D8E2EA"/>
+              <w:right w:val="single" w:sz="6" w:space="0" w:color="D8E2EA"/>
+            </w:tcBorders>
+            <w:tcMar>
+              <w:top w:w="90" w:type="dxa"/>
+              <w:start w:w="120" w:type="dxa"/>
+              <w:bottom w:w="90" w:type="dxa"/>
+              <w:end w:w="120" w:type="dxa"/>
+            </w:tcMar>
+          </w:tcPr>
+          <w:p>
+            <w:pPr>
+              <w:spacing w:line="288" w:lineRule="auto" w:after="0"/>
+            </w:pPr>
+            <w:r>
+              <w:rPr>
+                <w:rFonts w:ascii="Malgun Gothic" w:hAnsi="Malgun Gothic" w:eastAsia="Malgun Gothic"/>
+                <w:b w:val="0"/>
+                <w:color w:val="1F2937"/>
+                <w:sz w:val="20"/>
+              </w:rPr>
+              <w:t>충족</w:t>
+            </w:r>
+          </w:p>
+        </w:tc>
+      </w:tr>
+    </w:tbl>
+    <w:p>
+      <w:pPr>
+        <w:spacing w:after="40" w:line="288" w:lineRule="auto"/>
+      </w:pPr>
+    </w:p>
+    <w:p>
+      <w:pPr>
+        <w:pStyle w:val="Heading1"/>
+        <w:spacing w:line="288" w:lineRule="auto"/>
+      </w:pPr>
+      <w:r>
+        <w:rPr>
+          <w:rFonts w:ascii="Malgun Gothic" w:hAnsi="Malgun Gothic" w:eastAsia="Malgun Gothic"/>
+          <w:color w:val="1F2937"/>
+          <w:sz w:val="20"/>
+        </w:rPr>
+        <w:t>4. 화면 증빙</w:t>
       </w:r>
     </w:p>
     <w:p>
       <w:pPr>
-        <w:pStyle w:val="ListBullet"/>
-        <w:spacing w:after="60"/>
+        <w:keepNext/>
+        <w:spacing w:line="288" w:lineRule="auto"/>
+        <w:jc w:val="center"/>
       </w:pPr>
       <w:r>
         <w:rPr>
           <w:rFonts w:ascii="Malgun Gothic" w:hAnsi="Malgun Gothic" w:eastAsia="Malgun Gothic"/>
+          <w:b w:val="0"/>
+          <w:color w:val="1F2937"/>
           <w:sz w:val="20"/>
         </w:rPr>
-        <w:t>앱 실행 후 홈 화면에서 오늘의 주요 정보와 하단 탭이 보입니다.</w:t>
-      </w:r>
-    </w:p>
-    <w:p>
-      <w:pPr>
-        <w:pStyle w:val="ListBullet"/>
-        <w:spacing w:after="60"/>
-      </w:pPr>
-      <w:r>
-        <w:rPr>
-          <w:rFonts w:ascii="Malgun Gothic" w:hAnsi="Malgun Gothic" w:eastAsia="Malgun Gothic"/>
-          <w:sz w:val="20"/>
-        </w:rPr>
-        <w:t>오늘,우리 화면에서 아기/엄마 정보, 체크리스트, 대화 진입이 보입니다.</w:t>
-      </w:r>
-    </w:p>
-    <w:p>
-      <w:pPr>
-        <w:pStyle w:val="ListBullet"/>
-        <w:spacing w:after="60"/>
-      </w:pPr>
-      <w:r>
-        <w:rPr>
-          <w:rFonts w:ascii="Malgun Gothic" w:hAnsi="Malgun Gothic" w:eastAsia="Malgun Gothic"/>
-          <w:sz w:val="20"/>
-        </w:rPr>
-        <w:t>대화 화면에서 질문 선택 후 3턴 내외의 자연스러운 후속 대화가 이어집니다.</w:t>
-      </w:r>
-    </w:p>
-    <w:p>
-      <w:pPr>
-        <w:pStyle w:val="ListBullet"/>
-        <w:spacing w:after="60"/>
-      </w:pPr>
-      <w:r>
-        <w:rPr>
-          <w:rFonts w:ascii="Malgun Gothic" w:hAnsi="Malgun Gothic" w:eastAsia="Malgun Gothic"/>
-          <w:sz w:val="20"/>
-        </w:rPr>
-        <w:t>마이페이지 활동 캘린더에서 날짜별 대화 요약과 상세 대화 기록을 확인합니다.</w:t>
-      </w:r>
-    </w:p>
-    <w:p>
-      <w:pPr>
-        <w:pStyle w:val="Heading1"/>
-      </w:pPr>
-      <w:r>
-        <w:t>화면 증빙</w:t>
-      </w:r>
-    </w:p>
-    <w:p>
-      <w:pPr>
-        <w:spacing w:before="120" w:after="40"/>
-      </w:pPr>
-      <w:r>
-        <w:rPr>
-          <w:rFonts w:ascii="Malgun Gothic" w:hAnsi="Malgun Gothic" w:eastAsia="Malgun Gothic"/>
-          <w:b/>
-          <w:color w:val="5B6F7E"/>
-          <w:sz w:val="18"/>
-        </w:rPr>
-        <w:t>앱 홈 화면</w:t>
-      </w:r>
-    </w:p>
-    <w:p>
-      <w:pPr>
-        <w:jc w:val="center"/>
-      </w:pPr>
-      <w:r>
         <w:drawing>
           <wp:inline xmlns:a="http://schemas.openxmlformats.org/drawingml/2006/main" xmlns:pic="http://schemas.openxmlformats.org/drawingml/2006/picture">
-            <wp:extent cx="2834640" cy="6162874"/>
+            <wp:extent cx="2743200" cy="5964071"/>
             <wp:docPr id="1" name="Picture 1"/>
             <wp:cNvGraphicFramePr>
               <a:graphicFrameLocks noChangeAspect="1"/>
@@ -661,7 +2493,7 @@
                     <pic:cNvPicPr/>
                   </pic:nvPicPr>
                   <pic:blipFill>
-                    <a:blip r:embed="rId9"/>
+                    <a:blip r:embed="rId10"/>
                     <a:stretch>
                       <a:fillRect/>
                     </a:stretch>
@@ -669,7 +2501,7 @@
                   <pic:spPr>
                     <a:xfrm>
                       <a:off x="0" y="0"/>
-                      <a:ext cx="2834640" cy="6162874"/>
+                      <a:ext cx="2743200" cy="5964071"/>
                     </a:xfrm>
                     <a:prstGeom prst="rect"/>
                   </pic:spPr>
@@ -682,26 +2514,35 @@
     </w:p>
     <w:p>
       <w:pPr>
-        <w:spacing w:before="120" w:after="40"/>
+        <w:spacing w:line="288" w:lineRule="auto" w:after="160"/>
+        <w:jc w:val="center"/>
       </w:pPr>
       <w:r>
         <w:rPr>
           <w:rFonts w:ascii="Malgun Gothic" w:hAnsi="Malgun Gothic" w:eastAsia="Malgun Gothic"/>
-          <w:b/>
-          <w:color w:val="5B6F7E"/>
-          <w:sz w:val="18"/>
+          <w:b w:val="0"/>
+          <w:color w:val="4B5563"/>
+          <w:sz w:val="20"/>
         </w:rPr>
-        <w:t>오늘,우리 화면</w:t>
+        <w:t>그림 1. 앱 홈 화면 - 사용자 진입 후 주요 탭 확인</w:t>
       </w:r>
     </w:p>
     <w:p>
       <w:pPr>
+        <w:keepNext/>
+        <w:spacing w:line="288" w:lineRule="auto"/>
         <w:jc w:val="center"/>
       </w:pPr>
       <w:r>
+        <w:rPr>
+          <w:rFonts w:ascii="Malgun Gothic" w:hAnsi="Malgun Gothic" w:eastAsia="Malgun Gothic"/>
+          <w:b w:val="0"/>
+          <w:color w:val="1F2937"/>
+          <w:sz w:val="20"/>
+        </w:rPr>
         <w:drawing>
           <wp:inline xmlns:a="http://schemas.openxmlformats.org/drawingml/2006/main" xmlns:pic="http://schemas.openxmlformats.org/drawingml/2006/picture">
-            <wp:extent cx="2834640" cy="6162874"/>
+            <wp:extent cx="2743200" cy="5964071"/>
             <wp:docPr id="2" name="Picture 2"/>
             <wp:cNvGraphicFramePr>
               <a:graphicFrameLocks noChangeAspect="1"/>
@@ -714,7 +2555,7 @@
                     <pic:cNvPicPr/>
                   </pic:nvPicPr>
                   <pic:blipFill>
-                    <a:blip r:embed="rId10"/>
+                    <a:blip r:embed="rId11"/>
                     <a:stretch>
                       <a:fillRect/>
                     </a:stretch>
@@ -722,7 +2563,7 @@
                   <pic:spPr>
                     <a:xfrm>
                       <a:off x="0" y="0"/>
-                      <a:ext cx="2834640" cy="6162874"/>
+                      <a:ext cx="2743200" cy="5964071"/>
                     </a:xfrm>
                     <a:prstGeom prst="rect"/>
                   </pic:spPr>
@@ -735,26 +2576,35 @@
     </w:p>
     <w:p>
       <w:pPr>
-        <w:spacing w:before="120" w:after="40"/>
+        <w:spacing w:line="288" w:lineRule="auto" w:after="160"/>
+        <w:jc w:val="center"/>
       </w:pPr>
       <w:r>
         <w:rPr>
           <w:rFonts w:ascii="Malgun Gothic" w:hAnsi="Malgun Gothic" w:eastAsia="Malgun Gothic"/>
-          <w:b/>
-          <w:color w:val="5B6F7E"/>
-          <w:sz w:val="18"/>
+          <w:b w:val="0"/>
+          <w:color w:val="4B5563"/>
+          <w:sz w:val="20"/>
         </w:rPr>
-        <w:t>대화 흐름 유지 및 마무리 화면</w:t>
+        <w:t>그림 2. 오늘,우리 화면 - 주차별 아기/엄마 정보 확인</w:t>
       </w:r>
     </w:p>
     <w:p>
       <w:pPr>
+        <w:keepNext/>
+        <w:spacing w:line="288" w:lineRule="auto"/>
         <w:jc w:val="center"/>
       </w:pPr>
       <w:r>
+        <w:rPr>
+          <w:rFonts w:ascii="Malgun Gothic" w:hAnsi="Malgun Gothic" w:eastAsia="Malgun Gothic"/>
+          <w:b w:val="0"/>
+          <w:color w:val="1F2937"/>
+          <w:sz w:val="20"/>
+        </w:rPr>
         <w:drawing>
           <wp:inline xmlns:a="http://schemas.openxmlformats.org/drawingml/2006/main" xmlns:pic="http://schemas.openxmlformats.org/drawingml/2006/picture">
-            <wp:extent cx="2834640" cy="6162874"/>
+            <wp:extent cx="2743200" cy="5964071"/>
             <wp:docPr id="3" name="Picture 3"/>
             <wp:cNvGraphicFramePr>
               <a:graphicFrameLocks noChangeAspect="1"/>
@@ -763,11 +2613,11 @@
               <a:graphicData uri="http://schemas.openxmlformats.org/drawingml/2006/picture">
                 <pic:pic>
                   <pic:nvPicPr>
-                    <pic:cNvPr id="0" name="app-15-third-turn-complete.png"/>
+                    <pic:cNvPr id="0" name="app-03-checklist.png"/>
                     <pic:cNvPicPr/>
                   </pic:nvPicPr>
                   <pic:blipFill>
-                    <a:blip r:embed="rId11"/>
+                    <a:blip r:embed="rId12"/>
                     <a:stretch>
                       <a:fillRect/>
                     </a:stretch>
@@ -775,7 +2625,7 @@
                   <pic:spPr>
                     <a:xfrm>
                       <a:off x="0" y="0"/>
-                      <a:ext cx="2834640" cy="6162874"/>
+                      <a:ext cx="2743200" cy="5964071"/>
                     </a:xfrm>
                     <a:prstGeom prst="rect"/>
                   </pic:spPr>
@@ -788,26 +2638,35 @@
     </w:p>
     <w:p>
       <w:pPr>
-        <w:spacing w:before="120" w:after="40"/>
+        <w:spacing w:line="288" w:lineRule="auto" w:after="160"/>
+        <w:jc w:val="center"/>
       </w:pPr>
       <w:r>
         <w:rPr>
           <w:rFonts w:ascii="Malgun Gothic" w:hAnsi="Malgun Gothic" w:eastAsia="Malgun Gothic"/>
-          <w:b/>
-          <w:color w:val="5B6F7E"/>
-          <w:sz w:val="18"/>
+          <w:b w:val="0"/>
+          <w:color w:val="4B5563"/>
+          <w:sz w:val="20"/>
         </w:rPr>
-        <w:t>활동 캘린더 날짜별 질문/답변 화면</w:t>
+        <w:t>그림 3. 체크리스트 화면 - 주차별 생활 확인 항목</w:t>
       </w:r>
     </w:p>
     <w:p>
       <w:pPr>
+        <w:keepNext/>
+        <w:spacing w:line="288" w:lineRule="auto"/>
         <w:jc w:val="center"/>
       </w:pPr>
       <w:r>
+        <w:rPr>
+          <w:rFonts w:ascii="Malgun Gothic" w:hAnsi="Malgun Gothic" w:eastAsia="Malgun Gothic"/>
+          <w:b w:val="0"/>
+          <w:color w:val="1F2937"/>
+          <w:sz w:val="20"/>
+        </w:rPr>
         <w:drawing>
           <wp:inline xmlns:a="http://schemas.openxmlformats.org/drawingml/2006/main" xmlns:pic="http://schemas.openxmlformats.org/drawingml/2006/picture">
-            <wp:extent cx="2834640" cy="6162874"/>
+            <wp:extent cx="2743200" cy="5964071"/>
             <wp:docPr id="4" name="Picture 4"/>
             <wp:cNvGraphicFramePr>
               <a:graphicFrameLocks noChangeAspect="1"/>
@@ -816,11 +2675,11 @@
               <a:graphicData uri="http://schemas.openxmlformats.org/drawingml/2006/picture">
                 <pic:pic>
                   <pic:nvPicPr>
-                    <pic:cNvPr id="0" name="app-29-calendar-day-questions.png"/>
+                    <pic:cNvPr id="0" name="app-14-postdeploy-followup.png"/>
                     <pic:cNvPicPr/>
                   </pic:nvPicPr>
                   <pic:blipFill>
-                    <a:blip r:embed="rId12"/>
+                    <a:blip r:embed="rId13"/>
                     <a:stretch>
                       <a:fillRect/>
                     </a:stretch>
@@ -828,7 +2687,7 @@
                   <pic:spPr>
                     <a:xfrm>
                       <a:off x="0" y="0"/>
-                      <a:ext cx="2834640" cy="6162874"/>
+                      <a:ext cx="2743200" cy="5964071"/>
                     </a:xfrm>
                     <a:prstGeom prst="rect"/>
                   </pic:spPr>
@@ -841,55 +2700,1832 @@
     </w:p>
     <w:p>
       <w:pPr>
-        <w:pStyle w:val="Heading1"/>
+        <w:spacing w:line="288" w:lineRule="auto" w:after="160"/>
+        <w:jc w:val="center"/>
       </w:pPr>
       <w:r>
-        <w:t>검수 결론</w:t>
+        <w:rPr>
+          <w:rFonts w:ascii="Malgun Gothic" w:hAnsi="Malgun Gothic" w:eastAsia="Malgun Gothic"/>
+          <w:b w:val="0"/>
+          <w:color w:val="4B5563"/>
+          <w:sz w:val="20"/>
+        </w:rPr>
+        <w:t>그림 4. 대화 후속 질문 - 바로 다른 질문으로 튀지 않고 이어지는 흐름</w:t>
+      </w:r>
+    </w:p>
+    <w:p>
+      <w:pPr>
+        <w:keepNext/>
+        <w:spacing w:line="288" w:lineRule="auto"/>
+        <w:jc w:val="center"/>
+      </w:pPr>
+      <w:r>
+        <w:rPr>
+          <w:rFonts w:ascii="Malgun Gothic" w:hAnsi="Malgun Gothic" w:eastAsia="Malgun Gothic"/>
+          <w:b w:val="0"/>
+          <w:color w:val="1F2937"/>
+          <w:sz w:val="20"/>
+        </w:rPr>
+        <w:drawing>
+          <wp:inline xmlns:a="http://schemas.openxmlformats.org/drawingml/2006/main" xmlns:pic="http://schemas.openxmlformats.org/drawingml/2006/picture">
+            <wp:extent cx="2743200" cy="5964071"/>
+            <wp:docPr id="5" name="Picture 5"/>
+            <wp:cNvGraphicFramePr>
+              <a:graphicFrameLocks noChangeAspect="1"/>
+            </wp:cNvGraphicFramePr>
+            <a:graphic>
+              <a:graphicData uri="http://schemas.openxmlformats.org/drawingml/2006/picture">
+                <pic:pic>
+                  <pic:nvPicPr>
+                    <pic:cNvPr id="0" name="app-28-calendar-day-summary.png"/>
+                    <pic:cNvPicPr/>
+                  </pic:nvPicPr>
+                  <pic:blipFill>
+                    <a:blip r:embed="rId14"/>
+                    <a:stretch>
+                      <a:fillRect/>
+                    </a:stretch>
+                  </pic:blipFill>
+                  <pic:spPr>
+                    <a:xfrm>
+                      <a:off x="0" y="0"/>
+                      <a:ext cx="2743200" cy="5964071"/>
+                    </a:xfrm>
+                    <a:prstGeom prst="rect"/>
+                  </pic:spPr>
+                </pic:pic>
+              </a:graphicData>
+            </a:graphic>
+          </wp:inline>
+        </w:drawing>
+      </w:r>
+    </w:p>
+    <w:p>
+      <w:pPr>
+        <w:spacing w:line="288" w:lineRule="auto" w:after="160"/>
+        <w:jc w:val="center"/>
+      </w:pPr>
+      <w:r>
+        <w:rPr>
+          <w:rFonts w:ascii="Malgun Gothic" w:hAnsi="Malgun Gothic" w:eastAsia="Malgun Gothic"/>
+          <w:b w:val="0"/>
+          <w:color w:val="4B5563"/>
+          <w:sz w:val="20"/>
+        </w:rPr>
+        <w:t>그림 5. 활동 캘린더 대화 요약 - 날짜별 대화 내용 확인</w:t>
+      </w:r>
+    </w:p>
+    <w:p>
+      <w:pPr>
+        <w:keepNext/>
+        <w:spacing w:line="288" w:lineRule="auto"/>
+        <w:jc w:val="center"/>
+      </w:pPr>
+      <w:r>
+        <w:rPr>
+          <w:rFonts w:ascii="Malgun Gothic" w:hAnsi="Malgun Gothic" w:eastAsia="Malgun Gothic"/>
+          <w:b w:val="0"/>
+          <w:color w:val="1F2937"/>
+          <w:sz w:val="20"/>
+        </w:rPr>
+        <w:drawing>
+          <wp:inline xmlns:a="http://schemas.openxmlformats.org/drawingml/2006/main" xmlns:pic="http://schemas.openxmlformats.org/drawingml/2006/picture">
+            <wp:extent cx="2743200" cy="5964071"/>
+            <wp:docPr id="6" name="Picture 6"/>
+            <wp:cNvGraphicFramePr>
+              <a:graphicFrameLocks noChangeAspect="1"/>
+            </wp:cNvGraphicFramePr>
+            <a:graphic>
+              <a:graphicData uri="http://schemas.openxmlformats.org/drawingml/2006/picture">
+                <pic:pic>
+                  <pic:nvPicPr>
+                    <pic:cNvPr id="0" name="app-30-calendar-chat-detail.png"/>
+                    <pic:cNvPicPr/>
+                  </pic:nvPicPr>
+                  <pic:blipFill>
+                    <a:blip r:embed="rId15"/>
+                    <a:stretch>
+                      <a:fillRect/>
+                    </a:stretch>
+                  </pic:blipFill>
+                  <pic:spPr>
+                    <a:xfrm>
+                      <a:off x="0" y="0"/>
+                      <a:ext cx="2743200" cy="5964071"/>
+                    </a:xfrm>
+                    <a:prstGeom prst="rect"/>
+                  </pic:spPr>
+                </pic:pic>
+              </a:graphicData>
+            </a:graphic>
+          </wp:inline>
+        </w:drawing>
+      </w:r>
+    </w:p>
+    <w:p>
+      <w:pPr>
+        <w:spacing w:line="288" w:lineRule="auto" w:after="160"/>
+        <w:jc w:val="center"/>
+      </w:pPr>
+      <w:r>
+        <w:rPr>
+          <w:rFonts w:ascii="Malgun Gothic" w:hAnsi="Malgun Gothic" w:eastAsia="Malgun Gothic"/>
+          <w:b w:val="0"/>
+          <w:color w:val="4B5563"/>
+          <w:sz w:val="20"/>
+        </w:rPr>
+        <w:t>그림 6. 이 날의 대화 상세 - 채팅 단위 기록 재조회</w:t>
+      </w:r>
+    </w:p>
+    <w:p>
+      <w:pPr>
+        <w:spacing w:line="288" w:lineRule="auto"/>
+      </w:pPr>
+      <w:r>
+        <w:rPr>
+          <w:rFonts w:ascii="Malgun Gothic" w:hAnsi="Malgun Gothic" w:eastAsia="Malgun Gothic"/>
+          <w:b w:val="0"/>
+          <w:color w:val="1F2937"/>
+          <w:sz w:val="20"/>
+        </w:rPr>
+        <w:br w:type="page"/>
+      </w:r>
+    </w:p>
+    <w:p>
+      <w:pPr>
+        <w:pStyle w:val="Heading1"/>
+        <w:spacing w:line="288" w:lineRule="auto"/>
+      </w:pPr>
+      <w:r>
+        <w:rPr>
+          <w:rFonts w:ascii="Malgun Gothic" w:hAnsi="Malgun Gothic" w:eastAsia="Malgun Gothic"/>
+          <w:color w:val="1F2937"/>
+          <w:sz w:val="20"/>
+        </w:rPr>
+        <w:t>5. 운영 범위와 한도</w:t>
+      </w:r>
+    </w:p>
+    <w:tbl>
+      <w:tblPr>
+        <w:tblStyle w:val="TableGrid"/>
+        <w:tblW w:type="dxa" w:w="8800"/>
+        <w:jc w:val="center"/>
+        <w:tblLook w:firstColumn="1" w:firstRow="1" w:lastColumn="0" w:lastRow="0" w:noHBand="0" w:noVBand="1" w:val="04A0"/>
+        <w:tblLayout w:type="fixed"/>
+      </w:tblPr>
+      <w:tblGrid>
+        <w:gridCol w:w="3389"/>
+        <w:gridCol w:w="3389"/>
+        <w:gridCol w:w="3389"/>
+      </w:tblGrid>
+      <w:tr>
+        <w:tc>
+          <w:tcPr>
+            <w:tcW w:type="dxa" w:w="2160"/>
+            <w:vAlign w:val="center"/>
+            <w:shd w:fill="EAF4F8"/>
+            <w:tcBorders>
+              <w:top w:val="single" w:sz="6" w:space="0" w:color="D8E2EA"/>
+              <w:left w:val="single" w:sz="6" w:space="0" w:color="D8E2EA"/>
+              <w:bottom w:val="single" w:sz="6" w:space="0" w:color="D8E2EA"/>
+              <w:right w:val="single" w:sz="6" w:space="0" w:color="D8E2EA"/>
+            </w:tcBorders>
+            <w:tcMar>
+              <w:top w:w="90" w:type="dxa"/>
+              <w:start w:w="120" w:type="dxa"/>
+              <w:bottom w:w="90" w:type="dxa"/>
+              <w:end w:w="120" w:type="dxa"/>
+            </w:tcMar>
+          </w:tcPr>
+          <w:p>
+            <w:pPr>
+              <w:spacing w:line="288" w:lineRule="auto" w:after="0"/>
+            </w:pPr>
+            <w:r>
+              <w:rPr>
+                <w:rFonts w:ascii="Malgun Gothic" w:hAnsi="Malgun Gothic" w:eastAsia="Malgun Gothic"/>
+                <w:b/>
+                <w:color w:val="246378"/>
+                <w:sz w:val="20"/>
+              </w:rPr>
+              <w:t>항목</w:t>
+            </w:r>
+          </w:p>
+        </w:tc>
+        <w:tc>
+          <w:tcPr>
+            <w:tcW w:type="dxa" w:w="3456"/>
+            <w:vAlign w:val="center"/>
+            <w:shd w:fill="EAF4F8"/>
+            <w:tcBorders>
+              <w:top w:val="single" w:sz="6" w:space="0" w:color="D8E2EA"/>
+              <w:left w:val="single" w:sz="6" w:space="0" w:color="D8E2EA"/>
+              <w:bottom w:val="single" w:sz="6" w:space="0" w:color="D8E2EA"/>
+              <w:right w:val="single" w:sz="6" w:space="0" w:color="D8E2EA"/>
+            </w:tcBorders>
+            <w:tcMar>
+              <w:top w:w="90" w:type="dxa"/>
+              <w:start w:w="120" w:type="dxa"/>
+              <w:bottom w:w="90" w:type="dxa"/>
+              <w:end w:w="120" w:type="dxa"/>
+            </w:tcMar>
+          </w:tcPr>
+          <w:p>
+            <w:pPr>
+              <w:spacing w:line="288" w:lineRule="auto" w:after="0"/>
+            </w:pPr>
+            <w:r>
+              <w:rPr>
+                <w:rFonts w:ascii="Malgun Gothic" w:hAnsi="Malgun Gothic" w:eastAsia="Malgun Gothic"/>
+                <w:b/>
+                <w:color w:val="246378"/>
+                <w:sz w:val="20"/>
+              </w:rPr>
+              <w:t>계약 기준</w:t>
+            </w:r>
+          </w:p>
+        </w:tc>
+        <w:tc>
+          <w:tcPr>
+            <w:tcW w:type="dxa" w:w="3744"/>
+            <w:vAlign w:val="center"/>
+            <w:shd w:fill="EAF4F8"/>
+            <w:tcBorders>
+              <w:top w:val="single" w:sz="6" w:space="0" w:color="D8E2EA"/>
+              <w:left w:val="single" w:sz="6" w:space="0" w:color="D8E2EA"/>
+              <w:bottom w:val="single" w:sz="6" w:space="0" w:color="D8E2EA"/>
+              <w:right w:val="single" w:sz="6" w:space="0" w:color="D8E2EA"/>
+            </w:tcBorders>
+            <w:tcMar>
+              <w:top w:w="90" w:type="dxa"/>
+              <w:start w:w="120" w:type="dxa"/>
+              <w:bottom w:w="90" w:type="dxa"/>
+              <w:end w:w="120" w:type="dxa"/>
+            </w:tcMar>
+          </w:tcPr>
+          <w:p>
+            <w:pPr>
+              <w:spacing w:line="288" w:lineRule="auto" w:after="0"/>
+            </w:pPr>
+            <w:r>
+              <w:rPr>
+                <w:rFonts w:ascii="Malgun Gothic" w:hAnsi="Malgun Gothic" w:eastAsia="Malgun Gothic"/>
+                <w:b/>
+                <w:color w:val="246378"/>
+                <w:sz w:val="20"/>
+              </w:rPr>
+              <w:t>앱 문서상 확인 내용</w:t>
+            </w:r>
+          </w:p>
+        </w:tc>
+      </w:tr>
+      <w:tr>
+        <w:tc>
+          <w:tcPr>
+            <w:tcW w:type="dxa" w:w="2160"/>
+            <w:vAlign w:val="center"/>
+            <w:tcBorders>
+              <w:top w:val="single" w:sz="6" w:space="0" w:color="D8E2EA"/>
+              <w:left w:val="single" w:sz="6" w:space="0" w:color="D8E2EA"/>
+              <w:bottom w:val="single" w:sz="6" w:space="0" w:color="D8E2EA"/>
+              <w:right w:val="single" w:sz="6" w:space="0" w:color="D8E2EA"/>
+            </w:tcBorders>
+            <w:tcMar>
+              <w:top w:w="90" w:type="dxa"/>
+              <w:start w:w="120" w:type="dxa"/>
+              <w:bottom w:w="90" w:type="dxa"/>
+              <w:end w:w="120" w:type="dxa"/>
+            </w:tcMar>
+          </w:tcPr>
+          <w:p>
+            <w:pPr>
+              <w:spacing w:line="288" w:lineRule="auto" w:after="0"/>
+            </w:pPr>
+            <w:r>
+              <w:rPr>
+                <w:rFonts w:ascii="Malgun Gothic" w:hAnsi="Malgun Gothic" w:eastAsia="Malgun Gothic"/>
+                <w:b w:val="0"/>
+                <w:color w:val="1F2937"/>
+                <w:sz w:val="20"/>
+              </w:rPr>
+              <w:t>이미지 초기 세팅</w:t>
+            </w:r>
+          </w:p>
+        </w:tc>
+        <w:tc>
+          <w:tcPr>
+            <w:tcW w:type="dxa" w:w="3456"/>
+            <w:vAlign w:val="center"/>
+            <w:tcBorders>
+              <w:top w:val="single" w:sz="6" w:space="0" w:color="D8E2EA"/>
+              <w:left w:val="single" w:sz="6" w:space="0" w:color="D8E2EA"/>
+              <w:bottom w:val="single" w:sz="6" w:space="0" w:color="D8E2EA"/>
+              <w:right w:val="single" w:sz="6" w:space="0" w:color="D8E2EA"/>
+            </w:tcBorders>
+            <w:tcMar>
+              <w:top w:w="90" w:type="dxa"/>
+              <w:start w:w="120" w:type="dxa"/>
+              <w:bottom w:w="90" w:type="dxa"/>
+              <w:end w:w="120" w:type="dxa"/>
+            </w:tcMar>
+          </w:tcPr>
+          <w:p>
+            <w:pPr>
+              <w:spacing w:line="288" w:lineRule="auto" w:after="0"/>
+            </w:pPr>
+            <w:r>
+              <w:rPr>
+                <w:rFonts w:ascii="Malgun Gothic" w:hAnsi="Malgun Gothic" w:eastAsia="Malgun Gothic"/>
+                <w:b w:val="0"/>
+                <w:color w:val="1F2937"/>
+                <w:sz w:val="20"/>
+              </w:rPr>
+              <w:t>캐릭터/감정 이미지 초기 500개 기준</w:t>
+            </w:r>
+          </w:p>
+        </w:tc>
+        <w:tc>
+          <w:tcPr>
+            <w:tcW w:type="dxa" w:w="3744"/>
+            <w:vAlign w:val="center"/>
+            <w:tcBorders>
+              <w:top w:val="single" w:sz="6" w:space="0" w:color="D8E2EA"/>
+              <w:left w:val="single" w:sz="6" w:space="0" w:color="D8E2EA"/>
+              <w:bottom w:val="single" w:sz="6" w:space="0" w:color="D8E2EA"/>
+              <w:right w:val="single" w:sz="6" w:space="0" w:color="D8E2EA"/>
+            </w:tcBorders>
+            <w:tcMar>
+              <w:top w:w="90" w:type="dxa"/>
+              <w:start w:w="120" w:type="dxa"/>
+              <w:bottom w:w="90" w:type="dxa"/>
+              <w:end w:w="120" w:type="dxa"/>
+            </w:tcMar>
+          </w:tcPr>
+          <w:p>
+            <w:pPr>
+              <w:spacing w:line="288" w:lineRule="auto" w:after="0"/>
+            </w:pPr>
+            <w:r>
+              <w:rPr>
+                <w:rFonts w:ascii="Malgun Gothic" w:hAnsi="Malgun Gothic" w:eastAsia="Malgun Gothic"/>
+                <w:b w:val="0"/>
+                <w:color w:val="1F2937"/>
+                <w:sz w:val="20"/>
+              </w:rPr>
+              <w:t>앱 감정 반응과 이미지 노출 범위에 포함</w:t>
+            </w:r>
+          </w:p>
+        </w:tc>
+      </w:tr>
+      <w:tr>
+        <w:tc>
+          <w:tcPr>
+            <w:tcW w:type="dxa" w:w="2160"/>
+            <w:vAlign w:val="center"/>
+            <w:tcBorders>
+              <w:top w:val="single" w:sz="6" w:space="0" w:color="D8E2EA"/>
+              <w:left w:val="single" w:sz="6" w:space="0" w:color="D8E2EA"/>
+              <w:bottom w:val="single" w:sz="6" w:space="0" w:color="D8E2EA"/>
+              <w:right w:val="single" w:sz="6" w:space="0" w:color="D8E2EA"/>
+            </w:tcBorders>
+            <w:tcMar>
+              <w:top w:w="90" w:type="dxa"/>
+              <w:start w:w="120" w:type="dxa"/>
+              <w:bottom w:w="90" w:type="dxa"/>
+              <w:end w:w="120" w:type="dxa"/>
+            </w:tcMar>
+          </w:tcPr>
+          <w:p>
+            <w:pPr>
+              <w:spacing w:line="288" w:lineRule="auto" w:after="0"/>
+            </w:pPr>
+            <w:r>
+              <w:rPr>
+                <w:rFonts w:ascii="Malgun Gothic" w:hAnsi="Malgun Gothic" w:eastAsia="Malgun Gothic"/>
+                <w:b w:val="0"/>
+                <w:color w:val="1F2937"/>
+                <w:sz w:val="20"/>
+              </w:rPr>
+              <w:t>문자/푸시</w:t>
+            </w:r>
+          </w:p>
+        </w:tc>
+        <w:tc>
+          <w:tcPr>
+            <w:tcW w:type="dxa" w:w="3456"/>
+            <w:vAlign w:val="center"/>
+            <w:tcBorders>
+              <w:top w:val="single" w:sz="6" w:space="0" w:color="D8E2EA"/>
+              <w:left w:val="single" w:sz="6" w:space="0" w:color="D8E2EA"/>
+              <w:bottom w:val="single" w:sz="6" w:space="0" w:color="D8E2EA"/>
+              <w:right w:val="single" w:sz="6" w:space="0" w:color="D8E2EA"/>
+            </w:tcBorders>
+            <w:tcMar>
+              <w:top w:w="90" w:type="dxa"/>
+              <w:start w:w="120" w:type="dxa"/>
+              <w:bottom w:w="90" w:type="dxa"/>
+              <w:end w:w="120" w:type="dxa"/>
+            </w:tcMar>
+          </w:tcPr>
+          <w:p>
+            <w:pPr>
+              <w:spacing w:line="288" w:lineRule="auto" w:after="0"/>
+            </w:pPr>
+            <w:r>
+              <w:rPr>
+                <w:rFonts w:ascii="Malgun Gothic" w:hAnsi="Malgun Gothic" w:eastAsia="Malgun Gothic"/>
+                <w:b w:val="0"/>
+                <w:color w:val="1F2937"/>
+                <w:sz w:val="20"/>
+              </w:rPr>
+              <w:t>50명 x 200일, 10,000건 기준</w:t>
+            </w:r>
+          </w:p>
+        </w:tc>
+        <w:tc>
+          <w:tcPr>
+            <w:tcW w:type="dxa" w:w="3744"/>
+            <w:vAlign w:val="center"/>
+            <w:tcBorders>
+              <w:top w:val="single" w:sz="6" w:space="0" w:color="D8E2EA"/>
+              <w:left w:val="single" w:sz="6" w:space="0" w:color="D8E2EA"/>
+              <w:bottom w:val="single" w:sz="6" w:space="0" w:color="D8E2EA"/>
+              <w:right w:val="single" w:sz="6" w:space="0" w:color="D8E2EA"/>
+            </w:tcBorders>
+            <w:tcMar>
+              <w:top w:w="90" w:type="dxa"/>
+              <w:start w:w="120" w:type="dxa"/>
+              <w:bottom w:w="90" w:type="dxa"/>
+              <w:end w:w="120" w:type="dxa"/>
+            </w:tcMar>
+          </w:tcPr>
+          <w:p>
+            <w:pPr>
+              <w:spacing w:line="288" w:lineRule="auto" w:after="0"/>
+            </w:pPr>
+            <w:r>
+              <w:rPr>
+                <w:rFonts w:ascii="Malgun Gothic" w:hAnsi="Malgun Gothic" w:eastAsia="Malgun Gothic"/>
+                <w:b w:val="0"/>
+                <w:color w:val="1F2937"/>
+                <w:sz w:val="20"/>
+              </w:rPr>
+              <w:t>로그인/알림 운영 범위에 포함</w:t>
+            </w:r>
+          </w:p>
+        </w:tc>
+      </w:tr>
+      <w:tr>
+        <w:tc>
+          <w:tcPr>
+            <w:tcW w:type="dxa" w:w="2160"/>
+            <w:vAlign w:val="center"/>
+            <w:tcBorders>
+              <w:top w:val="single" w:sz="6" w:space="0" w:color="D8E2EA"/>
+              <w:left w:val="single" w:sz="6" w:space="0" w:color="D8E2EA"/>
+              <w:bottom w:val="single" w:sz="6" w:space="0" w:color="D8E2EA"/>
+              <w:right w:val="single" w:sz="6" w:space="0" w:color="D8E2EA"/>
+            </w:tcBorders>
+            <w:tcMar>
+              <w:top w:w="90" w:type="dxa"/>
+              <w:start w:w="120" w:type="dxa"/>
+              <w:bottom w:w="90" w:type="dxa"/>
+              <w:end w:w="120" w:type="dxa"/>
+            </w:tcMar>
+          </w:tcPr>
+          <w:p>
+            <w:pPr>
+              <w:spacing w:line="288" w:lineRule="auto" w:after="0"/>
+            </w:pPr>
+            <w:r>
+              <w:rPr>
+                <w:rFonts w:ascii="Malgun Gothic" w:hAnsi="Malgun Gothic" w:eastAsia="Malgun Gothic"/>
+                <w:b w:val="0"/>
+                <w:color w:val="1F2937"/>
+                <w:sz w:val="20"/>
+              </w:rPr>
+              <w:t>서버 운영</w:t>
+            </w:r>
+          </w:p>
+        </w:tc>
+        <w:tc>
+          <w:tcPr>
+            <w:tcW w:type="dxa" w:w="3456"/>
+            <w:vAlign w:val="center"/>
+            <w:tcBorders>
+              <w:top w:val="single" w:sz="6" w:space="0" w:color="D8E2EA"/>
+              <w:left w:val="single" w:sz="6" w:space="0" w:color="D8E2EA"/>
+              <w:bottom w:val="single" w:sz="6" w:space="0" w:color="D8E2EA"/>
+              <w:right w:val="single" w:sz="6" w:space="0" w:color="D8E2EA"/>
+            </w:tcBorders>
+            <w:tcMar>
+              <w:top w:w="90" w:type="dxa"/>
+              <w:start w:w="120" w:type="dxa"/>
+              <w:bottom w:w="90" w:type="dxa"/>
+              <w:end w:w="120" w:type="dxa"/>
+            </w:tcMar>
+          </w:tcPr>
+          <w:p>
+            <w:pPr>
+              <w:spacing w:line="288" w:lineRule="auto" w:after="0"/>
+            </w:pPr>
+            <w:r>
+              <w:rPr>
+                <w:rFonts w:ascii="Malgun Gothic" w:hAnsi="Malgun Gothic" w:eastAsia="Malgun Gothic"/>
+                <w:b w:val="0"/>
+                <w:color w:val="1F2937"/>
+                <w:sz w:val="20"/>
+              </w:rPr>
+              <w:t>2026.03~2026.08 6개월</w:t>
+            </w:r>
+          </w:p>
+        </w:tc>
+        <w:tc>
+          <w:tcPr>
+            <w:tcW w:type="dxa" w:w="3744"/>
+            <w:vAlign w:val="center"/>
+            <w:tcBorders>
+              <w:top w:val="single" w:sz="6" w:space="0" w:color="D8E2EA"/>
+              <w:left w:val="single" w:sz="6" w:space="0" w:color="D8E2EA"/>
+              <w:bottom w:val="single" w:sz="6" w:space="0" w:color="D8E2EA"/>
+              <w:right w:val="single" w:sz="6" w:space="0" w:color="D8E2EA"/>
+            </w:tcBorders>
+            <w:tcMar>
+              <w:top w:w="90" w:type="dxa"/>
+              <w:start w:w="120" w:type="dxa"/>
+              <w:bottom w:w="90" w:type="dxa"/>
+              <w:end w:w="120" w:type="dxa"/>
+            </w:tcMar>
+          </w:tcPr>
+          <w:p>
+            <w:pPr>
+              <w:spacing w:line="288" w:lineRule="auto" w:after="0"/>
+            </w:pPr>
+            <w:r>
+              <w:rPr>
+                <w:rFonts w:ascii="Malgun Gothic" w:hAnsi="Malgun Gothic" w:eastAsia="Malgun Gothic"/>
+                <w:b w:val="0"/>
+                <w:color w:val="1F2937"/>
+                <w:sz w:val="20"/>
+              </w:rPr>
+              <w:t>앱은 운영 서버 API 호출 구조</w:t>
+            </w:r>
+          </w:p>
+        </w:tc>
+      </w:tr>
+      <w:tr>
+        <w:tc>
+          <w:tcPr>
+            <w:tcW w:type="dxa" w:w="2160"/>
+            <w:vAlign w:val="center"/>
+            <w:tcBorders>
+              <w:top w:val="single" w:sz="6" w:space="0" w:color="D8E2EA"/>
+              <w:left w:val="single" w:sz="6" w:space="0" w:color="D8E2EA"/>
+              <w:bottom w:val="single" w:sz="6" w:space="0" w:color="D8E2EA"/>
+              <w:right w:val="single" w:sz="6" w:space="0" w:color="D8E2EA"/>
+            </w:tcBorders>
+            <w:tcMar>
+              <w:top w:w="90" w:type="dxa"/>
+              <w:start w:w="120" w:type="dxa"/>
+              <w:bottom w:w="90" w:type="dxa"/>
+              <w:end w:w="120" w:type="dxa"/>
+            </w:tcMar>
+          </w:tcPr>
+          <w:p>
+            <w:pPr>
+              <w:spacing w:line="288" w:lineRule="auto" w:after="0"/>
+            </w:pPr>
+            <w:r>
+              <w:rPr>
+                <w:rFonts w:ascii="Malgun Gothic" w:hAnsi="Malgun Gothic" w:eastAsia="Malgun Gothic"/>
+                <w:b w:val="0"/>
+                <w:color w:val="1F2937"/>
+                <w:sz w:val="20"/>
+              </w:rPr>
+              <w:t>AI 채팅 API</w:t>
+            </w:r>
+          </w:p>
+        </w:tc>
+        <w:tc>
+          <w:tcPr>
+            <w:tcW w:type="dxa" w:w="3456"/>
+            <w:vAlign w:val="center"/>
+            <w:tcBorders>
+              <w:top w:val="single" w:sz="6" w:space="0" w:color="D8E2EA"/>
+              <w:left w:val="single" w:sz="6" w:space="0" w:color="D8E2EA"/>
+              <w:bottom w:val="single" w:sz="6" w:space="0" w:color="D8E2EA"/>
+              <w:right w:val="single" w:sz="6" w:space="0" w:color="D8E2EA"/>
+            </w:tcBorders>
+            <w:tcMar>
+              <w:top w:w="90" w:type="dxa"/>
+              <w:start w:w="120" w:type="dxa"/>
+              <w:bottom w:w="90" w:type="dxa"/>
+              <w:end w:w="120" w:type="dxa"/>
+            </w:tcMar>
+          </w:tcPr>
+          <w:p>
+            <w:pPr>
+              <w:spacing w:line="288" w:lineRule="auto" w:after="0"/>
+            </w:pPr>
+            <w:r>
+              <w:rPr>
+                <w:rFonts w:ascii="Malgun Gothic" w:hAnsi="Malgun Gothic" w:eastAsia="Malgun Gothic"/>
+                <w:b w:val="0"/>
+                <w:color w:val="1F2937"/>
+                <w:sz w:val="20"/>
+              </w:rPr>
+              <w:t>6개월 운영 기준</w:t>
+            </w:r>
+          </w:p>
+        </w:tc>
+        <w:tc>
+          <w:tcPr>
+            <w:tcW w:type="dxa" w:w="3744"/>
+            <w:vAlign w:val="center"/>
+            <w:tcBorders>
+              <w:top w:val="single" w:sz="6" w:space="0" w:color="D8E2EA"/>
+              <w:left w:val="single" w:sz="6" w:space="0" w:color="D8E2EA"/>
+              <w:bottom w:val="single" w:sz="6" w:space="0" w:color="D8E2EA"/>
+              <w:right w:val="single" w:sz="6" w:space="0" w:color="D8E2EA"/>
+            </w:tcBorders>
+            <w:tcMar>
+              <w:top w:w="90" w:type="dxa"/>
+              <w:start w:w="120" w:type="dxa"/>
+              <w:bottom w:w="90" w:type="dxa"/>
+              <w:end w:w="120" w:type="dxa"/>
+            </w:tcMar>
+          </w:tcPr>
+          <w:p>
+            <w:pPr>
+              <w:spacing w:line="288" w:lineRule="auto" w:after="0"/>
+            </w:pPr>
+            <w:r>
+              <w:rPr>
+                <w:rFonts w:ascii="Malgun Gothic" w:hAnsi="Malgun Gothic" w:eastAsia="Malgun Gothic"/>
+                <w:b w:val="0"/>
+                <w:color w:val="1F2937"/>
+                <w:sz w:val="20"/>
+              </w:rPr>
+              <w:t>대화 생성 기능에 사용</w:t>
+            </w:r>
+          </w:p>
+        </w:tc>
+      </w:tr>
+      <w:tr>
+        <w:tc>
+          <w:tcPr>
+            <w:tcW w:type="dxa" w:w="2160"/>
+            <w:vAlign w:val="center"/>
+            <w:tcBorders>
+              <w:top w:val="single" w:sz="6" w:space="0" w:color="D8E2EA"/>
+              <w:left w:val="single" w:sz="6" w:space="0" w:color="D8E2EA"/>
+              <w:bottom w:val="single" w:sz="6" w:space="0" w:color="D8E2EA"/>
+              <w:right w:val="single" w:sz="6" w:space="0" w:color="D8E2EA"/>
+            </w:tcBorders>
+            <w:tcMar>
+              <w:top w:w="90" w:type="dxa"/>
+              <w:start w:w="120" w:type="dxa"/>
+              <w:bottom w:w="90" w:type="dxa"/>
+              <w:end w:w="120" w:type="dxa"/>
+            </w:tcMar>
+          </w:tcPr>
+          <w:p>
+            <w:pPr>
+              <w:spacing w:line="288" w:lineRule="auto" w:after="0"/>
+            </w:pPr>
+            <w:r>
+              <w:rPr>
+                <w:rFonts w:ascii="Malgun Gothic" w:hAnsi="Malgun Gothic" w:eastAsia="Malgun Gothic"/>
+                <w:b w:val="0"/>
+                <w:color w:val="1F2937"/>
+                <w:sz w:val="20"/>
+              </w:rPr>
+              <w:t>검색/RAG API</w:t>
+            </w:r>
+          </w:p>
+        </w:tc>
+        <w:tc>
+          <w:tcPr>
+            <w:tcW w:type="dxa" w:w="3456"/>
+            <w:vAlign w:val="center"/>
+            <w:tcBorders>
+              <w:top w:val="single" w:sz="6" w:space="0" w:color="D8E2EA"/>
+              <w:left w:val="single" w:sz="6" w:space="0" w:color="D8E2EA"/>
+              <w:bottom w:val="single" w:sz="6" w:space="0" w:color="D8E2EA"/>
+              <w:right w:val="single" w:sz="6" w:space="0" w:color="D8E2EA"/>
+            </w:tcBorders>
+            <w:tcMar>
+              <w:top w:w="90" w:type="dxa"/>
+              <w:start w:w="120" w:type="dxa"/>
+              <w:bottom w:w="90" w:type="dxa"/>
+              <w:end w:w="120" w:type="dxa"/>
+            </w:tcMar>
+          </w:tcPr>
+          <w:p>
+            <w:pPr>
+              <w:spacing w:line="288" w:lineRule="auto" w:after="0"/>
+            </w:pPr>
+            <w:r>
+              <w:rPr>
+                <w:rFonts w:ascii="Malgun Gothic" w:hAnsi="Malgun Gothic" w:eastAsia="Malgun Gothic"/>
+                <w:b w:val="0"/>
+                <w:color w:val="1F2937"/>
+                <w:sz w:val="20"/>
+              </w:rPr>
+              <w:t>6개월 운영 기준</w:t>
+            </w:r>
+          </w:p>
+        </w:tc>
+        <w:tc>
+          <w:tcPr>
+            <w:tcW w:type="dxa" w:w="3744"/>
+            <w:vAlign w:val="center"/>
+            <w:tcBorders>
+              <w:top w:val="single" w:sz="6" w:space="0" w:color="D8E2EA"/>
+              <w:left w:val="single" w:sz="6" w:space="0" w:color="D8E2EA"/>
+              <w:bottom w:val="single" w:sz="6" w:space="0" w:color="D8E2EA"/>
+              <w:right w:val="single" w:sz="6" w:space="0" w:color="D8E2EA"/>
+            </w:tcBorders>
+            <w:tcMar>
+              <w:top w:w="90" w:type="dxa"/>
+              <w:start w:w="120" w:type="dxa"/>
+              <w:bottom w:w="90" w:type="dxa"/>
+              <w:end w:w="120" w:type="dxa"/>
+            </w:tcMar>
+          </w:tcPr>
+          <w:p>
+            <w:pPr>
+              <w:spacing w:line="288" w:lineRule="auto" w:after="0"/>
+            </w:pPr>
+            <w:r>
+              <w:rPr>
+                <w:rFonts w:ascii="Malgun Gothic" w:hAnsi="Malgun Gothic" w:eastAsia="Malgun Gothic"/>
+                <w:b w:val="0"/>
+                <w:color w:val="1F2937"/>
+                <w:sz w:val="20"/>
+              </w:rPr>
+              <w:t>자료 기반 답변 보강에 사용</w:t>
+            </w:r>
+          </w:p>
+        </w:tc>
+      </w:tr>
+      <w:tr>
+        <w:tc>
+          <w:tcPr>
+            <w:tcW w:type="dxa" w:w="2160"/>
+            <w:vAlign w:val="center"/>
+            <w:tcBorders>
+              <w:top w:val="single" w:sz="6" w:space="0" w:color="D8E2EA"/>
+              <w:left w:val="single" w:sz="6" w:space="0" w:color="D8E2EA"/>
+              <w:bottom w:val="single" w:sz="6" w:space="0" w:color="D8E2EA"/>
+              <w:right w:val="single" w:sz="6" w:space="0" w:color="D8E2EA"/>
+            </w:tcBorders>
+            <w:tcMar>
+              <w:top w:w="90" w:type="dxa"/>
+              <w:start w:w="120" w:type="dxa"/>
+              <w:bottom w:w="90" w:type="dxa"/>
+              <w:end w:w="120" w:type="dxa"/>
+            </w:tcMar>
+          </w:tcPr>
+          <w:p>
+            <w:pPr>
+              <w:spacing w:line="288" w:lineRule="auto" w:after="0"/>
+            </w:pPr>
+            <w:r>
+              <w:rPr>
+                <w:rFonts w:ascii="Malgun Gothic" w:hAnsi="Malgun Gothic" w:eastAsia="Malgun Gothic"/>
+                <w:b w:val="0"/>
+                <w:color w:val="1F2937"/>
+                <w:sz w:val="20"/>
+              </w:rPr>
+              <w:t>무상 A/S</w:t>
+            </w:r>
+          </w:p>
+        </w:tc>
+        <w:tc>
+          <w:tcPr>
+            <w:tcW w:type="dxa" w:w="3456"/>
+            <w:vAlign w:val="center"/>
+            <w:tcBorders>
+              <w:top w:val="single" w:sz="6" w:space="0" w:color="D8E2EA"/>
+              <w:left w:val="single" w:sz="6" w:space="0" w:color="D8E2EA"/>
+              <w:bottom w:val="single" w:sz="6" w:space="0" w:color="D8E2EA"/>
+              <w:right w:val="single" w:sz="6" w:space="0" w:color="D8E2EA"/>
+            </w:tcBorders>
+            <w:tcMar>
+              <w:top w:w="90" w:type="dxa"/>
+              <w:start w:w="120" w:type="dxa"/>
+              <w:bottom w:w="90" w:type="dxa"/>
+              <w:end w:w="120" w:type="dxa"/>
+            </w:tcMar>
+          </w:tcPr>
+          <w:p>
+            <w:pPr>
+              <w:spacing w:line="288" w:lineRule="auto" w:after="0"/>
+            </w:pPr>
+            <w:r>
+              <w:rPr>
+                <w:rFonts w:ascii="Malgun Gothic" w:hAnsi="Malgun Gothic" w:eastAsia="Malgun Gothic"/>
+                <w:b w:val="0"/>
+                <w:color w:val="1F2937"/>
+                <w:sz w:val="20"/>
+              </w:rPr>
+              <w:t>2026.04.30까지</w:t>
+            </w:r>
+          </w:p>
+        </w:tc>
+        <w:tc>
+          <w:tcPr>
+            <w:tcW w:type="dxa" w:w="3744"/>
+            <w:vAlign w:val="center"/>
+            <w:tcBorders>
+              <w:top w:val="single" w:sz="6" w:space="0" w:color="D8E2EA"/>
+              <w:left w:val="single" w:sz="6" w:space="0" w:color="D8E2EA"/>
+              <w:bottom w:val="single" w:sz="6" w:space="0" w:color="D8E2EA"/>
+              <w:right w:val="single" w:sz="6" w:space="0" w:color="D8E2EA"/>
+            </w:tcBorders>
+            <w:tcMar>
+              <w:top w:w="90" w:type="dxa"/>
+              <w:start w:w="120" w:type="dxa"/>
+              <w:bottom w:w="90" w:type="dxa"/>
+              <w:end w:w="120" w:type="dxa"/>
+            </w:tcMar>
+          </w:tcPr>
+          <w:p>
+            <w:pPr>
+              <w:spacing w:line="288" w:lineRule="auto" w:after="0"/>
+            </w:pPr>
+            <w:r>
+              <w:rPr>
+                <w:rFonts w:ascii="Malgun Gothic" w:hAnsi="Malgun Gothic" w:eastAsia="Malgun Gothic"/>
+                <w:b w:val="0"/>
+                <w:color w:val="1F2937"/>
+                <w:sz w:val="20"/>
+              </w:rPr>
+              <w:t>계약 범위 내 버그 수정 및 안정화</w:t>
+            </w:r>
+          </w:p>
+        </w:tc>
+      </w:tr>
+    </w:tbl>
+    <w:p>
+      <w:pPr>
+        <w:spacing w:after="40" w:line="288" w:lineRule="auto"/>
+      </w:pPr>
+    </w:p>
+    <w:p>
+      <w:pPr>
+        <w:pStyle w:val="Heading1"/>
+        <w:spacing w:line="288" w:lineRule="auto"/>
+      </w:pPr>
+      <w:r>
+        <w:rPr>
+          <w:rFonts w:ascii="Malgun Gothic" w:hAnsi="Malgun Gothic" w:eastAsia="Malgun Gothic"/>
+          <w:color w:val="1F2937"/>
+          <w:sz w:val="20"/>
+        </w:rPr>
+        <w:t>6. 개인정보와 의료 정보 안내</w:t>
       </w:r>
     </w:p>
     <w:p>
       <w:pPr>
         <w:pStyle w:val="ListBullet"/>
-        <w:spacing w:after="60"/>
+        <w:spacing w:line="288" w:lineRule="auto" w:after="40"/>
       </w:pPr>
       <w:r>
         <w:rPr>
           <w:rFonts w:ascii="Malgun Gothic" w:hAnsi="Malgun Gothic" w:eastAsia="Malgun Gothic"/>
+          <w:b w:val="0"/>
+          <w:color w:val="1F2937"/>
           <w:sz w:val="20"/>
         </w:rPr>
-        <w:t>사용자 기준 핵심 앱 화면은 정상 진입 가능한 상태입니다.</w:t>
+        <w:t>앱은 전화번호, 채팅 내역, 감정 데이터, 임신 관련 건강 정보를 서비스 목적 범위에서 처리합니다.</w:t>
       </w:r>
     </w:p>
     <w:p>
       <w:pPr>
         <w:pStyle w:val="ListBullet"/>
-        <w:spacing w:after="60"/>
+        <w:spacing w:line="288" w:lineRule="auto" w:after="40"/>
       </w:pPr>
       <w:r>
         <w:rPr>
           <w:rFonts w:ascii="Malgun Gothic" w:hAnsi="Malgun Gothic" w:eastAsia="Malgun Gothic"/>
+          <w:b w:val="0"/>
+          <w:color w:val="1F2937"/>
           <w:sz w:val="20"/>
         </w:rPr>
-        <w:t>대화와 기록은 앱 내부 화면에서 이어지는 흐름으로 확인할 수 있습니다.</w:t>
+        <w:t>AI 응답은 의료행위, 진단, 처방이 아니라 참고 정보이며, 필요한 경우 전문 의료진 상담을 안내합니다.</w:t>
       </w:r>
     </w:p>
     <w:p>
       <w:pPr>
         <w:pStyle w:val="ListBullet"/>
-        <w:spacing w:after="60"/>
+        <w:spacing w:line="288" w:lineRule="auto" w:after="40"/>
       </w:pPr>
       <w:r>
         <w:rPr>
           <w:rFonts w:ascii="Malgun Gothic" w:hAnsi="Malgun Gothic" w:eastAsia="Malgun Gothic"/>
+          <w:b w:val="0"/>
+          <w:color w:val="1F2937"/>
           <w:sz w:val="20"/>
         </w:rPr>
-        <w:t>운영자가 수정한 콘텐츠는 서버를 통해 앱 화면에 반영되는 구조입니다.</w:t>
+        <w:t>의료 자료와 카드뉴스 등 콘텐츠 정확성은 발주자가 제공·관리하는 자료를 기준으로 하며, 앱은 이를 저장·전송·표시합니다.</w:t>
       </w:r>
     </w:p>
+    <w:p>
+      <w:pPr>
+        <w:pStyle w:val="Heading1"/>
+        <w:spacing w:line="288" w:lineRule="auto"/>
+      </w:pPr>
+      <w:r>
+        <w:rPr>
+          <w:rFonts w:ascii="Malgun Gothic" w:hAnsi="Malgun Gothic" w:eastAsia="Malgun Gothic"/>
+          <w:color w:val="1F2937"/>
+          <w:sz w:val="20"/>
+        </w:rPr>
+        <w:t>7. 최종 검수 결론</w:t>
+      </w:r>
+    </w:p>
+    <w:tbl>
+      <w:tblPr>
+        <w:tblW w:type="dxa" w:w="8800"/>
+        <w:jc w:val="center"/>
+        <w:tblLook w:firstColumn="1" w:firstRow="1" w:lastColumn="0" w:lastRow="0" w:noHBand="0" w:noVBand="1" w:val="04A0"/>
+        <w:tblLayout w:type="fixed"/>
+      </w:tblPr>
+      <w:tblGrid>
+        <w:gridCol w:w="10166"/>
+      </w:tblGrid>
+      <w:tr>
+        <w:tc>
+          <w:tcPr>
+            <w:tcW w:type="dxa" w:w="10166"/>
+            <w:shd w:fill="F2F8F6"/>
+            <w:tcBorders>
+              <w:top w:val="single" w:sz="6" w:space="0" w:color="CFE2DB"/>
+              <w:left w:val="single" w:sz="6" w:space="0" w:color="CFE2DB"/>
+              <w:bottom w:val="single" w:sz="6" w:space="0" w:color="CFE2DB"/>
+              <w:right w:val="single" w:sz="6" w:space="0" w:color="CFE2DB"/>
+            </w:tcBorders>
+            <w:tcMar>
+              <w:top w:w="90" w:type="dxa"/>
+              <w:start w:w="120" w:type="dxa"/>
+              <w:bottom w:w="90" w:type="dxa"/>
+              <w:end w:w="120" w:type="dxa"/>
+            </w:tcMar>
+            <w:vAlign w:val="center"/>
+          </w:tcPr>
+          <w:p>
+            <w:pPr>
+              <w:spacing w:line="288" w:lineRule="auto" w:after="0"/>
+            </w:pPr>
+            <w:r>
+              <w:rPr>
+                <w:rFonts w:ascii="Malgun Gothic" w:hAnsi="Malgun Gothic" w:eastAsia="Malgun Gothic"/>
+                <w:b/>
+                <w:color w:val="4C8978"/>
+                <w:sz w:val="20"/>
+              </w:rPr>
+              <w:t>앱 검수 결론</w:t>
+              <w:br/>
+            </w:r>
+            <w:r>
+              <w:rPr>
+                <w:rFonts w:ascii="Malgun Gothic" w:hAnsi="Malgun Gothic" w:eastAsia="Malgun Gothic"/>
+                <w:b w:val="0"/>
+                <w:color w:val="1F2937"/>
+                <w:sz w:val="20"/>
+              </w:rPr>
+              <w:t>사용자 기준 핵심 기능인 로그인, 주차별 정보 확인, 체크리스트, AI 대화, 대화 저장/요약, 날짜별 재조회가 계약 범위에 맞게 제공됩니다. 앱은 서버가 관리하는 콘텐츠와 대화 설정을 호출하는 구조이므로, 운영자가 수정한 내용은 서버 기준으로 앱에 반영됩니다.</w:t>
+            </w:r>
+          </w:p>
+        </w:tc>
+      </w:tr>
+    </w:tbl>
+    <w:p>
+      <w:pPr>
+        <w:spacing w:after="40" w:line="288" w:lineRule="auto"/>
+      </w:pPr>
+    </w:p>
+    <w:p>
+      <w:pPr>
+        <w:pStyle w:val="Heading1"/>
+        <w:spacing w:line="288" w:lineRule="auto"/>
+      </w:pPr>
+      <w:r>
+        <w:rPr>
+          <w:rFonts w:ascii="Malgun Gothic" w:hAnsi="Malgun Gothic" w:eastAsia="Malgun Gothic"/>
+          <w:b/>
+          <w:color w:val="246378"/>
+          <w:sz w:val="20"/>
+        </w:rPr>
+        <w:t>8. 납품물 확인</w:t>
+      </w:r>
+    </w:p>
+    <w:tbl>
+      <w:tblPr>
+        <w:tblStyle w:val="TableGrid"/>
+        <w:tblW w:type="auto" w:w="0"/>
+        <w:jc w:val="center"/>
+        <w:tblLook w:firstColumn="1" w:firstRow="1" w:lastColumn="0" w:lastRow="0" w:noHBand="0" w:noVBand="1" w:val="04A0"/>
+      </w:tblPr>
+      <w:tblGrid>
+        <w:gridCol w:w="3389"/>
+        <w:gridCol w:w="3389"/>
+        <w:gridCol w:w="3389"/>
+      </w:tblGrid>
+      <w:tr>
+        <w:tc>
+          <w:tcPr>
+            <w:tcW w:type="dxa" w:w="3389"/>
+            <w:shd w:fill="EAF4F8"/>
+            <w:tcBorders>
+              <w:top w:val="single" w:sz="6" w:space="0" w:color="D8E2EA"/>
+              <w:left w:val="single" w:sz="6" w:space="0" w:color="D8E2EA"/>
+              <w:bottom w:val="single" w:sz="6" w:space="0" w:color="D8E2EA"/>
+              <w:right w:val="single" w:sz="6" w:space="0" w:color="D8E2EA"/>
+            </w:tcBorders>
+            <w:tcMar>
+              <w:top w:w="90" w:type="dxa"/>
+              <w:start w:w="120" w:type="dxa"/>
+              <w:bottom w:w="90" w:type="dxa"/>
+              <w:end w:w="120" w:type="dxa"/>
+            </w:tcMar>
+            <w:vAlign w:val="center"/>
+          </w:tcPr>
+          <w:p>
+            <w:pPr>
+              <w:spacing w:line="288" w:lineRule="auto"/>
+            </w:pPr>
+            <w:r>
+              <w:rPr>
+                <w:rFonts w:ascii="Malgun Gothic" w:hAnsi="Malgun Gothic" w:eastAsia="Malgun Gothic"/>
+                <w:b/>
+                <w:color w:val="246378"/>
+                <w:sz w:val="20"/>
+              </w:rPr>
+              <w:t>계약상 산출물</w:t>
+            </w:r>
+          </w:p>
+        </w:tc>
+        <w:tc>
+          <w:tcPr>
+            <w:tcW w:type="dxa" w:w="3389"/>
+            <w:shd w:fill="EAF4F8"/>
+            <w:tcBorders>
+              <w:top w:val="single" w:sz="6" w:space="0" w:color="D8E2EA"/>
+              <w:left w:val="single" w:sz="6" w:space="0" w:color="D8E2EA"/>
+              <w:bottom w:val="single" w:sz="6" w:space="0" w:color="D8E2EA"/>
+              <w:right w:val="single" w:sz="6" w:space="0" w:color="D8E2EA"/>
+            </w:tcBorders>
+            <w:tcMar>
+              <w:top w:w="90" w:type="dxa"/>
+              <w:start w:w="120" w:type="dxa"/>
+              <w:bottom w:w="90" w:type="dxa"/>
+              <w:end w:w="120" w:type="dxa"/>
+            </w:tcMar>
+            <w:vAlign w:val="center"/>
+          </w:tcPr>
+          <w:p>
+            <w:pPr>
+              <w:spacing w:line="288" w:lineRule="auto"/>
+            </w:pPr>
+            <w:r>
+              <w:rPr>
+                <w:rFonts w:ascii="Malgun Gothic" w:hAnsi="Malgun Gothic" w:eastAsia="Malgun Gothic"/>
+                <w:b/>
+                <w:color w:val="246378"/>
+                <w:sz w:val="20"/>
+              </w:rPr>
+              <w:t>제공/확인 방식</w:t>
+            </w:r>
+          </w:p>
+        </w:tc>
+        <w:tc>
+          <w:tcPr>
+            <w:tcW w:type="dxa" w:w="3389"/>
+            <w:shd w:fill="EAF4F8"/>
+            <w:tcBorders>
+              <w:top w:val="single" w:sz="6" w:space="0" w:color="D8E2EA"/>
+              <w:left w:val="single" w:sz="6" w:space="0" w:color="D8E2EA"/>
+              <w:bottom w:val="single" w:sz="6" w:space="0" w:color="D8E2EA"/>
+              <w:right w:val="single" w:sz="6" w:space="0" w:color="D8E2EA"/>
+            </w:tcBorders>
+            <w:tcMar>
+              <w:top w:w="90" w:type="dxa"/>
+              <w:start w:w="120" w:type="dxa"/>
+              <w:bottom w:w="90" w:type="dxa"/>
+              <w:end w:w="120" w:type="dxa"/>
+            </w:tcMar>
+            <w:vAlign w:val="center"/>
+          </w:tcPr>
+          <w:p>
+            <w:pPr>
+              <w:spacing w:line="288" w:lineRule="auto"/>
+            </w:pPr>
+            <w:r>
+              <w:rPr>
+                <w:rFonts w:ascii="Malgun Gothic" w:hAnsi="Malgun Gothic" w:eastAsia="Malgun Gothic"/>
+                <w:b/>
+                <w:color w:val="246378"/>
+                <w:sz w:val="20"/>
+              </w:rPr>
+              <w:t>앱 문서상 확인</w:t>
+            </w:r>
+          </w:p>
+        </w:tc>
+      </w:tr>
+      <w:tr>
+        <w:tc>
+          <w:tcPr>
+            <w:tcW w:type="dxa" w:w="3389"/>
+            <w:tcBorders>
+              <w:top w:val="single" w:sz="6" w:space="0" w:color="D8E2EA"/>
+              <w:left w:val="single" w:sz="6" w:space="0" w:color="D8E2EA"/>
+              <w:bottom w:val="single" w:sz="6" w:space="0" w:color="D8E2EA"/>
+              <w:right w:val="single" w:sz="6" w:space="0" w:color="D8E2EA"/>
+            </w:tcBorders>
+            <w:tcMar>
+              <w:top w:w="90" w:type="dxa"/>
+              <w:start w:w="120" w:type="dxa"/>
+              <w:bottom w:w="90" w:type="dxa"/>
+              <w:end w:w="120" w:type="dxa"/>
+            </w:tcMar>
+            <w:vAlign w:val="center"/>
+          </w:tcPr>
+          <w:p>
+            <w:pPr>
+              <w:spacing w:line="288" w:lineRule="auto" w:after="0"/>
+            </w:pPr>
+            <w:r>
+              <w:rPr>
+                <w:rFonts w:ascii="Malgun Gothic" w:hAnsi="Malgun Gothic" w:eastAsia="Malgun Gothic"/>
+                <w:b w:val="0"/>
+                <w:color w:val="1F2937"/>
+                <w:sz w:val="20"/>
+              </w:rPr>
+              <w:t>전체 프로젝트 소스코드</w:t>
+            </w:r>
+          </w:p>
+        </w:tc>
+        <w:tc>
+          <w:tcPr>
+            <w:tcW w:type="dxa" w:w="3389"/>
+            <w:tcBorders>
+              <w:top w:val="single" w:sz="6" w:space="0" w:color="D8E2EA"/>
+              <w:left w:val="single" w:sz="6" w:space="0" w:color="D8E2EA"/>
+              <w:bottom w:val="single" w:sz="6" w:space="0" w:color="D8E2EA"/>
+              <w:right w:val="single" w:sz="6" w:space="0" w:color="D8E2EA"/>
+            </w:tcBorders>
+            <w:tcMar>
+              <w:top w:w="90" w:type="dxa"/>
+              <w:start w:w="120" w:type="dxa"/>
+              <w:bottom w:w="90" w:type="dxa"/>
+              <w:end w:w="120" w:type="dxa"/>
+            </w:tcMar>
+            <w:vAlign w:val="center"/>
+          </w:tcPr>
+          <w:p>
+            <w:pPr>
+              <w:spacing w:line="288" w:lineRule="auto" w:after="0"/>
+            </w:pPr>
+            <w:r>
+              <w:rPr>
+                <w:rFonts w:ascii="Malgun Gothic" w:hAnsi="Malgun Gothic" w:eastAsia="Malgun Gothic"/>
+                <w:b w:val="0"/>
+                <w:color w:val="1F2937"/>
+                <w:sz w:val="20"/>
+              </w:rPr>
+              <w:t>Git 저장소 기준 인계</w:t>
+            </w:r>
+          </w:p>
+        </w:tc>
+        <w:tc>
+          <w:tcPr>
+            <w:tcW w:type="dxa" w:w="3389"/>
+            <w:tcBorders>
+              <w:top w:val="single" w:sz="6" w:space="0" w:color="D8E2EA"/>
+              <w:left w:val="single" w:sz="6" w:space="0" w:color="D8E2EA"/>
+              <w:bottom w:val="single" w:sz="6" w:space="0" w:color="D8E2EA"/>
+              <w:right w:val="single" w:sz="6" w:space="0" w:color="D8E2EA"/>
+            </w:tcBorders>
+            <w:tcMar>
+              <w:top w:w="90" w:type="dxa"/>
+              <w:start w:w="120" w:type="dxa"/>
+              <w:bottom w:w="90" w:type="dxa"/>
+              <w:end w:w="120" w:type="dxa"/>
+            </w:tcMar>
+            <w:vAlign w:val="center"/>
+          </w:tcPr>
+          <w:p>
+            <w:pPr>
+              <w:spacing w:line="288" w:lineRule="auto" w:after="0"/>
+            </w:pPr>
+            <w:r>
+              <w:rPr>
+                <w:rFonts w:ascii="Malgun Gothic" w:hAnsi="Malgun Gothic" w:eastAsia="Malgun Gothic"/>
+                <w:b w:val="0"/>
+                <w:color w:val="1F2937"/>
+                <w:sz w:val="20"/>
+              </w:rPr>
+              <w:t>앱 기능 구현 소스 포함</w:t>
+            </w:r>
+          </w:p>
+        </w:tc>
+      </w:tr>
+      <w:tr>
+        <w:tc>
+          <w:tcPr>
+            <w:tcW w:type="dxa" w:w="3389"/>
+            <w:tcBorders>
+              <w:top w:val="single" w:sz="6" w:space="0" w:color="D8E2EA"/>
+              <w:left w:val="single" w:sz="6" w:space="0" w:color="D8E2EA"/>
+              <w:bottom w:val="single" w:sz="6" w:space="0" w:color="D8E2EA"/>
+              <w:right w:val="single" w:sz="6" w:space="0" w:color="D8E2EA"/>
+            </w:tcBorders>
+            <w:tcMar>
+              <w:top w:w="90" w:type="dxa"/>
+              <w:start w:w="120" w:type="dxa"/>
+              <w:bottom w:w="90" w:type="dxa"/>
+              <w:end w:w="120" w:type="dxa"/>
+            </w:tcMar>
+            <w:vAlign w:val="center"/>
+          </w:tcPr>
+          <w:p>
+            <w:pPr>
+              <w:spacing w:line="288" w:lineRule="auto" w:after="0"/>
+            </w:pPr>
+            <w:r>
+              <w:rPr>
+                <w:rFonts w:ascii="Malgun Gothic" w:hAnsi="Malgun Gothic" w:eastAsia="Malgun Gothic"/>
+                <w:b w:val="0"/>
+                <w:color w:val="1F2937"/>
+                <w:sz w:val="20"/>
+              </w:rPr>
+              <w:t>운영 서버 배포 완료 상태</w:t>
+            </w:r>
+          </w:p>
+        </w:tc>
+        <w:tc>
+          <w:tcPr>
+            <w:tcW w:type="dxa" w:w="3389"/>
+            <w:tcBorders>
+              <w:top w:val="single" w:sz="6" w:space="0" w:color="D8E2EA"/>
+              <w:left w:val="single" w:sz="6" w:space="0" w:color="D8E2EA"/>
+              <w:bottom w:val="single" w:sz="6" w:space="0" w:color="D8E2EA"/>
+              <w:right w:val="single" w:sz="6" w:space="0" w:color="D8E2EA"/>
+            </w:tcBorders>
+            <w:tcMar>
+              <w:top w:w="90" w:type="dxa"/>
+              <w:start w:w="120" w:type="dxa"/>
+              <w:bottom w:w="90" w:type="dxa"/>
+              <w:end w:w="120" w:type="dxa"/>
+            </w:tcMar>
+            <w:vAlign w:val="center"/>
+          </w:tcPr>
+          <w:p>
+            <w:pPr>
+              <w:spacing w:line="288" w:lineRule="auto" w:after="0"/>
+            </w:pPr>
+            <w:r>
+              <w:rPr>
+                <w:rFonts w:ascii="Malgun Gothic" w:hAnsi="Malgun Gothic" w:eastAsia="Malgun Gothic"/>
+                <w:b w:val="0"/>
+                <w:color w:val="1F2937"/>
+                <w:sz w:val="20"/>
+              </w:rPr>
+              <w:t>운영 서버와 앱 API 연결 확인</w:t>
+            </w:r>
+          </w:p>
+        </w:tc>
+        <w:tc>
+          <w:tcPr>
+            <w:tcW w:type="dxa" w:w="3389"/>
+            <w:tcBorders>
+              <w:top w:val="single" w:sz="6" w:space="0" w:color="D8E2EA"/>
+              <w:left w:val="single" w:sz="6" w:space="0" w:color="D8E2EA"/>
+              <w:bottom w:val="single" w:sz="6" w:space="0" w:color="D8E2EA"/>
+              <w:right w:val="single" w:sz="6" w:space="0" w:color="D8E2EA"/>
+            </w:tcBorders>
+            <w:tcMar>
+              <w:top w:w="90" w:type="dxa"/>
+              <w:start w:w="120" w:type="dxa"/>
+              <w:bottom w:w="90" w:type="dxa"/>
+              <w:end w:w="120" w:type="dxa"/>
+            </w:tcMar>
+            <w:vAlign w:val="center"/>
+          </w:tcPr>
+          <w:p>
+            <w:pPr>
+              <w:spacing w:line="288" w:lineRule="auto" w:after="0"/>
+            </w:pPr>
+            <w:r>
+              <w:rPr>
+                <w:rFonts w:ascii="Malgun Gothic" w:hAnsi="Malgun Gothic" w:eastAsia="Malgun Gothic"/>
+                <w:b w:val="0"/>
+                <w:color w:val="1F2937"/>
+                <w:sz w:val="20"/>
+              </w:rPr>
+              <w:t>앱은 서버 API 호출 구조</w:t>
+            </w:r>
+          </w:p>
+        </w:tc>
+      </w:tr>
+      <w:tr>
+        <w:tc>
+          <w:tcPr>
+            <w:tcW w:type="dxa" w:w="3389"/>
+            <w:tcBorders>
+              <w:top w:val="single" w:sz="6" w:space="0" w:color="D8E2EA"/>
+              <w:left w:val="single" w:sz="6" w:space="0" w:color="D8E2EA"/>
+              <w:bottom w:val="single" w:sz="6" w:space="0" w:color="D8E2EA"/>
+              <w:right w:val="single" w:sz="6" w:space="0" w:color="D8E2EA"/>
+            </w:tcBorders>
+            <w:tcMar>
+              <w:top w:w="90" w:type="dxa"/>
+              <w:start w:w="120" w:type="dxa"/>
+              <w:bottom w:w="90" w:type="dxa"/>
+              <w:end w:w="120" w:type="dxa"/>
+            </w:tcMar>
+            <w:vAlign w:val="center"/>
+          </w:tcPr>
+          <w:p>
+            <w:pPr>
+              <w:spacing w:line="288" w:lineRule="auto" w:after="0"/>
+            </w:pPr>
+            <w:r>
+              <w:rPr>
+                <w:rFonts w:ascii="Malgun Gothic" w:hAnsi="Malgun Gothic" w:eastAsia="Malgun Gothic"/>
+                <w:b w:val="0"/>
+                <w:color w:val="1F2937"/>
+                <w:sz w:val="20"/>
+              </w:rPr>
+              <w:t>앱 빌드 산출물</w:t>
+            </w:r>
+          </w:p>
+        </w:tc>
+        <w:tc>
+          <w:tcPr>
+            <w:tcW w:type="dxa" w:w="3389"/>
+            <w:tcBorders>
+              <w:top w:val="single" w:sz="6" w:space="0" w:color="D8E2EA"/>
+              <w:left w:val="single" w:sz="6" w:space="0" w:color="D8E2EA"/>
+              <w:bottom w:val="single" w:sz="6" w:space="0" w:color="D8E2EA"/>
+              <w:right w:val="single" w:sz="6" w:space="0" w:color="D8E2EA"/>
+            </w:tcBorders>
+            <w:tcMar>
+              <w:top w:w="90" w:type="dxa"/>
+              <w:start w:w="120" w:type="dxa"/>
+              <w:bottom w:w="90" w:type="dxa"/>
+              <w:end w:w="120" w:type="dxa"/>
+            </w:tcMar>
+            <w:vAlign w:val="center"/>
+          </w:tcPr>
+          <w:p>
+            <w:pPr>
+              <w:spacing w:line="288" w:lineRule="auto" w:after="0"/>
+            </w:pPr>
+            <w:r>
+              <w:rPr>
+                <w:rFonts w:ascii="Malgun Gothic" w:hAnsi="Malgun Gothic" w:eastAsia="Malgun Gothic"/>
+                <w:b w:val="0"/>
+                <w:color w:val="1F2937"/>
+                <w:sz w:val="20"/>
+              </w:rPr>
+              <w:t>모바일 앱 실행 화면과 배포 상태 확인</w:t>
+            </w:r>
+          </w:p>
+        </w:tc>
+        <w:tc>
+          <w:tcPr>
+            <w:tcW w:type="dxa" w:w="3389"/>
+            <w:tcBorders>
+              <w:top w:val="single" w:sz="6" w:space="0" w:color="D8E2EA"/>
+              <w:left w:val="single" w:sz="6" w:space="0" w:color="D8E2EA"/>
+              <w:bottom w:val="single" w:sz="6" w:space="0" w:color="D8E2EA"/>
+              <w:right w:val="single" w:sz="6" w:space="0" w:color="D8E2EA"/>
+            </w:tcBorders>
+            <w:tcMar>
+              <w:top w:w="90" w:type="dxa"/>
+              <w:start w:w="120" w:type="dxa"/>
+              <w:bottom w:w="90" w:type="dxa"/>
+              <w:end w:w="120" w:type="dxa"/>
+            </w:tcMar>
+            <w:vAlign w:val="center"/>
+          </w:tcPr>
+          <w:p>
+            <w:pPr>
+              <w:spacing w:line="288" w:lineRule="auto" w:after="0"/>
+            </w:pPr>
+            <w:r>
+              <w:rPr>
+                <w:rFonts w:ascii="Malgun Gothic" w:hAnsi="Malgun Gothic" w:eastAsia="Malgun Gothic"/>
+                <w:b w:val="0"/>
+                <w:color w:val="1F2937"/>
+                <w:sz w:val="20"/>
+              </w:rPr>
+              <w:t>본 문서 화면 증빙 포함</w:t>
+            </w:r>
+          </w:p>
+        </w:tc>
+      </w:tr>
+      <w:tr>
+        <w:tc>
+          <w:tcPr>
+            <w:tcW w:type="dxa" w:w="3389"/>
+            <w:tcBorders>
+              <w:top w:val="single" w:sz="6" w:space="0" w:color="D8E2EA"/>
+              <w:left w:val="single" w:sz="6" w:space="0" w:color="D8E2EA"/>
+              <w:bottom w:val="single" w:sz="6" w:space="0" w:color="D8E2EA"/>
+              <w:right w:val="single" w:sz="6" w:space="0" w:color="D8E2EA"/>
+            </w:tcBorders>
+            <w:tcMar>
+              <w:top w:w="90" w:type="dxa"/>
+              <w:start w:w="120" w:type="dxa"/>
+              <w:bottom w:w="90" w:type="dxa"/>
+              <w:end w:w="120" w:type="dxa"/>
+            </w:tcMar>
+            <w:vAlign w:val="center"/>
+          </w:tcPr>
+          <w:p>
+            <w:pPr>
+              <w:spacing w:line="288" w:lineRule="auto" w:after="0"/>
+            </w:pPr>
+            <w:r>
+              <w:rPr>
+                <w:rFonts w:ascii="Malgun Gothic" w:hAnsi="Malgun Gothic" w:eastAsia="Malgun Gothic"/>
+                <w:b w:val="0"/>
+                <w:color w:val="1F2937"/>
+                <w:sz w:val="20"/>
+              </w:rPr>
+              <w:t>관리자 페이지 접근 계정</w:t>
+            </w:r>
+          </w:p>
+        </w:tc>
+        <w:tc>
+          <w:tcPr>
+            <w:tcW w:type="dxa" w:w="3389"/>
+            <w:tcBorders>
+              <w:top w:val="single" w:sz="6" w:space="0" w:color="D8E2EA"/>
+              <w:left w:val="single" w:sz="6" w:space="0" w:color="D8E2EA"/>
+              <w:bottom w:val="single" w:sz="6" w:space="0" w:color="D8E2EA"/>
+              <w:right w:val="single" w:sz="6" w:space="0" w:color="D8E2EA"/>
+            </w:tcBorders>
+            <w:tcMar>
+              <w:top w:w="90" w:type="dxa"/>
+              <w:start w:w="120" w:type="dxa"/>
+              <w:bottom w:w="90" w:type="dxa"/>
+              <w:end w:w="120" w:type="dxa"/>
+            </w:tcMar>
+            <w:vAlign w:val="center"/>
+          </w:tcPr>
+          <w:p>
+            <w:pPr>
+              <w:spacing w:line="288" w:lineRule="auto" w:after="0"/>
+            </w:pPr>
+            <w:r>
+              <w:rPr>
+                <w:rFonts w:ascii="Malgun Gothic" w:hAnsi="Malgun Gothic" w:eastAsia="Malgun Gothic"/>
+                <w:b w:val="0"/>
+                <w:color w:val="1F2937"/>
+                <w:sz w:val="20"/>
+              </w:rPr>
+              <w:t>보안상 별도 전달</w:t>
+            </w:r>
+          </w:p>
+        </w:tc>
+        <w:tc>
+          <w:tcPr>
+            <w:tcW w:type="dxa" w:w="3389"/>
+            <w:tcBorders>
+              <w:top w:val="single" w:sz="6" w:space="0" w:color="D8E2EA"/>
+              <w:left w:val="single" w:sz="6" w:space="0" w:color="D8E2EA"/>
+              <w:bottom w:val="single" w:sz="6" w:space="0" w:color="D8E2EA"/>
+              <w:right w:val="single" w:sz="6" w:space="0" w:color="D8E2EA"/>
+            </w:tcBorders>
+            <w:tcMar>
+              <w:top w:w="90" w:type="dxa"/>
+              <w:start w:w="120" w:type="dxa"/>
+              <w:bottom w:w="90" w:type="dxa"/>
+              <w:end w:w="120" w:type="dxa"/>
+            </w:tcMar>
+            <w:vAlign w:val="center"/>
+          </w:tcPr>
+          <w:p>
+            <w:pPr>
+              <w:spacing w:line="288" w:lineRule="auto" w:after="0"/>
+            </w:pPr>
+            <w:r>
+              <w:rPr>
+                <w:rFonts w:ascii="Malgun Gothic" w:hAnsi="Malgun Gothic" w:eastAsia="Malgun Gothic"/>
+                <w:b w:val="0"/>
+                <w:color w:val="1F2937"/>
+                <w:sz w:val="20"/>
+              </w:rPr>
+              <w:t>앱 운영 콘텐츠 수정 경로와 연결</w:t>
+            </w:r>
+          </w:p>
+        </w:tc>
+      </w:tr>
+      <w:tr>
+        <w:tc>
+          <w:tcPr>
+            <w:tcW w:type="dxa" w:w="3389"/>
+            <w:tcBorders>
+              <w:top w:val="single" w:sz="6" w:space="0" w:color="D8E2EA"/>
+              <w:left w:val="single" w:sz="6" w:space="0" w:color="D8E2EA"/>
+              <w:bottom w:val="single" w:sz="6" w:space="0" w:color="D8E2EA"/>
+              <w:right w:val="single" w:sz="6" w:space="0" w:color="D8E2EA"/>
+            </w:tcBorders>
+            <w:tcMar>
+              <w:top w:w="90" w:type="dxa"/>
+              <w:start w:w="120" w:type="dxa"/>
+              <w:bottom w:w="90" w:type="dxa"/>
+              <w:end w:w="120" w:type="dxa"/>
+            </w:tcMar>
+            <w:vAlign w:val="center"/>
+          </w:tcPr>
+          <w:p>
+            <w:pPr>
+              <w:spacing w:line="288" w:lineRule="auto" w:after="0"/>
+            </w:pPr>
+            <w:r>
+              <w:rPr>
+                <w:rFonts w:ascii="Malgun Gothic" w:hAnsi="Malgun Gothic" w:eastAsia="Malgun Gothic"/>
+                <w:b w:val="0"/>
+                <w:color w:val="1F2937"/>
+                <w:sz w:val="20"/>
+              </w:rPr>
+              <w:t>기술 문서</w:t>
+            </w:r>
+          </w:p>
+        </w:tc>
+        <w:tc>
+          <w:tcPr>
+            <w:tcW w:type="dxa" w:w="3389"/>
+            <w:tcBorders>
+              <w:top w:val="single" w:sz="6" w:space="0" w:color="D8E2EA"/>
+              <w:left w:val="single" w:sz="6" w:space="0" w:color="D8E2EA"/>
+              <w:bottom w:val="single" w:sz="6" w:space="0" w:color="D8E2EA"/>
+              <w:right w:val="single" w:sz="6" w:space="0" w:color="D8E2EA"/>
+            </w:tcBorders>
+            <w:tcMar>
+              <w:top w:w="90" w:type="dxa"/>
+              <w:start w:w="120" w:type="dxa"/>
+              <w:bottom w:w="90" w:type="dxa"/>
+              <w:end w:w="120" w:type="dxa"/>
+            </w:tcMar>
+            <w:vAlign w:val="center"/>
+          </w:tcPr>
+          <w:p>
+            <w:pPr>
+              <w:spacing w:line="288" w:lineRule="auto" w:after="0"/>
+            </w:pPr>
+            <w:r>
+              <w:rPr>
+                <w:rFonts w:ascii="Malgun Gothic" w:hAnsi="Malgun Gothic" w:eastAsia="Malgun Gothic"/>
+                <w:b w:val="0"/>
+                <w:color w:val="1F2937"/>
+                <w:sz w:val="20"/>
+              </w:rPr>
+              <w:t>시스템 구성, API, 배포/운영 가이드 제공</w:t>
+            </w:r>
+          </w:p>
+        </w:tc>
+        <w:tc>
+          <w:tcPr>
+            <w:tcW w:type="dxa" w:w="3389"/>
+            <w:tcBorders>
+              <w:top w:val="single" w:sz="6" w:space="0" w:color="D8E2EA"/>
+              <w:left w:val="single" w:sz="6" w:space="0" w:color="D8E2EA"/>
+              <w:bottom w:val="single" w:sz="6" w:space="0" w:color="D8E2EA"/>
+              <w:right w:val="single" w:sz="6" w:space="0" w:color="D8E2EA"/>
+            </w:tcBorders>
+            <w:tcMar>
+              <w:top w:w="90" w:type="dxa"/>
+              <w:start w:w="120" w:type="dxa"/>
+              <w:bottom w:w="90" w:type="dxa"/>
+              <w:end w:w="120" w:type="dxa"/>
+            </w:tcMar>
+            <w:vAlign w:val="center"/>
+          </w:tcPr>
+          <w:p>
+            <w:pPr>
+              <w:spacing w:line="288" w:lineRule="auto" w:after="0"/>
+            </w:pPr>
+            <w:r>
+              <w:rPr>
+                <w:rFonts w:ascii="Malgun Gothic" w:hAnsi="Malgun Gothic" w:eastAsia="Malgun Gothic"/>
+                <w:b w:val="0"/>
+                <w:color w:val="1F2937"/>
+                <w:sz w:val="20"/>
+              </w:rPr>
+              <w:t>앱-서버 연결 구조 이해 가능</w:t>
+            </w:r>
+          </w:p>
+        </w:tc>
+      </w:tr>
+      <w:tr>
+        <w:tc>
+          <w:tcPr>
+            <w:tcW w:type="dxa" w:w="3389"/>
+            <w:tcBorders>
+              <w:top w:val="single" w:sz="6" w:space="0" w:color="D8E2EA"/>
+              <w:left w:val="single" w:sz="6" w:space="0" w:color="D8E2EA"/>
+              <w:bottom w:val="single" w:sz="6" w:space="0" w:color="D8E2EA"/>
+              <w:right w:val="single" w:sz="6" w:space="0" w:color="D8E2EA"/>
+            </w:tcBorders>
+            <w:tcMar>
+              <w:top w:w="90" w:type="dxa"/>
+              <w:start w:w="120" w:type="dxa"/>
+              <w:bottom w:w="90" w:type="dxa"/>
+              <w:end w:w="120" w:type="dxa"/>
+            </w:tcMar>
+            <w:vAlign w:val="center"/>
+          </w:tcPr>
+          <w:p>
+            <w:pPr>
+              <w:spacing w:line="288" w:lineRule="auto" w:after="0"/>
+            </w:pPr>
+            <w:r>
+              <w:rPr>
+                <w:rFonts w:ascii="Malgun Gothic" w:hAnsi="Malgun Gothic" w:eastAsia="Malgun Gothic"/>
+                <w:b w:val="0"/>
+                <w:color w:val="1F2937"/>
+                <w:sz w:val="20"/>
+              </w:rPr>
+              <w:t>관리자 사용 매뉴얼</w:t>
+            </w:r>
+          </w:p>
+        </w:tc>
+        <w:tc>
+          <w:tcPr>
+            <w:tcW w:type="dxa" w:w="3389"/>
+            <w:tcBorders>
+              <w:top w:val="single" w:sz="6" w:space="0" w:color="D8E2EA"/>
+              <w:left w:val="single" w:sz="6" w:space="0" w:color="D8E2EA"/>
+              <w:bottom w:val="single" w:sz="6" w:space="0" w:color="D8E2EA"/>
+              <w:right w:val="single" w:sz="6" w:space="0" w:color="D8E2EA"/>
+            </w:tcBorders>
+            <w:tcMar>
+              <w:top w:w="90" w:type="dxa"/>
+              <w:start w:w="120" w:type="dxa"/>
+              <w:bottom w:w="90" w:type="dxa"/>
+              <w:end w:w="120" w:type="dxa"/>
+            </w:tcMar>
+            <w:vAlign w:val="center"/>
+          </w:tcPr>
+          <w:p>
+            <w:pPr>
+              <w:spacing w:line="288" w:lineRule="auto" w:after="0"/>
+            </w:pPr>
+            <w:r>
+              <w:rPr>
+                <w:rFonts w:ascii="Malgun Gothic" w:hAnsi="Malgun Gothic" w:eastAsia="Malgun Gothic"/>
+                <w:b w:val="0"/>
+                <w:color w:val="1F2937"/>
+                <w:sz w:val="20"/>
+              </w:rPr>
+              <w:t>운영자 메뉴별 사용 방법 제공</w:t>
+            </w:r>
+          </w:p>
+        </w:tc>
+        <w:tc>
+          <w:tcPr>
+            <w:tcW w:type="dxa" w:w="3389"/>
+            <w:tcBorders>
+              <w:top w:val="single" w:sz="6" w:space="0" w:color="D8E2EA"/>
+              <w:left w:val="single" w:sz="6" w:space="0" w:color="D8E2EA"/>
+              <w:bottom w:val="single" w:sz="6" w:space="0" w:color="D8E2EA"/>
+              <w:right w:val="single" w:sz="6" w:space="0" w:color="D8E2EA"/>
+            </w:tcBorders>
+            <w:tcMar>
+              <w:top w:w="90" w:type="dxa"/>
+              <w:start w:w="120" w:type="dxa"/>
+              <w:bottom w:w="90" w:type="dxa"/>
+              <w:end w:w="120" w:type="dxa"/>
+            </w:tcMar>
+            <w:vAlign w:val="center"/>
+          </w:tcPr>
+          <w:p>
+            <w:pPr>
+              <w:spacing w:line="288" w:lineRule="auto" w:after="0"/>
+            </w:pPr>
+            <w:r>
+              <w:rPr>
+                <w:rFonts w:ascii="Malgun Gothic" w:hAnsi="Malgun Gothic" w:eastAsia="Malgun Gothic"/>
+                <w:b w:val="0"/>
+                <w:color w:val="1F2937"/>
+                <w:sz w:val="20"/>
+              </w:rPr>
+              <w:t>앱 노출 콘텐츠 수정 방법과 연결</w:t>
+            </w:r>
+          </w:p>
+        </w:tc>
+      </w:tr>
+      <w:tr>
+        <w:tc>
+          <w:tcPr>
+            <w:tcW w:type="dxa" w:w="3389"/>
+            <w:tcBorders>
+              <w:top w:val="single" w:sz="6" w:space="0" w:color="D8E2EA"/>
+              <w:left w:val="single" w:sz="6" w:space="0" w:color="D8E2EA"/>
+              <w:bottom w:val="single" w:sz="6" w:space="0" w:color="D8E2EA"/>
+              <w:right w:val="single" w:sz="6" w:space="0" w:color="D8E2EA"/>
+            </w:tcBorders>
+            <w:tcMar>
+              <w:top w:w="90" w:type="dxa"/>
+              <w:start w:w="120" w:type="dxa"/>
+              <w:bottom w:w="90" w:type="dxa"/>
+              <w:end w:w="120" w:type="dxa"/>
+            </w:tcMar>
+            <w:vAlign w:val="center"/>
+          </w:tcPr>
+          <w:p>
+            <w:pPr>
+              <w:spacing w:line="288" w:lineRule="auto" w:after="0"/>
+            </w:pPr>
+            <w:r>
+              <w:rPr>
+                <w:rFonts w:ascii="Malgun Gothic" w:hAnsi="Malgun Gothic" w:eastAsia="Malgun Gothic"/>
+                <w:b w:val="0"/>
+                <w:color w:val="1F2937"/>
+                <w:sz w:val="20"/>
+              </w:rPr>
+              <w:t>검수 문서</w:t>
+            </w:r>
+          </w:p>
+        </w:tc>
+        <w:tc>
+          <w:tcPr>
+            <w:tcW w:type="dxa" w:w="3389"/>
+            <w:tcBorders>
+              <w:top w:val="single" w:sz="6" w:space="0" w:color="D8E2EA"/>
+              <w:left w:val="single" w:sz="6" w:space="0" w:color="D8E2EA"/>
+              <w:bottom w:val="single" w:sz="6" w:space="0" w:color="D8E2EA"/>
+              <w:right w:val="single" w:sz="6" w:space="0" w:color="D8E2EA"/>
+            </w:tcBorders>
+            <w:tcMar>
+              <w:top w:w="90" w:type="dxa"/>
+              <w:start w:w="120" w:type="dxa"/>
+              <w:bottom w:w="90" w:type="dxa"/>
+              <w:end w:w="120" w:type="dxa"/>
+            </w:tcMar>
+            <w:vAlign w:val="center"/>
+          </w:tcPr>
+          <w:p>
+            <w:pPr>
+              <w:spacing w:line="288" w:lineRule="auto" w:after="0"/>
+            </w:pPr>
+            <w:r>
+              <w:rPr>
+                <w:rFonts w:ascii="Malgun Gothic" w:hAnsi="Malgun Gothic" w:eastAsia="Malgun Gothic"/>
+                <w:b w:val="0"/>
+                <w:color w:val="1F2937"/>
+                <w:sz w:val="20"/>
+              </w:rPr>
+              <w:t>앱/관리자 완료 보고서와 화면 증빙 제공</w:t>
+            </w:r>
+          </w:p>
+        </w:tc>
+        <w:tc>
+          <w:tcPr>
+            <w:tcW w:type="dxa" w:w="3389"/>
+            <w:tcBorders>
+              <w:top w:val="single" w:sz="6" w:space="0" w:color="D8E2EA"/>
+              <w:left w:val="single" w:sz="6" w:space="0" w:color="D8E2EA"/>
+              <w:bottom w:val="single" w:sz="6" w:space="0" w:color="D8E2EA"/>
+              <w:right w:val="single" w:sz="6" w:space="0" w:color="D8E2EA"/>
+            </w:tcBorders>
+            <w:tcMar>
+              <w:top w:w="90" w:type="dxa"/>
+              <w:start w:w="120" w:type="dxa"/>
+              <w:bottom w:w="90" w:type="dxa"/>
+              <w:end w:w="120" w:type="dxa"/>
+            </w:tcMar>
+            <w:vAlign w:val="center"/>
+          </w:tcPr>
+          <w:p>
+            <w:pPr>
+              <w:spacing w:line="288" w:lineRule="auto" w:after="0"/>
+            </w:pPr>
+            <w:r>
+              <w:rPr>
+                <w:rFonts w:ascii="Malgun Gothic" w:hAnsi="Malgun Gothic" w:eastAsia="Malgun Gothic"/>
+                <w:b w:val="0"/>
+                <w:color w:val="1F2937"/>
+                <w:sz w:val="20"/>
+              </w:rPr>
+              <w:t>본 문서 포함</w:t>
+            </w:r>
+          </w:p>
+        </w:tc>
+      </w:tr>
+    </w:tbl>
     <w:sectPr>
-      <w:footerReference w:type="default" r:id="rId13"/>
+      <w:footerReference w:type="default" r:id="rId9"/>
       <w:pgSz w:w="12240" w:h="15840"/>
-      <w:pgMar w:top="1152" w:right="1224" w:bottom="1080" w:left="1224" w:header="720" w:footer="720" w:gutter="0"/>
+      <w:pgMar w:top="1037" w:right="1037" w:bottom="1037" w:left="1037" w:header="432" w:footer="432" w:gutter="0"/>
       <w:cols w:space="720"/>
       <w:docGrid w:linePitch="360"/>
     </w:sectPr>
@@ -902,15 +4538,15 @@
   <w:p>
     <w:pPr>
       <w:pStyle w:val="Footer"/>
-      <w:jc w:val="right"/>
+      <w:jc w:val="center"/>
     </w:pPr>
     <w:r>
       <w:rPr>
         <w:rFonts w:ascii="Malgun Gothic" w:hAnsi="Malgun Gothic" w:eastAsia="Malgun Gothic"/>
-        <w:color w:val="5B6F7E"/>
+        <w:color w:val="4B5563"/>
         <w:sz w:val="16"/>
       </w:rPr>
-      <w:t>아가야 완료 보고서</w:t>
+      <w:t>아가야 납품 완료 보고서 | 계약 범위 검수용</w:t>
     </w:r>
   </w:p>
 </w:ftr>
@@ -1280,12 +4916,12 @@
     <w:qFormat/>
     <w:rsid w:val="00FC693F"/>
     <w:pPr>
-      <w:spacing w:line="283" w:lineRule="auto" w:after="120"/>
+      <w:spacing w:line="288" w:lineRule="auto" w:after="80"/>
     </w:pPr>
     <w:rPr>
       <w:rFonts w:ascii="Malgun Gothic" w:hAnsi="Malgun Gothic" w:eastAsia="Malgun Gothic"/>
-      <w:color w:val="162230"/>
-      <w:sz w:val="21"/>
+      <w:color w:val="1F2937"/>
+      <w:sz w:val="20"/>
     </w:rPr>
   </w:style>
   <w:style w:type="paragraph" w:styleId="Header">
@@ -1343,15 +4979,15 @@
     <w:pPr>
       <w:keepNext/>
       <w:keepLines/>
-      <w:spacing w:before="320" w:after="120"/>
+      <w:spacing w:before="280" w:after="120" w:line="288" w:lineRule="auto"/>
       <w:outlineLvl w:val="0"/>
     </w:pPr>
     <w:rPr>
       <w:rFonts w:asciiTheme="majorHAnsi" w:eastAsiaTheme="majorEastAsia" w:hAnsiTheme="majorHAnsi" w:cstheme="majorBidi" w:ascii="Malgun Gothic" w:hAnsi="Malgun Gothic" w:eastAsia="Malgun Gothic"/>
       <w:b/>
       <w:bCs/>
-      <w:color w:val="205C8E"/>
-      <w:sz w:val="30"/>
+      <w:color w:val="246378"/>
+      <w:sz w:val="28"/>
       <w:szCs w:val="28"/>
     </w:rPr>
   </w:style>
@@ -1367,15 +5003,15 @@
     <w:pPr>
       <w:keepNext/>
       <w:keepLines/>
-      <w:spacing w:before="200" w:after="80"/>
+      <w:spacing w:before="200" w:after="80" w:line="288" w:lineRule="auto"/>
       <w:outlineLvl w:val="1"/>
     </w:pPr>
     <w:rPr>
       <w:rFonts w:asciiTheme="majorHAnsi" w:eastAsiaTheme="majorEastAsia" w:hAnsiTheme="majorHAnsi" w:cstheme="majorBidi" w:ascii="Malgun Gothic" w:hAnsi="Malgun Gothic" w:eastAsia="Malgun Gothic"/>
       <w:b/>
       <w:bCs/>
-      <w:color w:val="162230"/>
-      <w:sz w:val="25"/>
+      <w:color w:val="4C8978"/>
+      <w:sz w:val="22"/>
       <w:szCs w:val="26"/>
     </w:rPr>
   </w:style>
@@ -1391,14 +5027,15 @@
     <w:pPr>
       <w:keepNext/>
       <w:keepLines/>
-      <w:spacing w:before="200" w:after="0"/>
+      <w:spacing w:before="160" w:after="40" w:line="288" w:lineRule="auto"/>
       <w:outlineLvl w:val="2"/>
     </w:pPr>
     <w:rPr>
-      <w:rFonts w:asciiTheme="majorHAnsi" w:eastAsiaTheme="majorEastAsia" w:hAnsiTheme="majorHAnsi" w:cstheme="majorBidi"/>
+      <w:rFonts w:asciiTheme="majorHAnsi" w:eastAsiaTheme="majorEastAsia" w:hAnsiTheme="majorHAnsi" w:cstheme="majorBidi" w:ascii="Malgun Gothic" w:hAnsi="Malgun Gothic" w:eastAsia="Malgun Gothic"/>
       <w:b/>
       <w:bCs/>
-      <w:color w:val="4F81BD" w:themeColor="accent1"/>
+      <w:color w:val="1F2937"/>
+      <w:sz w:val="20"/>
     </w:rPr>
   </w:style>
   <w:style w:type="paragraph" w:styleId="Heading4">
@@ -1632,16 +5269,16 @@
       <w:pBdr>
         <w:bottom w:val="single" w:sz="8" w:space="4" w:color="4F81BD" w:themeColor="accent1"/>
       </w:pBdr>
-      <w:spacing w:after="160" w:line="240" w:lineRule="auto" w:before="0"/>
+      <w:spacing w:after="120" w:line="288" w:lineRule="auto" w:before="0"/>
       <w:contextualSpacing/>
     </w:pPr>
     <w:rPr>
       <w:rFonts w:asciiTheme="majorHAnsi" w:eastAsiaTheme="majorEastAsia" w:hAnsiTheme="majorHAnsi" w:cstheme="majorBidi" w:ascii="Malgun Gothic" w:hAnsi="Malgun Gothic" w:eastAsia="Malgun Gothic"/>
       <w:b/>
-      <w:color w:val="162230"/>
+      <w:color w:val="246378"/>
       <w:spacing w:val="5"/>
       <w:kern w:val="28"/>
-      <w:sz w:val="44"/>
+      <w:sz w:val="40"/>
       <w:szCs w:val="52"/>
     </w:rPr>
   </w:style>
@@ -1672,14 +5309,16 @@
       <w:numPr>
         <w:ilvl w:val="1"/>
       </w:numPr>
+      <w:spacing w:line="288" w:lineRule="auto" w:before="0" w:after="360"/>
     </w:pPr>
     <w:rPr>
-      <w:rFonts w:asciiTheme="majorHAnsi" w:eastAsiaTheme="majorEastAsia" w:hAnsiTheme="majorHAnsi" w:cstheme="majorBidi"/>
+      <w:rFonts w:asciiTheme="majorHAnsi" w:eastAsiaTheme="majorEastAsia" w:hAnsiTheme="majorHAnsi" w:cstheme="majorBidi" w:ascii="Malgun Gothic" w:hAnsi="Malgun Gothic" w:eastAsia="Malgun Gothic"/>
+      <w:b w:val="0"/>
       <w:i/>
       <w:iCs/>
-      <w:color w:val="4F81BD" w:themeColor="accent1"/>
+      <w:color w:val="4B5563"/>
       <w:spacing w:val="15"/>
-      <w:sz w:val="24"/>
+      <w:sz w:val="20"/>
       <w:szCs w:val="24"/>
     </w:rPr>
   </w:style>
@@ -1718,8 +5357,13 @@
     <w:unhideWhenUsed/>
     <w:rsid w:val="00AA1D8D"/>
     <w:pPr>
-      <w:spacing w:after="120"/>
+      <w:spacing w:after="80" w:line="288" w:lineRule="auto"/>
     </w:pPr>
+    <w:rPr>
+      <w:rFonts w:ascii="Malgun Gothic" w:hAnsi="Malgun Gothic" w:eastAsia="Malgun Gothic"/>
+      <w:color w:val="1F2937"/>
+      <w:sz w:val="20"/>
+    </w:rPr>
   </w:style>
   <w:style w:type="character" w:customStyle="1" w:styleId="BodyTextChar">
     <w:name w:val="Body Text Char"/>

--- a/docs/delivery/아가야_앱_완료보고서.docx
+++ b/docs/delivery/아가야_앱_완료보고서.docx
@@ -70,8 +70,6 @@
                 <w:color w:val="4C8978"/>
                 <w:sz w:val="20"/>
               </w:rPr>
-              <w:t>문서 목적</w:t>
-              <w:br/>
             </w:r>
             <w:r>
               <w:rPr>
@@ -80,7 +78,15 @@
                 <w:color w:val="1F2937"/>
                 <w:sz w:val="20"/>
               </w:rPr>
-              <w:t>이 문서는 임산부 사용자가 앱에서 실제로 확인하는 기능을 계약서와 SOW 기준으로 정리한 완료 보고서입니다. 개발자 용어보다 검수자가 화면에서 무엇을 확인하면 되는지에 초점을 둡니다.</w:t>
+            </w:r>
+            <w:r>
+              <w:rPr>
+                <w:rFonts w:ascii="Malgun Gothic" w:hAnsi="Malgun Gothic" w:eastAsia="Malgun Gothic"/>
+                <w:sz w:val="20"/>
+              </w:rPr>
+              <w:t>문서 목적</w:t>
+              <w:br/>
+              <w:t>이 문서는 임산부 사용자가 앱에서 실제로 확인하는 기능을 계약서와 개발 범위서 기준으로 정리한 완료 보고서입니다. 개발자 용어보다 검수자가 화면에서 무엇을 확인하면 되는지에 초점을 둡니다.</w:t>
             </w:r>
           </w:p>
         </w:tc>
@@ -378,7 +384,13 @@
                 <w:color w:val="1F2937"/>
                 <w:sz w:val="20"/>
               </w:rPr>
-              <w:t>전화번호 기반 로그인/재로그인, 세션 유지</w:t>
+            </w:r>
+            <w:r>
+              <w:rPr>
+                <w:rFonts w:ascii="Malgun Gothic" w:hAnsi="Malgun Gothic" w:eastAsia="Malgun Gothic"/>
+                <w:sz w:val="20"/>
+              </w:rPr>
+              <w:t>전화번호 기반 로그인/재로그인, 로그인 유지</w:t>
             </w:r>
           </w:p>
         </w:tc>
@@ -476,7 +488,13 @@
                 <w:color w:val="1F2937"/>
                 <w:sz w:val="20"/>
               </w:rPr>
-              <w:t>가드레일, 감정 반응, RAG 기반 답변, 오늘의 질문 흐름</w:t>
+            </w:r>
+            <w:r>
+              <w:rPr>
+                <w:rFonts w:ascii="Malgun Gothic" w:hAnsi="Malgun Gothic" w:eastAsia="Malgun Gothic"/>
+                <w:sz w:val="20"/>
+              </w:rPr>
+              <w:t>안전 응답 장치, 감정 반응, 자료 기반 답변, 오늘의 질문 흐름</w:t>
             </w:r>
           </w:p>
         </w:tc>
@@ -542,7 +560,19 @@
                 <w:color w:val="1F2937"/>
                 <w:sz w:val="20"/>
               </w:rPr>
-              <w:t>서버/API/푸시 연동</w:t>
+            </w:r>
+            <w:r>
+              <w:rPr>
+                <w:rFonts w:ascii="Malgun Gothic" w:hAnsi="Malgun Gothic" w:eastAsia="Malgun Gothic"/>
+                <w:sz w:val="20"/>
+              </w:rPr>
+            </w:r>
+            <w:r>
+              <w:rPr>
+                <w:rFonts w:ascii="Malgun Gothic" w:hAnsi="Malgun Gothic" w:eastAsia="Malgun Gothic"/>
+                <w:sz w:val="20"/>
+              </w:rPr>
+              <w:t>운영 시스템과 알림 연동</w:t>
             </w:r>
           </w:p>
         </w:tc>
@@ -574,7 +604,19 @@
                 <w:color w:val="1F2937"/>
                 <w:sz w:val="20"/>
               </w:rPr>
-              <w:t>앱은 서버 API를 호출하고, 알림/운영 설정은 서버 기준으로 반영</w:t>
+            </w:r>
+            <w:r>
+              <w:rPr>
+                <w:rFonts w:ascii="Malgun Gothic" w:hAnsi="Malgun Gothic" w:eastAsia="Malgun Gothic"/>
+                <w:sz w:val="20"/>
+              </w:rPr>
+            </w:r>
+            <w:r>
+              <w:rPr>
+                <w:rFonts w:ascii="Malgun Gothic" w:hAnsi="Malgun Gothic" w:eastAsia="Malgun Gothic"/>
+                <w:sz w:val="20"/>
+              </w:rPr>
+              <w:t>앱은 운영 시스템을 호출하고, 알림/운영 설정은 운영 시스템 기준으로 반영</w:t>
             </w:r>
           </w:p>
         </w:tc>
@@ -672,7 +714,13 @@
                 <w:color w:val="1F2937"/>
                 <w:sz w:val="20"/>
               </w:rPr>
-              <w:t>웹앱 래핑 기반 모바일 앱 빌드 및 앱 내 화면 검수</w:t>
+            </w:r>
+            <w:r>
+              <w:rPr>
+                <w:rFonts w:ascii="Malgun Gothic" w:hAnsi="Malgun Gothic" w:eastAsia="Malgun Gothic"/>
+                <w:sz w:val="20"/>
+              </w:rPr>
+              <w:t>모바일 앱 실행 산출물 및 앱 내 화면 검수</w:t>
             </w:r>
           </w:p>
         </w:tc>
@@ -904,7 +952,13 @@
                 <w:color w:val="1F2937"/>
                 <w:sz w:val="20"/>
               </w:rPr>
-              <w:t>전화번호 인증 회원가입/로그인, 자동 로그인 성격의 세션 유지</w:t>
+            </w:r>
+            <w:r>
+              <w:rPr>
+                <w:rFonts w:ascii="Malgun Gothic" w:hAnsi="Malgun Gothic" w:eastAsia="Malgun Gothic"/>
+                <w:sz w:val="20"/>
+              </w:rPr>
+              <w:t>전화번호 인증 회원가입/로그인, 자동 로그인 성격의 로그인 유지</w:t>
             </w:r>
           </w:p>
         </w:tc>
@@ -1691,7 +1745,19 @@
                 <w:color w:val="246378"/>
                 <w:sz w:val="20"/>
               </w:rPr>
-              <w:t>AC</w:t>
+            </w:r>
+            <w:r>
+              <w:rPr>
+                <w:rFonts w:ascii="Malgun Gothic" w:hAnsi="Malgun Gothic" w:eastAsia="Malgun Gothic"/>
+                <w:sz w:val="20"/>
+              </w:rPr>
+            </w:r>
+            <w:r>
+              <w:rPr>
+                <w:rFonts w:ascii="Malgun Gothic" w:hAnsi="Malgun Gothic" w:eastAsia="Malgun Gothic"/>
+                <w:sz w:val="20"/>
+              </w:rPr>
+              <w:t>계약 검수 번호</w:t>
             </w:r>
           </w:p>
         </w:tc>
@@ -1824,7 +1890,13 @@
                 <w:color w:val="1F2937"/>
                 <w:sz w:val="20"/>
               </w:rPr>
-              <w:t>AC-001</w:t>
+            </w:r>
+            <w:r>
+              <w:rPr>
+                <w:rFonts w:ascii="Malgun Gothic" w:hAnsi="Malgun Gothic" w:eastAsia="Malgun Gothic"/>
+                <w:sz w:val="20"/>
+              </w:rPr>
+              <w:t>검수-001</w:t>
             </w:r>
           </w:p>
         </w:tc>
@@ -1954,7 +2026,13 @@
                 <w:color w:val="1F2937"/>
                 <w:sz w:val="20"/>
               </w:rPr>
-              <w:t>AC-002</w:t>
+            </w:r>
+            <w:r>
+              <w:rPr>
+                <w:rFonts w:ascii="Malgun Gothic" w:hAnsi="Malgun Gothic" w:eastAsia="Malgun Gothic"/>
+                <w:sz w:val="20"/>
+              </w:rPr>
+              <w:t>검수-002</w:t>
             </w:r>
           </w:p>
         </w:tc>
@@ -2084,7 +2162,13 @@
                 <w:color w:val="1F2937"/>
                 <w:sz w:val="20"/>
               </w:rPr>
-              <w:t>AC-003</w:t>
+            </w:r>
+            <w:r>
+              <w:rPr>
+                <w:rFonts w:ascii="Malgun Gothic" w:hAnsi="Malgun Gothic" w:eastAsia="Malgun Gothic"/>
+                <w:sz w:val="20"/>
+              </w:rPr>
+              <w:t>검수-003</w:t>
             </w:r>
           </w:p>
         </w:tc>
@@ -2116,7 +2200,13 @@
                 <w:color w:val="1F2937"/>
                 <w:sz w:val="20"/>
               </w:rPr>
-              <w:t>가드레일</w:t>
+            </w:r>
+            <w:r>
+              <w:rPr>
+                <w:rFonts w:ascii="Malgun Gothic" w:hAnsi="Malgun Gothic" w:eastAsia="Malgun Gothic"/>
+                <w:sz w:val="20"/>
+              </w:rPr>
+              <w:t>안전 응답 장치</w:t>
             </w:r>
           </w:p>
         </w:tc>
@@ -2214,7 +2304,13 @@
                 <w:color w:val="1F2937"/>
                 <w:sz w:val="20"/>
               </w:rPr>
-              <w:t>AC-006</w:t>
+            </w:r>
+            <w:r>
+              <w:rPr>
+                <w:rFonts w:ascii="Malgun Gothic" w:hAnsi="Malgun Gothic" w:eastAsia="Malgun Gothic"/>
+                <w:sz w:val="20"/>
+              </w:rPr>
+              <w:t>검수-006</w:t>
             </w:r>
           </w:p>
         </w:tc>
@@ -2344,7 +2440,13 @@
                 <w:color w:val="1F2937"/>
                 <w:sz w:val="20"/>
               </w:rPr>
-              <w:t>AC-007</w:t>
+            </w:r>
+            <w:r>
+              <w:rPr>
+                <w:rFonts w:ascii="Malgun Gothic" w:hAnsi="Malgun Gothic" w:eastAsia="Malgun Gothic"/>
+                <w:sz w:val="20"/>
+              </w:rPr>
+              <w:t>검수-007</w:t>
             </w:r>
           </w:p>
         </w:tc>
@@ -2408,7 +2510,13 @@
                 <w:color w:val="1F2937"/>
                 <w:sz w:val="20"/>
               </w:rPr>
-              <w:t>운영 서버 연결 기준 핵심 앱 흐름 확인</w:t>
+            </w:r>
+            <w:r>
+              <w:rPr>
+                <w:rFonts w:ascii="Malgun Gothic" w:hAnsi="Malgun Gothic" w:eastAsia="Malgun Gothic"/>
+                <w:sz w:val="20"/>
+              </w:rPr>
+              <w:t>운영 시스템 연결 기준 핵심 앱 흐름 확인</w:t>
             </w:r>
           </w:p>
         </w:tc>
@@ -3204,7 +3312,19 @@
                 <w:color w:val="1F2937"/>
                 <w:sz w:val="20"/>
               </w:rPr>
-              <w:t>서버 운영</w:t>
+            </w:r>
+            <w:r>
+              <w:rPr>
+                <w:rFonts w:ascii="Malgun Gothic" w:hAnsi="Malgun Gothic" w:eastAsia="Malgun Gothic"/>
+                <w:sz w:val="20"/>
+              </w:rPr>
+            </w:r>
+            <w:r>
+              <w:rPr>
+                <w:rFonts w:ascii="Malgun Gothic" w:hAnsi="Malgun Gothic" w:eastAsia="Malgun Gothic"/>
+                <w:sz w:val="20"/>
+              </w:rPr>
+              <w:t>운영 시스템</w:t>
             </w:r>
           </w:p>
         </w:tc>
@@ -3268,7 +3388,19 @@
                 <w:color w:val="1F2937"/>
                 <w:sz w:val="20"/>
               </w:rPr>
-              <w:t>앱은 운영 서버 API 호출 구조</w:t>
+            </w:r>
+            <w:r>
+              <w:rPr>
+                <w:rFonts w:ascii="Malgun Gothic" w:hAnsi="Malgun Gothic" w:eastAsia="Malgun Gothic"/>
+                <w:sz w:val="20"/>
+              </w:rPr>
+            </w:r>
+            <w:r>
+              <w:rPr>
+                <w:rFonts w:ascii="Malgun Gothic" w:hAnsi="Malgun Gothic" w:eastAsia="Malgun Gothic"/>
+                <w:sz w:val="20"/>
+              </w:rPr>
+              <w:t>앱은 운영 시스템과 연결되는 구조</w:t>
             </w:r>
           </w:p>
         </w:tc>
@@ -3302,7 +3434,13 @@
                 <w:color w:val="1F2937"/>
                 <w:sz w:val="20"/>
               </w:rPr>
-              <w:t>AI 채팅 API</w:t>
+            </w:r>
+            <w:r>
+              <w:rPr>
+                <w:rFonts w:ascii="Malgun Gothic" w:hAnsi="Malgun Gothic" w:eastAsia="Malgun Gothic"/>
+                <w:sz w:val="20"/>
+              </w:rPr>
+              <w:t>AI 대화 기능 운영</w:t>
             </w:r>
           </w:p>
         </w:tc>
@@ -3400,7 +3538,13 @@
                 <w:color w:val="1F2937"/>
                 <w:sz w:val="20"/>
               </w:rPr>
-              <w:t>검색/RAG API</w:t>
+            </w:r>
+            <w:r>
+              <w:rPr>
+                <w:rFonts w:ascii="Malgun Gothic" w:hAnsi="Malgun Gothic" w:eastAsia="Malgun Gothic"/>
+                <w:sz w:val="20"/>
+              </w:rPr>
+              <w:t>자료 기반 답변 운영</w:t>
             </w:r>
           </w:p>
         </w:tc>
@@ -3686,8 +3830,6 @@
                 <w:color w:val="4C8978"/>
                 <w:sz w:val="20"/>
               </w:rPr>
-              <w:t>앱 검수 결론</w:t>
-              <w:br/>
             </w:r>
             <w:r>
               <w:rPr>
@@ -3696,7 +3838,21 @@
                 <w:color w:val="1F2937"/>
                 <w:sz w:val="20"/>
               </w:rPr>
-              <w:t>사용자 기준 핵심 기능인 로그인, 주차별 정보 확인, 체크리스트, AI 대화, 대화 저장/요약, 날짜별 재조회가 계약 범위에 맞게 제공됩니다. 앱은 서버가 관리하는 콘텐츠와 대화 설정을 호출하는 구조이므로, 운영자가 수정한 내용은 서버 기준으로 앱에 반영됩니다.</w:t>
+            </w:r>
+            <w:r>
+              <w:rPr>
+                <w:rFonts w:ascii="Malgun Gothic" w:hAnsi="Malgun Gothic" w:eastAsia="Malgun Gothic"/>
+                <w:sz w:val="20"/>
+              </w:rPr>
+            </w:r>
+            <w:r>
+              <w:rPr>
+                <w:rFonts w:ascii="Malgun Gothic" w:hAnsi="Malgun Gothic" w:eastAsia="Malgun Gothic"/>
+                <w:sz w:val="20"/>
+              </w:rPr>
+              <w:t>앱 검수 결론</w:t>
+              <w:br/>
+              <w:t>사용자 기준 핵심 기능인 로그인, 주차별 정보 확인, 체크리스트, AI 대화, 대화 저장/요약, 날짜별 재조회가 계약 범위에 맞게 제공됩니다. 앱은 운영 시스템이 관리하는 콘텐츠와 대화 설정을 호출하는 구조이므로, 운영자가 수정한 내용은 운영 시스템 기준으로 앱에 반영됩니다.</w:t>
             </w:r>
           </w:p>
         </w:tc>
@@ -3896,7 +4052,25 @@
                 <w:color w:val="1F2937"/>
                 <w:sz w:val="20"/>
               </w:rPr>
-              <w:t>Git 저장소 기준 인계</w:t>
+            </w:r>
+            <w:r>
+              <w:rPr>
+                <w:rFonts w:ascii="Malgun Gothic" w:hAnsi="Malgun Gothic" w:eastAsia="Malgun Gothic"/>
+                <w:sz w:val="20"/>
+              </w:rPr>
+            </w:r>
+            <w:r>
+              <w:rPr>
+                <w:rFonts w:ascii="Malgun Gothic" w:hAnsi="Malgun Gothic" w:eastAsia="Malgun Gothic"/>
+                <w:sz w:val="20"/>
+              </w:rPr>
+            </w:r>
+            <w:r>
+              <w:rPr>
+                <w:rFonts w:ascii="Malgun Gothic" w:hAnsi="Malgun Gothic" w:eastAsia="Malgun Gothic"/>
+                <w:sz w:val="20"/>
+              </w:rPr>
+              <w:t>소스코드 저장소로 인계</w:t>
             </w:r>
           </w:p>
         </w:tc>
@@ -3962,7 +4136,13 @@
                 <w:color w:val="1F2937"/>
                 <w:sz w:val="20"/>
               </w:rPr>
-              <w:t>운영 서버 배포 완료 상태</w:t>
+            </w:r>
+            <w:r>
+              <w:rPr>
+                <w:rFonts w:ascii="Malgun Gothic" w:hAnsi="Malgun Gothic" w:eastAsia="Malgun Gothic"/>
+                <w:sz w:val="20"/>
+              </w:rPr>
+              <w:t>운영 시스템 배포 완료 상태</w:t>
             </w:r>
           </w:p>
         </w:tc>
@@ -3994,7 +4174,25 @@
                 <w:color w:val="1F2937"/>
                 <w:sz w:val="20"/>
               </w:rPr>
-              <w:t>운영 서버와 앱 API 연결 확인</w:t>
+            </w:r>
+            <w:r>
+              <w:rPr>
+                <w:rFonts w:ascii="Malgun Gothic" w:hAnsi="Malgun Gothic" w:eastAsia="Malgun Gothic"/>
+                <w:sz w:val="20"/>
+              </w:rPr>
+            </w:r>
+            <w:r>
+              <w:rPr>
+                <w:rFonts w:ascii="Malgun Gothic" w:hAnsi="Malgun Gothic" w:eastAsia="Malgun Gothic"/>
+                <w:sz w:val="20"/>
+              </w:rPr>
+            </w:r>
+            <w:r>
+              <w:rPr>
+                <w:rFonts w:ascii="Malgun Gothic" w:hAnsi="Malgun Gothic" w:eastAsia="Malgun Gothic"/>
+                <w:sz w:val="20"/>
+              </w:rPr>
+              <w:t>운영 시스템과 앱 연결 확인</w:t>
             </w:r>
           </w:p>
         </w:tc>
@@ -4026,7 +4224,19 @@
                 <w:color w:val="1F2937"/>
                 <w:sz w:val="20"/>
               </w:rPr>
-              <w:t>앱은 서버 API 호출 구조</w:t>
+            </w:r>
+            <w:r>
+              <w:rPr>
+                <w:rFonts w:ascii="Malgun Gothic" w:hAnsi="Malgun Gothic" w:eastAsia="Malgun Gothic"/>
+                <w:sz w:val="20"/>
+              </w:rPr>
+            </w:r>
+            <w:r>
+              <w:rPr>
+                <w:rFonts w:ascii="Malgun Gothic" w:hAnsi="Malgun Gothic" w:eastAsia="Malgun Gothic"/>
+                <w:sz w:val="20"/>
+              </w:rPr>
+              <w:t>앱은 운영 시스템과 연결되는 구조</w:t>
             </w:r>
           </w:p>
         </w:tc>
@@ -4288,7 +4498,19 @@
                 <w:color w:val="1F2937"/>
                 <w:sz w:val="20"/>
               </w:rPr>
-              <w:t>시스템 구성, API, 배포/운영 가이드 제공</w:t>
+            </w:r>
+            <w:r>
+              <w:rPr>
+                <w:rFonts w:ascii="Malgun Gothic" w:hAnsi="Malgun Gothic" w:eastAsia="Malgun Gothic"/>
+                <w:sz w:val="20"/>
+              </w:rPr>
+            </w:r>
+            <w:r>
+              <w:rPr>
+                <w:rFonts w:ascii="Malgun Gothic" w:hAnsi="Malgun Gothic" w:eastAsia="Malgun Gothic"/>
+                <w:sz w:val="20"/>
+              </w:rPr>
+              <w:t>시스템 구성, 연결 방식, 배포/운영 가이드 제공</w:t>
             </w:r>
           </w:p>
         </w:tc>
@@ -4320,7 +4542,13 @@
                 <w:color w:val="1F2937"/>
                 <w:sz w:val="20"/>
               </w:rPr>
-              <w:t>앱-서버 연결 구조 이해 가능</w:t>
+            </w:r>
+            <w:r>
+              <w:rPr>
+                <w:rFonts w:ascii="Malgun Gothic" w:hAnsi="Malgun Gothic" w:eastAsia="Malgun Gothic"/>
+                <w:sz w:val="20"/>
+              </w:rPr>
+              <w:t>앱과 운영 시스템 연결 구조 이해 가능</w:t>
             </w:r>
           </w:p>
         </w:tc>

--- a/docs/delivery/아가야_앱_완료보고서.docx
+++ b/docs/delivery/아가야_앱_완료보고서.docx
@@ -3778,6 +3778,18 @@
     </w:p>
     <w:p>
       <w:pPr>
+        <w:spacing w:line="288" w:lineRule="auto"/>
+      </w:pPr>
+      <w:r>
+        <w:rPr>
+          <w:rFonts w:ascii="Malgun Gothic" w:hAnsi="Malgun Gothic" w:eastAsia="Malgun Gothic"/>
+          <w:sz w:val="20"/>
+        </w:rPr>
+        <w:t>관리자 계정, 임시 비밀번호, 테스트 전화번호 등 민감 정보는 완료보고서가 아니라 「아가야_보안정보_전달문서.docx」에 별도로 기입해 전달합니다.</w:t>
+      </w:r>
+    </w:p>
+    <w:p>
+      <w:pPr>
         <w:pStyle w:val="Heading1"/>
         <w:spacing w:line="288" w:lineRule="auto"/>
       </w:pPr>
@@ -4432,7 +4444,13 @@
                 <w:color w:val="1F2937"/>
                 <w:sz w:val="20"/>
               </w:rPr>
-              <w:t>앱 운영 콘텐츠 수정 경로와 연결</w:t>
+            </w:r>
+            <w:r>
+              <w:rPr>
+                <w:rFonts w:ascii="Malgun Gothic" w:hAnsi="Malgun Gothic" w:eastAsia="Malgun Gothic"/>
+                <w:sz w:val="20"/>
+              </w:rPr>
+              <w:t>보안정보 전달문서에 별도 기입 후 전달</w:t>
             </w:r>
           </w:p>
         </w:tc>
